--- a/docs/quarto/index.docx
+++ b/docs/quarto/index.docx
@@ -153,7 +153,7 @@
           <w:b/>
           <w:bCs/>
         </w:rPr>
-        <w:t xml:space="preserve">Primary Outcomes</w:t>
+        <w:t xml:space="preserve">Outcomes</w:t>
       </w:r>
       <w:r>
         <w:t xml:space="preserve">:</w:t>
@@ -557,7 +557,7 @@
                 <w:rFonts w:ascii="Calibri" w:hAnsi="Calibri"/>
                 <w:sz w:val="20"/>
               </w:rPr>
-              <w:t xml:space="preserve">with ILD</w:t>
+              <w:t xml:space="preserve">without ILD</w:t>
             </w:r>
             <w:r>
               <w:rPr>
@@ -578,7 +578,7 @@
                 <w:rFonts w:ascii="Calibri" w:hAnsi="Calibri"/>
                 <w:sz w:val="20"/>
               </w:rPr>
-              <w:t xml:space="preserve">N = 301,470</w:t>
+              <w:t xml:space="preserve">N = 3,072,793</w:t>
             </w:r>
             <w:r>
               <w:rPr>
@@ -610,7 +610,7 @@
                 <w:rFonts w:ascii="Calibri" w:hAnsi="Calibri"/>
                 <w:sz w:val="20"/>
               </w:rPr>
-              <w:t xml:space="preserve">without ILD</w:t>
+              <w:t xml:space="preserve">with ILD</w:t>
             </w:r>
             <w:r>
               <w:rPr>
@@ -631,7 +631,7 @@
                 <w:rFonts w:ascii="Calibri" w:hAnsi="Calibri"/>
                 <w:sz w:val="20"/>
               </w:rPr>
-              <w:t xml:space="preserve">N = 3,072,793</w:t>
+              <w:t xml:space="preserve">N = 301,470</w:t>
             </w:r>
             <w:r>
               <w:rPr>
@@ -750,31 +750,31 @@
                 <w:rFonts w:ascii="Calibri" w:hAnsi="Calibri"/>
                 <w:sz w:val="20"/>
               </w:rPr>
+              <w:t xml:space="default">86,735 (2.8%)</w:t>
+            </w:r>
+          </w:p>
+        </w:tc>
+        <w:tc>
+          <w:tcPr>
+            <w:tcBorders>
+              <w:top w:val="single" w:space="0" w:color="D3D3D3"/>
+              <w:bottom w:val="single" w:space="0" w:color="D3D3D3"/>
+              <w:start w:val="single" w:space="0" w:color="D3D3D3"/>
+              <w:end w:val="single" w:space="0" w:color="D3D3D3"/>
+            </w:tcBorders>
+          </w:tcPr>
+          <w:p>
+            <w:pPr>
+              <w:spacing w:before="0" w:after="60"/>
+              <w:keepNext/>
+              <w:jc w:val="center"/>
+            </w:pPr>
+            <w:r>
+              <w:rPr>
+                <w:rFonts w:ascii="Calibri" w:hAnsi="Calibri"/>
+                <w:sz w:val="20"/>
+              </w:rPr>
               <w:t xml:space="default">8,975 (3.0%)</w:t>
-            </w:r>
-          </w:p>
-        </w:tc>
-        <w:tc>
-          <w:tcPr>
-            <w:tcBorders>
-              <w:top w:val="single" w:space="0" w:color="D3D3D3"/>
-              <w:bottom w:val="single" w:space="0" w:color="D3D3D3"/>
-              <w:start w:val="single" w:space="0" w:color="D3D3D3"/>
-              <w:end w:val="single" w:space="0" w:color="D3D3D3"/>
-            </w:tcBorders>
-          </w:tcPr>
-          <w:p>
-            <w:pPr>
-              <w:spacing w:before="0" w:after="60"/>
-              <w:keepNext/>
-              <w:jc w:val="center"/>
-            </w:pPr>
-            <w:r>
-              <w:rPr>
-                <w:rFonts w:ascii="Calibri" w:hAnsi="Calibri"/>
-                <w:sz w:val="20"/>
-              </w:rPr>
-              <w:t xml:space="default">86,735 (2.8%)</w:t>
             </w:r>
           </w:p>
         </w:tc>
@@ -875,31 +875,31 @@
                 <w:rFonts w:ascii="Calibri" w:hAnsi="Calibri"/>
                 <w:sz w:val="20"/>
               </w:rPr>
+              <w:t xml:space="default">4.0 (2.0, 6.0)</w:t>
+            </w:r>
+          </w:p>
+        </w:tc>
+        <w:tc>
+          <w:tcPr>
+            <w:tcBorders>
+              <w:top w:val="single" w:space="0" w:color="D3D3D3"/>
+              <w:bottom w:val="single" w:space="0" w:color="D3D3D3"/>
+              <w:start w:val="single" w:space="0" w:color="D3D3D3"/>
+              <w:end w:val="single" w:space="0" w:color="D3D3D3"/>
+            </w:tcBorders>
+          </w:tcPr>
+          <w:p>
+            <w:pPr>
+              <w:spacing w:before="0" w:after="60"/>
+              <w:keepNext/>
+              <w:jc w:val="center"/>
+            </w:pPr>
+            <w:r>
+              <w:rPr>
+                <w:rFonts w:ascii="Calibri" w:hAnsi="Calibri"/>
+                <w:sz w:val="20"/>
+              </w:rPr>
               <w:t xml:space="default">5.0 (3.0, 8.0)</w:t>
-            </w:r>
-          </w:p>
-        </w:tc>
-        <w:tc>
-          <w:tcPr>
-            <w:tcBorders>
-              <w:top w:val="single" w:space="0" w:color="D3D3D3"/>
-              <w:bottom w:val="single" w:space="0" w:color="D3D3D3"/>
-              <w:start w:val="single" w:space="0" w:color="D3D3D3"/>
-              <w:end w:val="single" w:space="0" w:color="D3D3D3"/>
-            </w:tcBorders>
-          </w:tcPr>
-          <w:p>
-            <w:pPr>
-              <w:spacing w:before="0" w:after="60"/>
-              <w:keepNext/>
-              <w:jc w:val="center"/>
-            </w:pPr>
-            <w:r>
-              <w:rPr>
-                <w:rFonts w:ascii="Calibri" w:hAnsi="Calibri"/>
-                <w:sz w:val="20"/>
-              </w:rPr>
-              <w:t xml:space="default">4.0 (2.0, 6.0)</w:t>
             </w:r>
           </w:p>
         </w:tc>
@@ -1000,31 +1000,31 @@
                 <w:rFonts w:ascii="Calibri" w:hAnsi="Calibri"/>
                 <w:sz w:val="20"/>
               </w:rPr>
+              <w:t xml:space="default">28,557 (17,016, 50,050)</w:t>
+            </w:r>
+          </w:p>
+        </w:tc>
+        <w:tc>
+          <w:tcPr>
+            <w:tcBorders>
+              <w:top w:val="single" w:space="0" w:color="D3D3D3"/>
+              <w:bottom w:val="single" w:space="0" w:color="D3D3D3"/>
+              <w:start w:val="single" w:space="0" w:color="D3D3D3"/>
+              <w:end w:val="single" w:space="0" w:color="D3D3D3"/>
+            </w:tcBorders>
+          </w:tcPr>
+          <w:p>
+            <w:pPr>
+              <w:spacing w:before="0" w:after="60"/>
+              <w:keepNext/>
+              <w:jc w:val="center"/>
+            </w:pPr>
+            <w:r>
+              <w:rPr>
+                <w:rFonts w:ascii="Calibri" w:hAnsi="Calibri"/>
+                <w:sz w:val="20"/>
+              </w:rPr>
               <w:t xml:space="default">41,092 (25,168, 70,078)</w:t>
-            </w:r>
-          </w:p>
-        </w:tc>
-        <w:tc>
-          <w:tcPr>
-            <w:tcBorders>
-              <w:top w:val="single" w:space="0" w:color="D3D3D3"/>
-              <w:bottom w:val="single" w:space="0" w:color="D3D3D3"/>
-              <w:start w:val="single" w:space="0" w:color="D3D3D3"/>
-              <w:end w:val="single" w:space="0" w:color="D3D3D3"/>
-            </w:tcBorders>
-          </w:tcPr>
-          <w:p>
-            <w:pPr>
-              <w:spacing w:before="0" w:after="60"/>
-              <w:keepNext/>
-              <w:jc w:val="center"/>
-            </w:pPr>
-            <w:r>
-              <w:rPr>
-                <w:rFonts w:ascii="Calibri" w:hAnsi="Calibri"/>
-                <w:sz w:val="20"/>
-              </w:rPr>
-              <w:t xml:space="default">28,557 (17,016, 50,050)</w:t>
             </w:r>
           </w:p>
         </w:tc>
@@ -1125,31 +1125,31 @@
                 <w:rFonts w:ascii="Calibri" w:hAnsi="Calibri"/>
                 <w:sz w:val="20"/>
               </w:rPr>
+              <w:t xml:space="default">1,228,044 (40%)</w:t>
+            </w:r>
+          </w:p>
+        </w:tc>
+        <w:tc>
+          <w:tcPr>
+            <w:tcBorders>
+              <w:top w:val="single" w:space="0" w:color="D3D3D3"/>
+              <w:bottom w:val="single" w:space="0" w:color="D3D3D3"/>
+              <w:start w:val="single" w:space="0" w:color="D3D3D3"/>
+              <w:end w:val="single" w:space="0" w:color="D3D3D3"/>
+            </w:tcBorders>
+          </w:tcPr>
+          <w:p>
+            <w:pPr>
+              <w:spacing w:before="0" w:after="60"/>
+              <w:keepNext/>
+              <w:jc w:val="center"/>
+            </w:pPr>
+            <w:r>
+              <w:rPr>
+                <w:rFonts w:ascii="Calibri" w:hAnsi="Calibri"/>
+                <w:sz w:val="20"/>
+              </w:rPr>
               <w:t xml:space="default">162,860 (54%)</w:t>
-            </w:r>
-          </w:p>
-        </w:tc>
-        <w:tc>
-          <w:tcPr>
-            <w:tcBorders>
-              <w:top w:val="single" w:space="0" w:color="D3D3D3"/>
-              <w:bottom w:val="single" w:space="0" w:color="D3D3D3"/>
-              <w:start w:val="single" w:space="0" w:color="D3D3D3"/>
-              <w:end w:val="single" w:space="0" w:color="D3D3D3"/>
-            </w:tcBorders>
-          </w:tcPr>
-          <w:p>
-            <w:pPr>
-              <w:spacing w:before="0" w:after="60"/>
-              <w:keepNext/>
-              <w:jc w:val="center"/>
-            </w:pPr>
-            <w:r>
-              <w:rPr>
-                <w:rFonts w:ascii="Calibri" w:hAnsi="Calibri"/>
-                <w:sz w:val="20"/>
-              </w:rPr>
-              <w:t xml:space="default">1,228,044 (40%)</w:t>
             </w:r>
           </w:p>
         </w:tc>
@@ -1499,7 +1499,7 @@
                 <w:rFonts w:ascii="Calibri" w:hAnsi="Calibri"/>
                 <w:sz w:val="20"/>
               </w:rPr>
-              <w:t xml:space="default">    with ILD</w:t>
+              <w:t xml:space="default">    without ILD</w:t>
             </w:r>
           </w:p>
         </w:tc>
@@ -1600,7 +1600,7 @@
                 <w:rFonts w:ascii="Calibri" w:hAnsi="Calibri"/>
                 <w:sz w:val="20"/>
               </w:rPr>
-              <w:t xml:space="default">    without ILD</w:t>
+              <w:t xml:space="default">    with ILD</w:t>
             </w:r>
           </w:p>
         </w:tc>
@@ -1648,7 +1648,7 @@
                 <w:rFonts w:ascii="Calibri" w:hAnsi="Calibri"/>
                 <w:sz w:val="20"/>
               </w:rPr>
-              <w:t xml:space="default">0.95, 1.06</w:t>
+              <w:t xml:space="default">0.95, 1.05</w:t>
             </w:r>
           </w:p>
         </w:tc>
@@ -9119,7 +9119,7 @@
                 <w:rFonts w:ascii="Calibri" w:hAnsi="Calibri"/>
                 <w:sz w:val="20"/>
               </w:rPr>
-              <w:t xml:space="default">    with ILD</w:t>
+              <w:t xml:space="default">    without ILD</w:t>
             </w:r>
           </w:p>
         </w:tc>
@@ -9220,55 +9220,55 @@
                 <w:rFonts w:ascii="Calibri" w:hAnsi="Calibri"/>
                 <w:sz w:val="20"/>
               </w:rPr>
-              <w:t xml:space="default">    without ILD</w:t>
-            </w:r>
-          </w:p>
-        </w:tc>
-        <w:tc>
-          <w:tcPr>
-            <w:tcBorders>
-              <w:top w:val="single" w:space="0" w:color="D3D3D3"/>
-              <w:bottom w:val="single" w:space="0" w:color="D3D3D3"/>
-              <w:start w:val="single" w:space="0" w:color="D3D3D3"/>
-              <w:end w:val="single" w:space="0" w:color="D3D3D3"/>
-            </w:tcBorders>
-          </w:tcPr>
-          <w:p>
-            <w:pPr>
-              <w:spacing w:before="0" w:after="60"/>
-              <w:keepNext/>
-              <w:jc w:val="center"/>
-            </w:pPr>
-            <w:r>
-              <w:rPr>
-                <w:rFonts w:ascii="Calibri" w:hAnsi="Calibri"/>
-                <w:sz w:val="20"/>
-              </w:rPr>
-              <w:t xml:space="default">0.67</w:t>
-            </w:r>
-          </w:p>
-        </w:tc>
-        <w:tc>
-          <w:tcPr>
-            <w:tcBorders>
-              <w:top w:val="single" w:space="0" w:color="D3D3D3"/>
-              <w:bottom w:val="single" w:space="0" w:color="D3D3D3"/>
-              <w:start w:val="single" w:space="0" w:color="D3D3D3"/>
-              <w:end w:val="single" w:space="0" w:color="D3D3D3"/>
-            </w:tcBorders>
-          </w:tcPr>
-          <w:p>
-            <w:pPr>
-              <w:spacing w:before="0" w:after="60"/>
-              <w:keepNext/>
-              <w:jc w:val="center"/>
-            </w:pPr>
-            <w:r>
-              <w:rPr>
-                <w:rFonts w:ascii="Calibri" w:hAnsi="Calibri"/>
-                <w:sz w:val="20"/>
-              </w:rPr>
-              <w:t xml:space="default">0.66, 0.69</w:t>
+              <w:t xml:space="default">    with ILD</w:t>
+            </w:r>
+          </w:p>
+        </w:tc>
+        <w:tc>
+          <w:tcPr>
+            <w:tcBorders>
+              <w:top w:val="single" w:space="0" w:color="D3D3D3"/>
+              <w:bottom w:val="single" w:space="0" w:color="D3D3D3"/>
+              <w:start w:val="single" w:space="0" w:color="D3D3D3"/>
+              <w:end w:val="single" w:space="0" w:color="D3D3D3"/>
+            </w:tcBorders>
+          </w:tcPr>
+          <w:p>
+            <w:pPr>
+              <w:spacing w:before="0" w:after="60"/>
+              <w:keepNext/>
+              <w:jc w:val="center"/>
+            </w:pPr>
+            <w:r>
+              <w:rPr>
+                <w:rFonts w:ascii="Calibri" w:hAnsi="Calibri"/>
+                <w:sz w:val="20"/>
+              </w:rPr>
+              <w:t xml:space="default">1.49</w:t>
+            </w:r>
+          </w:p>
+        </w:tc>
+        <w:tc>
+          <w:tcPr>
+            <w:tcBorders>
+              <w:top w:val="single" w:space="0" w:color="D3D3D3"/>
+              <w:bottom w:val="single" w:space="0" w:color="D3D3D3"/>
+              <w:start w:val="single" w:space="0" w:color="D3D3D3"/>
+              <w:end w:val="single" w:space="0" w:color="D3D3D3"/>
+            </w:tcBorders>
+          </w:tcPr>
+          <w:p>
+            <w:pPr>
+              <w:spacing w:before="0" w:after="60"/>
+              <w:keepNext/>
+              <w:jc w:val="center"/>
+            </w:pPr>
+            <w:r>
+              <w:rPr>
+                <w:rFonts w:ascii="Calibri" w:hAnsi="Calibri"/>
+                <w:sz w:val="20"/>
+              </w:rPr>
+              <w:t xml:space="default">1.46, 1.52</w:t>
             </w:r>
           </w:p>
         </w:tc>
@@ -16749,7 +16749,7 @@
                 <w:rFonts w:ascii="Calibri" w:hAnsi="Calibri"/>
                 <w:sz w:val="20"/>
               </w:rPr>
-              <w:t xml:space="default">    with ILD</w:t>
+              <w:t xml:space="default">    without ILD</w:t>
             </w:r>
           </w:p>
         </w:tc>
@@ -16850,55 +16850,55 @@
                 <w:rFonts w:ascii="Calibri" w:hAnsi="Calibri"/>
                 <w:sz w:val="20"/>
               </w:rPr>
-              <w:t xml:space="default">    without ILD</w:t>
-            </w:r>
-          </w:p>
-        </w:tc>
-        <w:tc>
-          <w:tcPr>
-            <w:tcBorders>
-              <w:top w:val="single" w:space="0" w:color="D3D3D3"/>
-              <w:bottom w:val="single" w:space="0" w:color="D3D3D3"/>
-              <w:start w:val="single" w:space="0" w:color="D3D3D3"/>
-              <w:end w:val="single" w:space="0" w:color="D3D3D3"/>
-            </w:tcBorders>
-          </w:tcPr>
-          <w:p>
-            <w:pPr>
-              <w:spacing w:before="0" w:after="60"/>
-              <w:keepNext/>
-              <w:jc w:val="center"/>
-            </w:pPr>
-            <w:r>
-              <w:rPr>
-                <w:rFonts w:ascii="Calibri" w:hAnsi="Calibri"/>
-                <w:sz w:val="20"/>
-              </w:rPr>
-              <w:t xml:space="default">-1.7</w:t>
-            </w:r>
-          </w:p>
-        </w:tc>
-        <w:tc>
-          <w:tcPr>
-            <w:tcBorders>
-              <w:top w:val="single" w:space="0" w:color="D3D3D3"/>
-              <w:bottom w:val="single" w:space="0" w:color="D3D3D3"/>
-              <w:start w:val="single" w:space="0" w:color="D3D3D3"/>
-              <w:end w:val="single" w:space="0" w:color="D3D3D3"/>
-            </w:tcBorders>
-          </w:tcPr>
-          <w:p>
-            <w:pPr>
-              <w:spacing w:before="0" w:after="60"/>
-              <w:keepNext/>
-              <w:jc w:val="center"/>
-            </w:pPr>
-            <w:r>
-              <w:rPr>
-                <w:rFonts w:ascii="Calibri" w:hAnsi="Calibri"/>
-                <w:sz w:val="20"/>
-              </w:rPr>
-              <w:t xml:space="default">-1.8, -1.7</w:t>
+              <w:t xml:space="default">    with ILD</w:t>
+            </w:r>
+          </w:p>
+        </w:tc>
+        <w:tc>
+          <w:tcPr>
+            <w:tcBorders>
+              <w:top w:val="single" w:space="0" w:color="D3D3D3"/>
+              <w:bottom w:val="single" w:space="0" w:color="D3D3D3"/>
+              <w:start w:val="single" w:space="0" w:color="D3D3D3"/>
+              <w:end w:val="single" w:space="0" w:color="D3D3D3"/>
+            </w:tcBorders>
+          </w:tcPr>
+          <w:p>
+            <w:pPr>
+              <w:spacing w:before="0" w:after="60"/>
+              <w:keepNext/>
+              <w:jc w:val="center"/>
+            </w:pPr>
+            <w:r>
+              <w:rPr>
+                <w:rFonts w:ascii="Calibri" w:hAnsi="Calibri"/>
+                <w:sz w:val="20"/>
+              </w:rPr>
+              <w:t xml:space="default">1.7</w:t>
+            </w:r>
+          </w:p>
+        </w:tc>
+        <w:tc>
+          <w:tcPr>
+            <w:tcBorders>
+              <w:top w:val="single" w:space="0" w:color="D3D3D3"/>
+              <w:bottom w:val="single" w:space="0" w:color="D3D3D3"/>
+              <w:start w:val="single" w:space="0" w:color="D3D3D3"/>
+              <w:end w:val="single" w:space="0" w:color="D3D3D3"/>
+            </w:tcBorders>
+          </w:tcPr>
+          <w:p>
+            <w:pPr>
+              <w:spacing w:before="0" w:after="60"/>
+              <w:keepNext/>
+              <w:jc w:val="center"/>
+            </w:pPr>
+            <w:r>
+              <w:rPr>
+                <w:rFonts w:ascii="Calibri" w:hAnsi="Calibri"/>
+                <w:sz w:val="20"/>
+              </w:rPr>
+              <w:t xml:space="default">1.7, 1.8</w:t>
             </w:r>
           </w:p>
         </w:tc>
@@ -24369,7 +24369,7 @@
                 <w:rFonts w:ascii="Calibri" w:hAnsi="Calibri"/>
                 <w:sz w:val="20"/>
               </w:rPr>
-              <w:t xml:space="default">    with ILD</w:t>
+              <w:t xml:space="default">    without ILD</w:t>
             </w:r>
           </w:p>
         </w:tc>
@@ -24470,55 +24470,55 @@
                 <w:rFonts w:ascii="Calibri" w:hAnsi="Calibri"/>
                 <w:sz w:val="20"/>
               </w:rPr>
-              <w:t xml:space="default">    without ILD</w:t>
-            </w:r>
-          </w:p>
-        </w:tc>
-        <w:tc>
-          <w:tcPr>
-            <w:tcBorders>
-              <w:top w:val="single" w:space="0" w:color="D3D3D3"/>
-              <w:bottom w:val="single" w:space="0" w:color="D3D3D3"/>
-              <w:start w:val="single" w:space="0" w:color="D3D3D3"/>
-              <w:end w:val="single" w:space="0" w:color="D3D3D3"/>
-            </w:tcBorders>
-          </w:tcPr>
-          <w:p>
-            <w:pPr>
-              <w:spacing w:before="0" w:after="60"/>
-              <w:keepNext/>
-              <w:jc w:val="center"/>
-            </w:pPr>
-            <w:r>
-              <w:rPr>
-                <w:rFonts w:ascii="Calibri" w:hAnsi="Calibri"/>
-                <w:sz w:val="20"/>
-              </w:rPr>
-              <w:t xml:space="default">-11,279</w:t>
-            </w:r>
-          </w:p>
-        </w:tc>
-        <w:tc>
-          <w:tcPr>
-            <w:tcBorders>
-              <w:top w:val="single" w:space="0" w:color="D3D3D3"/>
-              <w:bottom w:val="single" w:space="0" w:color="D3D3D3"/>
-              <w:start w:val="single" w:space="0" w:color="D3D3D3"/>
-              <w:end w:val="single" w:space="0" w:color="D3D3D3"/>
-            </w:tcBorders>
-          </w:tcPr>
-          <w:p>
-            <w:pPr>
-              <w:spacing w:before="0" w:after="60"/>
-              <w:keepNext/>
-              <w:jc w:val="center"/>
-            </w:pPr>
-            <w:r>
-              <w:rPr>
-                <w:rFonts w:ascii="Calibri" w:hAnsi="Calibri"/>
-                <w:sz w:val="20"/>
-              </w:rPr>
-              <w:t xml:space="default">-11,989, -10,569</w:t>
+              <w:t xml:space="default">    with ILD</w:t>
+            </w:r>
+          </w:p>
+        </w:tc>
+        <w:tc>
+          <w:tcPr>
+            <w:tcBorders>
+              <w:top w:val="single" w:space="0" w:color="D3D3D3"/>
+              <w:bottom w:val="single" w:space="0" w:color="D3D3D3"/>
+              <w:start w:val="single" w:space="0" w:color="D3D3D3"/>
+              <w:end w:val="single" w:space="0" w:color="D3D3D3"/>
+            </w:tcBorders>
+          </w:tcPr>
+          <w:p>
+            <w:pPr>
+              <w:spacing w:before="0" w:after="60"/>
+              <w:keepNext/>
+              <w:jc w:val="center"/>
+            </w:pPr>
+            <w:r>
+              <w:rPr>
+                <w:rFonts w:ascii="Calibri" w:hAnsi="Calibri"/>
+                <w:sz w:val="20"/>
+              </w:rPr>
+              <w:t xml:space="default">11,279</w:t>
+            </w:r>
+          </w:p>
+        </w:tc>
+        <w:tc>
+          <w:tcPr>
+            <w:tcBorders>
+              <w:top w:val="single" w:space="0" w:color="D3D3D3"/>
+              <w:bottom w:val="single" w:space="0" w:color="D3D3D3"/>
+              <w:start w:val="single" w:space="0" w:color="D3D3D3"/>
+              <w:end w:val="single" w:space="0" w:color="D3D3D3"/>
+            </w:tcBorders>
+          </w:tcPr>
+          <w:p>
+            <w:pPr>
+              <w:spacing w:before="0" w:after="60"/>
+              <w:keepNext/>
+              <w:jc w:val="center"/>
+            </w:pPr>
+            <w:r>
+              <w:rPr>
+                <w:rFonts w:ascii="Calibri" w:hAnsi="Calibri"/>
+                <w:sz w:val="20"/>
+              </w:rPr>
+              <w:t xml:space="default">10,569, 11,989</w:t>
             </w:r>
           </w:p>
         </w:tc>

--- a/docs/quarto/index.docx
+++ b/docs/quarto/index.docx
@@ -189,7 +189,7 @@
         </w:numPr>
       </w:pPr>
       <w:r>
-        <w:t xml:space="preserve">Total charge, inflation adjusted to 2021 ($)</w:t>
+        <w:t xml:space="preserve">Total charge, inflation adjusted to 2022 ($)</w:t>
       </w:r>
     </w:p>
     <w:p>
@@ -200,7 +200,7 @@
         </w:numPr>
       </w:pPr>
       <w:r>
-        <w:t xml:space="preserve">Respiratory Failure</w:t>
+        <w:t xml:space="preserve">Respiratory failure</w:t>
       </w:r>
     </w:p>
     <w:p>
@@ -232,7 +232,7 @@
         </w:numPr>
       </w:pPr>
       <w:r>
-        <w:t xml:space="preserve">Patient Characteristics:: Age, sex, race, income, insurance,</w:t>
+        <w:t xml:space="preserve">Patient Characteristics:: Age, sex, race, income, insurance.</w:t>
       </w:r>
     </w:p>
     <w:p>
@@ -434,6 +434,6930 @@
         <w:t xml:space="preserve">Baseline Characteristics:</w:t>
       </w:r>
     </w:p>
+    <w:tbl xmlns:w="http://schemas.openxmlformats.org/wordprocessingml/2006/main" xmlns:wp="http://schemas.openxmlformats.org/drawingml/2006/wordprocessingDrawing" xmlns:r="http://schemas.openxmlformats.org/officeDocument/2006/relationships" xmlns:w14="http://schemas.microsoft.com/office/word/2010/wordml">
+      <w:tblPr>
+        <w:tblCellMar>
+          <w:top w:w="0" w:type="dxa"/>
+          <w:bottom w:w="0" w:type="dxa"/>
+          <w:start w:w="60" w:type="dxa"/>
+          <w:end w:w="60" w:type="dxa"/>
+        </w:tblCellMar>
+        <w:tblW w:type="auto" w:w="0"/>
+        <w:tblLook w:firstRow="0" w:lastRow="0" w:firstColumn="0" w:lastColumn="0" w:noHBand="0" w:noVBand="0"/>
+        <w:jc w:val="center"/>
+      </w:tblPr>
+      <w:tr>
+        <w:trPr>
+          <w:cantSplit/>
+          <w:tblHeader/>
+        </w:trPr>
+        <w:tc>
+          <w:tcPr>
+            <w:tcBorders>
+              <w:top w:val="single" w:sz="16" w:space="0" w:color="D3D3D3"/>
+              <w:bottom w:val="single" w:sz="16" w:space="0" w:color="D3D3D3"/>
+              <w:start w:val="single" w:space="0" w:color="D3D3D3"/>
+            </w:tcBorders>
+          </w:tcPr>
+          <w:p>
+            <w:pPr>
+              <w:spacing w:before="0" w:after="60"/>
+              <w:keepNext/>
+              <w:jc w:val="start"/>
+            </w:pPr>
+            <w:r>
+              <w:rPr>
+                <w:b w:val="true"/>
+                <w:rFonts w:ascii="Calibri" w:hAnsi="Calibri"/>
+                <w:sz w:val="20"/>
+              </w:rPr>
+              <w:t xml:space="preserve">Characteristic</w:t>
+            </w:r>
+          </w:p>
+        </w:tc>
+        <w:tc>
+          <w:tcPr>
+            <w:tcBorders>
+              <w:top w:val="single" w:sz="16" w:space="0" w:color="D3D3D3"/>
+              <w:bottom w:val="single" w:sz="16" w:space="0" w:color="D3D3D3"/>
+            </w:tcBorders>
+          </w:tcPr>
+          <w:p>
+            <w:pPr>
+              <w:spacing w:before="0" w:after="60"/>
+              <w:keepNext/>
+              <w:jc w:val="center"/>
+            </w:pPr>
+            <w:r>
+              <w:rPr>
+                <w:b w:val="true"/>
+                <w:rFonts w:ascii="Calibri" w:hAnsi="Calibri"/>
+                <w:sz w:val="20"/>
+              </w:rPr>
+              <w:t xml:space="preserve">Overall</w:t>
+            </w:r>
+            <w:r>
+              <w:rPr>
+                <w:rFonts w:ascii="Calibri" w:hAnsi="Calibri"/>
+                <w:sz w:val="20"/>
+              </w:rPr>
+              <w:t xml:space="preserve"/>
+            </w:r>
+            <w:r xmlns:w="http://schemas.openxmlformats.org/wordprocessingml/2006/main">
+              <w:rPr>
+                <w:rFonts w:ascii="Calibri" w:hAnsi="Calibri"/>
+                <w:sz w:val="20"/>
+              </w:rPr>
+              <w:t xml:space="preserve"> </w:t>
+            </w:r>
+            <w:r>
+              <w:rPr>
+                <w:rFonts w:ascii="Calibri" w:hAnsi="Calibri"/>
+                <w:sz w:val="20"/>
+              </w:rPr>
+              <w:t xml:space="preserve">N = 3,374,262</w:t>
+            </w:r>
+            <w:r>
+              <w:rPr>
+                <w:vertAlign w:val="superscript"/>
+                <w:i/>
+                <w:rFonts w:ascii="Calibri" w:hAnsi="Calibri"/>
+                <w:sz w:val="20"/>
+              </w:rPr>
+              <w:t xml:space="default">1</w:t>
+            </w:r>
+          </w:p>
+        </w:tc>
+        <w:tc>
+          <w:tcPr>
+            <w:tcBorders>
+              <w:top w:val="single" w:sz="16" w:space="0" w:color="D3D3D3"/>
+              <w:bottom w:val="single" w:sz="16" w:space="0" w:color="D3D3D3"/>
+            </w:tcBorders>
+          </w:tcPr>
+          <w:p>
+            <w:pPr>
+              <w:spacing w:before="0" w:after="60"/>
+              <w:keepNext/>
+              <w:jc w:val="center"/>
+            </w:pPr>
+            <w:r>
+              <w:rPr>
+                <w:b w:val="true"/>
+                <w:rFonts w:ascii="Calibri" w:hAnsi="Calibri"/>
+                <w:sz w:val="20"/>
+              </w:rPr>
+              <w:t xml:space="preserve">without ILD</w:t>
+            </w:r>
+            <w:r>
+              <w:rPr>
+                <w:rFonts w:ascii="Calibri" w:hAnsi="Calibri"/>
+                <w:sz w:val="20"/>
+              </w:rPr>
+              <w:t xml:space="preserve"/>
+            </w:r>
+            <w:r xmlns:w="http://schemas.openxmlformats.org/wordprocessingml/2006/main">
+              <w:rPr>
+                <w:rFonts w:ascii="Calibri" w:hAnsi="Calibri"/>
+                <w:sz w:val="20"/>
+              </w:rPr>
+              <w:t xml:space="preserve"> </w:t>
+            </w:r>
+            <w:r>
+              <w:rPr>
+                <w:rFonts w:ascii="Calibri" w:hAnsi="Calibri"/>
+                <w:sz w:val="20"/>
+              </w:rPr>
+              <w:t xml:space="preserve">N = 3,072,793</w:t>
+            </w:r>
+            <w:r>
+              <w:rPr>
+                <w:vertAlign w:val="superscript"/>
+                <w:i/>
+                <w:rFonts w:ascii="Calibri" w:hAnsi="Calibri"/>
+                <w:sz w:val="20"/>
+              </w:rPr>
+              <w:t xml:space="default">1</w:t>
+            </w:r>
+          </w:p>
+        </w:tc>
+        <w:tc>
+          <w:tcPr>
+            <w:tcBorders>
+              <w:top w:val="single" w:sz="16" w:space="0" w:color="D3D3D3"/>
+              <w:bottom w:val="single" w:sz="16" w:space="0" w:color="D3D3D3"/>
+            </w:tcBorders>
+          </w:tcPr>
+          <w:p>
+            <w:pPr>
+              <w:spacing w:before="0" w:after="60"/>
+              <w:keepNext/>
+              <w:jc w:val="center"/>
+            </w:pPr>
+            <w:r>
+              <w:rPr>
+                <w:b w:val="true"/>
+                <w:rFonts w:ascii="Calibri" w:hAnsi="Calibri"/>
+                <w:sz w:val="20"/>
+              </w:rPr>
+              <w:t xml:space="preserve">with ILD</w:t>
+            </w:r>
+            <w:r>
+              <w:rPr>
+                <w:rFonts w:ascii="Calibri" w:hAnsi="Calibri"/>
+                <w:sz w:val="20"/>
+              </w:rPr>
+              <w:t xml:space="preserve"/>
+            </w:r>
+            <w:r xmlns:w="http://schemas.openxmlformats.org/wordprocessingml/2006/main">
+              <w:rPr>
+                <w:rFonts w:ascii="Calibri" w:hAnsi="Calibri"/>
+                <w:sz w:val="20"/>
+              </w:rPr>
+              <w:t xml:space="preserve"> </w:t>
+            </w:r>
+            <w:r>
+              <w:rPr>
+                <w:rFonts w:ascii="Calibri" w:hAnsi="Calibri"/>
+                <w:sz w:val="20"/>
+              </w:rPr>
+              <w:t xml:space="preserve">N = 301,470</w:t>
+            </w:r>
+            <w:r>
+              <w:rPr>
+                <w:vertAlign w:val="superscript"/>
+                <w:i/>
+                <w:rFonts w:ascii="Calibri" w:hAnsi="Calibri"/>
+                <w:sz w:val="20"/>
+              </w:rPr>
+              <w:t xml:space="default">1</w:t>
+            </w:r>
+          </w:p>
+        </w:tc>
+        <w:tc>
+          <w:tcPr>
+            <w:tcBorders>
+              <w:top w:val="single" w:sz="16" w:space="0" w:color="D3D3D3"/>
+              <w:bottom w:val="single" w:sz="16" w:space="0" w:color="D3D3D3"/>
+              <w:end w:val="single" w:space="0" w:color="D3D3D3"/>
+            </w:tcBorders>
+          </w:tcPr>
+          <w:p>
+            <w:pPr>
+              <w:spacing w:before="0" w:after="60"/>
+              <w:keepNext/>
+              <w:jc w:val="center"/>
+            </w:pPr>
+            <w:r>
+              <w:rPr>
+                <w:b w:val="true"/>
+                <w:rFonts w:ascii="Calibri" w:hAnsi="Calibri"/>
+                <w:sz w:val="20"/>
+              </w:rPr>
+              <w:t xml:space="preserve">p-value</w:t>
+            </w:r>
+            <w:r>
+              <w:rPr>
+                <w:vertAlign w:val="superscript"/>
+                <w:i/>
+                <w:rFonts w:ascii="Calibri" w:hAnsi="Calibri"/>
+                <w:sz w:val="20"/>
+              </w:rPr>
+              <w:t xml:space="default">2</w:t>
+            </w:r>
+          </w:p>
+        </w:tc>
+      </w:tr>
+      <w:tr>
+        <w:trPr>
+          <w:cantSplit/>
+        </w:trPr>
+        <w:tc>
+          <w:tcPr>
+            <w:tcBorders>
+              <w:top w:val="single" w:space="0" w:color="D3D3D3"/>
+              <w:bottom w:val="single" w:space="0" w:color="D3D3D3"/>
+              <w:start w:val="single" w:space="0" w:color="D3D3D3"/>
+              <w:end w:val="single" w:space="0" w:color="D3D3D3"/>
+            </w:tcBorders>
+          </w:tcPr>
+          <w:p>
+            <w:pPr>
+              <w:spacing w:before="0" w:after="60"/>
+              <w:keepNext/>
+              <w:jc w:val="start"/>
+            </w:pPr>
+            <w:r>
+              <w:rPr>
+                <w:rFonts w:ascii="Calibri" w:hAnsi="Calibri"/>
+                <w:sz w:val="20"/>
+              </w:rPr>
+              <w:t xml:space="default">FEMALE</w:t>
+            </w:r>
+          </w:p>
+        </w:tc>
+        <w:tc>
+          <w:tcPr>
+            <w:tcBorders>
+              <w:top w:val="single" w:space="0" w:color="D3D3D3"/>
+              <w:bottom w:val="single" w:space="0" w:color="D3D3D3"/>
+              <w:start w:val="single" w:space="0" w:color="D3D3D3"/>
+              <w:end w:val="single" w:space="0" w:color="D3D3D3"/>
+            </w:tcBorders>
+          </w:tcPr>
+          <w:p>
+            <w:pPr>
+              <w:spacing w:before="0" w:after="60"/>
+              <w:keepNext/>
+              <w:jc w:val="center"/>
+            </w:pPr>
+            <w:r>
+              <w:rPr>
+                <w:rFonts w:ascii="Calibri" w:hAnsi="Calibri"/>
+                <w:sz w:val="20"/>
+              </w:rPr>
+              <w:t xml:space="default"/>
+            </w:r>
+          </w:p>
+        </w:tc>
+        <w:tc>
+          <w:tcPr>
+            <w:tcBorders>
+              <w:top w:val="single" w:space="0" w:color="D3D3D3"/>
+              <w:bottom w:val="single" w:space="0" w:color="D3D3D3"/>
+              <w:start w:val="single" w:space="0" w:color="D3D3D3"/>
+              <w:end w:val="single" w:space="0" w:color="D3D3D3"/>
+            </w:tcBorders>
+          </w:tcPr>
+          <w:p>
+            <w:pPr>
+              <w:spacing w:before="0" w:after="60"/>
+              <w:keepNext/>
+              <w:jc w:val="center"/>
+            </w:pPr>
+            <w:r>
+              <w:rPr>
+                <w:rFonts w:ascii="Calibri" w:hAnsi="Calibri"/>
+                <w:sz w:val="20"/>
+              </w:rPr>
+              <w:t xml:space="default"/>
+            </w:r>
+          </w:p>
+        </w:tc>
+        <w:tc>
+          <w:tcPr>
+            <w:tcBorders>
+              <w:top w:val="single" w:space="0" w:color="D3D3D3"/>
+              <w:bottom w:val="single" w:space="0" w:color="D3D3D3"/>
+              <w:start w:val="single" w:space="0" w:color="D3D3D3"/>
+              <w:end w:val="single" w:space="0" w:color="D3D3D3"/>
+            </w:tcBorders>
+          </w:tcPr>
+          <w:p>
+            <w:pPr>
+              <w:spacing w:before="0" w:after="60"/>
+              <w:keepNext/>
+              <w:jc w:val="center"/>
+            </w:pPr>
+            <w:r>
+              <w:rPr>
+                <w:rFonts w:ascii="Calibri" w:hAnsi="Calibri"/>
+                <w:sz w:val="20"/>
+              </w:rPr>
+              <w:t xml:space="default"/>
+            </w:r>
+          </w:p>
+        </w:tc>
+        <w:tc>
+          <w:tcPr>
+            <w:tcBorders>
+              <w:top w:val="single" w:space="0" w:color="D3D3D3"/>
+              <w:bottom w:val="single" w:space="0" w:color="D3D3D3"/>
+              <w:start w:val="single" w:space="0" w:color="D3D3D3"/>
+              <w:end w:val="single" w:space="0" w:color="D3D3D3"/>
+            </w:tcBorders>
+          </w:tcPr>
+          <w:p>
+            <w:pPr>
+              <w:spacing w:before="0" w:after="60"/>
+              <w:keepNext/>
+              <w:jc w:val="center"/>
+            </w:pPr>
+            <w:r>
+              <w:rPr>
+                <w:rFonts w:ascii="Calibri" w:hAnsi="Calibri"/>
+                <w:sz w:val="20"/>
+              </w:rPr>
+              <w:t xml:space="default">&lt;0.001</w:t>
+            </w:r>
+          </w:p>
+        </w:tc>
+      </w:tr>
+      <w:tr>
+        <w:trPr>
+          <w:cantSplit/>
+        </w:trPr>
+        <w:tc>
+          <w:tcPr>
+            <w:tcBorders>
+              <w:top w:val="single" w:space="0" w:color="D3D3D3"/>
+              <w:bottom w:val="single" w:space="0" w:color="D3D3D3"/>
+              <w:start w:val="single" w:space="0" w:color="D3D3D3"/>
+              <w:end w:val="single" w:space="0" w:color="D3D3D3"/>
+            </w:tcBorders>
+          </w:tcPr>
+          <w:p>
+            <w:pPr>
+              <w:spacing w:before="0" w:after="60"/>
+              <w:keepNext/>
+              <w:jc w:val="start"/>
+            </w:pPr>
+            <w:r>
+              <w:rPr>
+                <w:rFonts w:ascii="Calibri" w:hAnsi="Calibri"/>
+                <w:sz w:val="20"/>
+              </w:rPr>
+              <w:t xml:space="default">    Female</w:t>
+            </w:r>
+          </w:p>
+        </w:tc>
+        <w:tc>
+          <w:tcPr>
+            <w:tcBorders>
+              <w:top w:val="single" w:space="0" w:color="D3D3D3"/>
+              <w:bottom w:val="single" w:space="0" w:color="D3D3D3"/>
+              <w:start w:val="single" w:space="0" w:color="D3D3D3"/>
+              <w:end w:val="single" w:space="0" w:color="D3D3D3"/>
+            </w:tcBorders>
+          </w:tcPr>
+          <w:p>
+            <w:pPr>
+              <w:spacing w:before="0" w:after="60"/>
+              <w:keepNext/>
+              <w:jc w:val="center"/>
+            </w:pPr>
+            <w:r>
+              <w:rPr>
+                <w:rFonts w:ascii="Calibri" w:hAnsi="Calibri"/>
+                <w:sz w:val="20"/>
+              </w:rPr>
+              <w:t xml:space="default">1,768,779 (52%)</w:t>
+            </w:r>
+          </w:p>
+        </w:tc>
+        <w:tc>
+          <w:tcPr>
+            <w:tcBorders>
+              <w:top w:val="single" w:space="0" w:color="D3D3D3"/>
+              <w:bottom w:val="single" w:space="0" w:color="D3D3D3"/>
+              <w:start w:val="single" w:space="0" w:color="D3D3D3"/>
+              <w:end w:val="single" w:space="0" w:color="D3D3D3"/>
+            </w:tcBorders>
+          </w:tcPr>
+          <w:p>
+            <w:pPr>
+              <w:spacing w:before="0" w:after="60"/>
+              <w:keepNext/>
+              <w:jc w:val="center"/>
+            </w:pPr>
+            <w:r>
+              <w:rPr>
+                <w:rFonts w:ascii="Calibri" w:hAnsi="Calibri"/>
+                <w:sz w:val="20"/>
+              </w:rPr>
+              <w:t xml:space="default">1,620,179 (53%)</w:t>
+            </w:r>
+          </w:p>
+        </w:tc>
+        <w:tc>
+          <w:tcPr>
+            <w:tcBorders>
+              <w:top w:val="single" w:space="0" w:color="D3D3D3"/>
+              <w:bottom w:val="single" w:space="0" w:color="D3D3D3"/>
+              <w:start w:val="single" w:space="0" w:color="D3D3D3"/>
+              <w:end w:val="single" w:space="0" w:color="D3D3D3"/>
+            </w:tcBorders>
+          </w:tcPr>
+          <w:p>
+            <w:pPr>
+              <w:spacing w:before="0" w:after="60"/>
+              <w:keepNext/>
+              <w:jc w:val="center"/>
+            </w:pPr>
+            <w:r>
+              <w:rPr>
+                <w:rFonts w:ascii="Calibri" w:hAnsi="Calibri"/>
+                <w:sz w:val="20"/>
+              </w:rPr>
+              <w:t xml:space="default">148,600 (49%)</w:t>
+            </w:r>
+          </w:p>
+        </w:tc>
+        <w:tc>
+          <w:tcPr>
+            <w:tcBorders>
+              <w:top w:val="single" w:space="0" w:color="D3D3D3"/>
+              <w:bottom w:val="single" w:space="0" w:color="D3D3D3"/>
+              <w:start w:val="single" w:space="0" w:color="D3D3D3"/>
+              <w:end w:val="single" w:space="0" w:color="D3D3D3"/>
+            </w:tcBorders>
+          </w:tcPr>
+          <w:p>
+            <w:pPr>
+              <w:spacing w:before="0" w:after="60"/>
+              <w:keepNext/>
+              <w:jc w:val="center"/>
+            </w:pPr>
+            <w:r>
+              <w:rPr>
+                <w:rFonts w:ascii="Calibri" w:hAnsi="Calibri"/>
+                <w:sz w:val="20"/>
+              </w:rPr>
+              <w:t xml:space="default"/>
+            </w:r>
+          </w:p>
+        </w:tc>
+      </w:tr>
+      <w:tr>
+        <w:trPr>
+          <w:cantSplit/>
+        </w:trPr>
+        <w:tc>
+          <w:tcPr>
+            <w:tcBorders>
+              <w:top w:val="single" w:space="0" w:color="D3D3D3"/>
+              <w:bottom w:val="single" w:space="0" w:color="D3D3D3"/>
+              <w:start w:val="single" w:space="0" w:color="D3D3D3"/>
+              <w:end w:val="single" w:space="0" w:color="D3D3D3"/>
+            </w:tcBorders>
+          </w:tcPr>
+          <w:p>
+            <w:pPr>
+              <w:spacing w:before="0" w:after="60"/>
+              <w:keepNext/>
+              <w:jc w:val="start"/>
+            </w:pPr>
+            <w:r>
+              <w:rPr>
+                <w:rFonts w:ascii="Calibri" w:hAnsi="Calibri"/>
+                <w:sz w:val="20"/>
+              </w:rPr>
+              <w:t xml:space="default">    Male</w:t>
+            </w:r>
+          </w:p>
+        </w:tc>
+        <w:tc>
+          <w:tcPr>
+            <w:tcBorders>
+              <w:top w:val="single" w:space="0" w:color="D3D3D3"/>
+              <w:bottom w:val="single" w:space="0" w:color="D3D3D3"/>
+              <w:start w:val="single" w:space="0" w:color="D3D3D3"/>
+              <w:end w:val="single" w:space="0" w:color="D3D3D3"/>
+            </w:tcBorders>
+          </w:tcPr>
+          <w:p>
+            <w:pPr>
+              <w:spacing w:before="0" w:after="60"/>
+              <w:keepNext/>
+              <w:jc w:val="center"/>
+            </w:pPr>
+            <w:r>
+              <w:rPr>
+                <w:rFonts w:ascii="Calibri" w:hAnsi="Calibri"/>
+                <w:sz w:val="20"/>
+              </w:rPr>
+              <w:t xml:space="default">1,605,259 (48%)</w:t>
+            </w:r>
+          </w:p>
+        </w:tc>
+        <w:tc>
+          <w:tcPr>
+            <w:tcBorders>
+              <w:top w:val="single" w:space="0" w:color="D3D3D3"/>
+              <w:bottom w:val="single" w:space="0" w:color="D3D3D3"/>
+              <w:start w:val="single" w:space="0" w:color="D3D3D3"/>
+              <w:end w:val="single" w:space="0" w:color="D3D3D3"/>
+            </w:tcBorders>
+          </w:tcPr>
+          <w:p>
+            <w:pPr>
+              <w:spacing w:before="0" w:after="60"/>
+              <w:keepNext/>
+              <w:jc w:val="center"/>
+            </w:pPr>
+            <w:r>
+              <w:rPr>
+                <w:rFonts w:ascii="Calibri" w:hAnsi="Calibri"/>
+                <w:sz w:val="20"/>
+              </w:rPr>
+              <w:t xml:space="default">1,452,424 (47%)</w:t>
+            </w:r>
+          </w:p>
+        </w:tc>
+        <w:tc>
+          <w:tcPr>
+            <w:tcBorders>
+              <w:top w:val="single" w:space="0" w:color="D3D3D3"/>
+              <w:bottom w:val="single" w:space="0" w:color="D3D3D3"/>
+              <w:start w:val="single" w:space="0" w:color="D3D3D3"/>
+              <w:end w:val="single" w:space="0" w:color="D3D3D3"/>
+            </w:tcBorders>
+          </w:tcPr>
+          <w:p>
+            <w:pPr>
+              <w:spacing w:before="0" w:after="60"/>
+              <w:keepNext/>
+              <w:jc w:val="center"/>
+            </w:pPr>
+            <w:r>
+              <w:rPr>
+                <w:rFonts w:ascii="Calibri" w:hAnsi="Calibri"/>
+                <w:sz w:val="20"/>
+              </w:rPr>
+              <w:t xml:space="default">152,835 (51%)</w:t>
+            </w:r>
+          </w:p>
+        </w:tc>
+        <w:tc>
+          <w:tcPr>
+            <w:tcBorders>
+              <w:top w:val="single" w:space="0" w:color="D3D3D3"/>
+              <w:bottom w:val="single" w:space="0" w:color="D3D3D3"/>
+              <w:start w:val="single" w:space="0" w:color="D3D3D3"/>
+              <w:end w:val="single" w:space="0" w:color="D3D3D3"/>
+            </w:tcBorders>
+          </w:tcPr>
+          <w:p>
+            <w:pPr>
+              <w:spacing w:before="0" w:after="60"/>
+              <w:keepNext/>
+              <w:jc w:val="center"/>
+            </w:pPr>
+            <w:r>
+              <w:rPr>
+                <w:rFonts w:ascii="Calibri" w:hAnsi="Calibri"/>
+                <w:sz w:val="20"/>
+              </w:rPr>
+              <w:t xml:space="default"/>
+            </w:r>
+          </w:p>
+        </w:tc>
+      </w:tr>
+      <w:tr>
+        <w:trPr>
+          <w:cantSplit/>
+        </w:trPr>
+        <w:tc>
+          <w:tcPr>
+            <w:tcBorders>
+              <w:top w:val="single" w:space="0" w:color="D3D3D3"/>
+              <w:bottom w:val="single" w:space="0" w:color="D3D3D3"/>
+              <w:start w:val="single" w:space="0" w:color="D3D3D3"/>
+              <w:end w:val="single" w:space="0" w:color="D3D3D3"/>
+            </w:tcBorders>
+          </w:tcPr>
+          <w:p>
+            <w:pPr>
+              <w:spacing w:before="0" w:after="60"/>
+              <w:keepNext/>
+              <w:jc w:val="start"/>
+            </w:pPr>
+            <w:r>
+              <w:rPr>
+                <w:rFonts w:ascii="Calibri" w:hAnsi="Calibri"/>
+                <w:sz w:val="20"/>
+              </w:rPr>
+              <w:t xml:space="default">Age, y</w:t>
+            </w:r>
+          </w:p>
+        </w:tc>
+        <w:tc>
+          <w:tcPr>
+            <w:tcBorders>
+              <w:top w:val="single" w:space="0" w:color="D3D3D3"/>
+              <w:bottom w:val="single" w:space="0" w:color="D3D3D3"/>
+              <w:start w:val="single" w:space="0" w:color="D3D3D3"/>
+              <w:end w:val="single" w:space="0" w:color="D3D3D3"/>
+            </w:tcBorders>
+          </w:tcPr>
+          <w:p>
+            <w:pPr>
+              <w:spacing w:before="0" w:after="60"/>
+              <w:keepNext/>
+              <w:jc w:val="center"/>
+            </w:pPr>
+            <w:r>
+              <w:rPr>
+                <w:rFonts w:ascii="Calibri" w:hAnsi="Calibri"/>
+                <w:sz w:val="20"/>
+              </w:rPr>
+              <w:t xml:space="default">71 (59, 82)</w:t>
+            </w:r>
+          </w:p>
+        </w:tc>
+        <w:tc>
+          <w:tcPr>
+            <w:tcBorders>
+              <w:top w:val="single" w:space="0" w:color="D3D3D3"/>
+              <w:bottom w:val="single" w:space="0" w:color="D3D3D3"/>
+              <w:start w:val="single" w:space="0" w:color="D3D3D3"/>
+              <w:end w:val="single" w:space="0" w:color="D3D3D3"/>
+            </w:tcBorders>
+          </w:tcPr>
+          <w:p>
+            <w:pPr>
+              <w:spacing w:before="0" w:after="60"/>
+              <w:keepNext/>
+              <w:jc w:val="center"/>
+            </w:pPr>
+            <w:r>
+              <w:rPr>
+                <w:rFonts w:ascii="Calibri" w:hAnsi="Calibri"/>
+                <w:sz w:val="20"/>
+              </w:rPr>
+              <w:t xml:space="default">71 (59, 82)</w:t>
+            </w:r>
+          </w:p>
+        </w:tc>
+        <w:tc>
+          <w:tcPr>
+            <w:tcBorders>
+              <w:top w:val="single" w:space="0" w:color="D3D3D3"/>
+              <w:bottom w:val="single" w:space="0" w:color="D3D3D3"/>
+              <w:start w:val="single" w:space="0" w:color="D3D3D3"/>
+              <w:end w:val="single" w:space="0" w:color="D3D3D3"/>
+            </w:tcBorders>
+          </w:tcPr>
+          <w:p>
+            <w:pPr>
+              <w:spacing w:before="0" w:after="60"/>
+              <w:keepNext/>
+              <w:jc w:val="center"/>
+            </w:pPr>
+            <w:r>
+              <w:rPr>
+                <w:rFonts w:ascii="Calibri" w:hAnsi="Calibri"/>
+                <w:sz w:val="20"/>
+              </w:rPr>
+              <w:t xml:space="default">71 (61, 81)</w:t>
+            </w:r>
+          </w:p>
+        </w:tc>
+        <w:tc>
+          <w:tcPr>
+            <w:tcBorders>
+              <w:top w:val="single" w:space="0" w:color="D3D3D3"/>
+              <w:bottom w:val="single" w:space="0" w:color="D3D3D3"/>
+              <w:start w:val="single" w:space="0" w:color="D3D3D3"/>
+              <w:end w:val="single" w:space="0" w:color="D3D3D3"/>
+            </w:tcBorders>
+          </w:tcPr>
+          <w:p>
+            <w:pPr>
+              <w:spacing w:before="0" w:after="60"/>
+              <w:keepNext/>
+              <w:jc w:val="center"/>
+            </w:pPr>
+            <w:r>
+              <w:rPr>
+                <w:rFonts w:ascii="Calibri" w:hAnsi="Calibri"/>
+                <w:sz w:val="20"/>
+              </w:rPr>
+              <w:t xml:space="default">0.8</w:t>
+            </w:r>
+          </w:p>
+        </w:tc>
+      </w:tr>
+      <w:tr>
+        <w:trPr>
+          <w:cantSplit/>
+        </w:trPr>
+        <w:tc>
+          <w:tcPr>
+            <w:tcBorders>
+              <w:top w:val="single" w:space="0" w:color="D3D3D3"/>
+              <w:bottom w:val="single" w:space="0" w:color="D3D3D3"/>
+              <w:start w:val="single" w:space="0" w:color="D3D3D3"/>
+              <w:end w:val="single" w:space="0" w:color="D3D3D3"/>
+            </w:tcBorders>
+          </w:tcPr>
+          <w:p>
+            <w:pPr>
+              <w:spacing w:before="0" w:after="60"/>
+              <w:keepNext/>
+              <w:jc w:val="start"/>
+            </w:pPr>
+            <w:r>
+              <w:rPr>
+                <w:rFonts w:ascii="Calibri" w:hAnsi="Calibri"/>
+                <w:sz w:val="20"/>
+              </w:rPr>
+              <w:t xml:space="default">Race</w:t>
+            </w:r>
+          </w:p>
+        </w:tc>
+        <w:tc>
+          <w:tcPr>
+            <w:tcBorders>
+              <w:top w:val="single" w:space="0" w:color="D3D3D3"/>
+              <w:bottom w:val="single" w:space="0" w:color="D3D3D3"/>
+              <w:start w:val="single" w:space="0" w:color="D3D3D3"/>
+              <w:end w:val="single" w:space="0" w:color="D3D3D3"/>
+            </w:tcBorders>
+          </w:tcPr>
+          <w:p>
+            <w:pPr>
+              <w:spacing w:before="0" w:after="60"/>
+              <w:keepNext/>
+              <w:jc w:val="center"/>
+            </w:pPr>
+            <w:r>
+              <w:rPr>
+                <w:rFonts w:ascii="Calibri" w:hAnsi="Calibri"/>
+                <w:sz w:val="20"/>
+              </w:rPr>
+              <w:t xml:space="default"/>
+            </w:r>
+          </w:p>
+        </w:tc>
+        <w:tc>
+          <w:tcPr>
+            <w:tcBorders>
+              <w:top w:val="single" w:space="0" w:color="D3D3D3"/>
+              <w:bottom w:val="single" w:space="0" w:color="D3D3D3"/>
+              <w:start w:val="single" w:space="0" w:color="D3D3D3"/>
+              <w:end w:val="single" w:space="0" w:color="D3D3D3"/>
+            </w:tcBorders>
+          </w:tcPr>
+          <w:p>
+            <w:pPr>
+              <w:spacing w:before="0" w:after="60"/>
+              <w:keepNext/>
+              <w:jc w:val="center"/>
+            </w:pPr>
+            <w:r>
+              <w:rPr>
+                <w:rFonts w:ascii="Calibri" w:hAnsi="Calibri"/>
+                <w:sz w:val="20"/>
+              </w:rPr>
+              <w:t xml:space="default"/>
+            </w:r>
+          </w:p>
+        </w:tc>
+        <w:tc>
+          <w:tcPr>
+            <w:tcBorders>
+              <w:top w:val="single" w:space="0" w:color="D3D3D3"/>
+              <w:bottom w:val="single" w:space="0" w:color="D3D3D3"/>
+              <w:start w:val="single" w:space="0" w:color="D3D3D3"/>
+              <w:end w:val="single" w:space="0" w:color="D3D3D3"/>
+            </w:tcBorders>
+          </w:tcPr>
+          <w:p>
+            <w:pPr>
+              <w:spacing w:before="0" w:after="60"/>
+              <w:keepNext/>
+              <w:jc w:val="center"/>
+            </w:pPr>
+            <w:r>
+              <w:rPr>
+                <w:rFonts w:ascii="Calibri" w:hAnsi="Calibri"/>
+                <w:sz w:val="20"/>
+              </w:rPr>
+              <w:t xml:space="default"/>
+            </w:r>
+          </w:p>
+        </w:tc>
+        <w:tc>
+          <w:tcPr>
+            <w:tcBorders>
+              <w:top w:val="single" w:space="0" w:color="D3D3D3"/>
+              <w:bottom w:val="single" w:space="0" w:color="D3D3D3"/>
+              <w:start w:val="single" w:space="0" w:color="D3D3D3"/>
+              <w:end w:val="single" w:space="0" w:color="D3D3D3"/>
+            </w:tcBorders>
+          </w:tcPr>
+          <w:p>
+            <w:pPr>
+              <w:spacing w:before="0" w:after="60"/>
+              <w:keepNext/>
+              <w:jc w:val="center"/>
+            </w:pPr>
+            <w:r>
+              <w:rPr>
+                <w:rFonts w:ascii="Calibri" w:hAnsi="Calibri"/>
+                <w:sz w:val="20"/>
+              </w:rPr>
+              <w:t xml:space="default">&lt;0.001</w:t>
+            </w:r>
+          </w:p>
+        </w:tc>
+      </w:tr>
+      <w:tr>
+        <w:trPr>
+          <w:cantSplit/>
+        </w:trPr>
+        <w:tc>
+          <w:tcPr>
+            <w:tcBorders>
+              <w:top w:val="single" w:space="0" w:color="D3D3D3"/>
+              <w:bottom w:val="single" w:space="0" w:color="D3D3D3"/>
+              <w:start w:val="single" w:space="0" w:color="D3D3D3"/>
+              <w:end w:val="single" w:space="0" w:color="D3D3D3"/>
+            </w:tcBorders>
+          </w:tcPr>
+          <w:p>
+            <w:pPr>
+              <w:spacing w:before="0" w:after="60"/>
+              <w:keepNext/>
+              <w:jc w:val="start"/>
+            </w:pPr>
+            <w:r>
+              <w:rPr>
+                <w:rFonts w:ascii="Calibri" w:hAnsi="Calibri"/>
+                <w:sz w:val="20"/>
+              </w:rPr>
+              <w:t xml:space="default">    White</w:t>
+            </w:r>
+          </w:p>
+        </w:tc>
+        <w:tc>
+          <w:tcPr>
+            <w:tcBorders>
+              <w:top w:val="single" w:space="0" w:color="D3D3D3"/>
+              <w:bottom w:val="single" w:space="0" w:color="D3D3D3"/>
+              <w:start w:val="single" w:space="0" w:color="D3D3D3"/>
+              <w:end w:val="single" w:space="0" w:color="D3D3D3"/>
+            </w:tcBorders>
+          </w:tcPr>
+          <w:p>
+            <w:pPr>
+              <w:spacing w:before="0" w:after="60"/>
+              <w:keepNext/>
+              <w:jc w:val="center"/>
+            </w:pPr>
+            <w:r>
+              <w:rPr>
+                <w:rFonts w:ascii="Calibri" w:hAnsi="Calibri"/>
+                <w:sz w:val="20"/>
+              </w:rPr>
+              <w:t xml:space="default">2,445,823 (74%)</w:t>
+            </w:r>
+          </w:p>
+        </w:tc>
+        <w:tc>
+          <w:tcPr>
+            <w:tcBorders>
+              <w:top w:val="single" w:space="0" w:color="D3D3D3"/>
+              <w:bottom w:val="single" w:space="0" w:color="D3D3D3"/>
+              <w:start w:val="single" w:space="0" w:color="D3D3D3"/>
+              <w:end w:val="single" w:space="0" w:color="D3D3D3"/>
+            </w:tcBorders>
+          </w:tcPr>
+          <w:p>
+            <w:pPr>
+              <w:spacing w:before="0" w:after="60"/>
+              <w:keepNext/>
+              <w:jc w:val="center"/>
+            </w:pPr>
+            <w:r>
+              <w:rPr>
+                <w:rFonts w:ascii="Calibri" w:hAnsi="Calibri"/>
+                <w:sz w:val="20"/>
+              </w:rPr>
+              <w:t xml:space="default">2,216,743 (74%)</w:t>
+            </w:r>
+          </w:p>
+        </w:tc>
+        <w:tc>
+          <w:tcPr>
+            <w:tcBorders>
+              <w:top w:val="single" w:space="0" w:color="D3D3D3"/>
+              <w:bottom w:val="single" w:space="0" w:color="D3D3D3"/>
+              <w:start w:val="single" w:space="0" w:color="D3D3D3"/>
+              <w:end w:val="single" w:space="0" w:color="D3D3D3"/>
+            </w:tcBorders>
+          </w:tcPr>
+          <w:p>
+            <w:pPr>
+              <w:spacing w:before="0" w:after="60"/>
+              <w:keepNext/>
+              <w:jc w:val="center"/>
+            </w:pPr>
+            <w:r>
+              <w:rPr>
+                <w:rFonts w:ascii="Calibri" w:hAnsi="Calibri"/>
+                <w:sz w:val="20"/>
+              </w:rPr>
+              <w:t xml:space="default">229,080 (78%)</w:t>
+            </w:r>
+          </w:p>
+        </w:tc>
+        <w:tc>
+          <w:tcPr>
+            <w:tcBorders>
+              <w:top w:val="single" w:space="0" w:color="D3D3D3"/>
+              <w:bottom w:val="single" w:space="0" w:color="D3D3D3"/>
+              <w:start w:val="single" w:space="0" w:color="D3D3D3"/>
+              <w:end w:val="single" w:space="0" w:color="D3D3D3"/>
+            </w:tcBorders>
+          </w:tcPr>
+          <w:p>
+            <w:pPr>
+              <w:spacing w:before="0" w:after="60"/>
+              <w:keepNext/>
+              <w:jc w:val="center"/>
+            </w:pPr>
+            <w:r>
+              <w:rPr>
+                <w:rFonts w:ascii="Calibri" w:hAnsi="Calibri"/>
+                <w:sz w:val="20"/>
+              </w:rPr>
+              <w:t xml:space="default"/>
+            </w:r>
+          </w:p>
+        </w:tc>
+      </w:tr>
+      <w:tr>
+        <w:trPr>
+          <w:cantSplit/>
+        </w:trPr>
+        <w:tc>
+          <w:tcPr>
+            <w:tcBorders>
+              <w:top w:val="single" w:space="0" w:color="D3D3D3"/>
+              <w:bottom w:val="single" w:space="0" w:color="D3D3D3"/>
+              <w:start w:val="single" w:space="0" w:color="D3D3D3"/>
+              <w:end w:val="single" w:space="0" w:color="D3D3D3"/>
+            </w:tcBorders>
+          </w:tcPr>
+          <w:p>
+            <w:pPr>
+              <w:spacing w:before="0" w:after="60"/>
+              <w:keepNext/>
+              <w:jc w:val="start"/>
+            </w:pPr>
+            <w:r>
+              <w:rPr>
+                <w:rFonts w:ascii="Calibri" w:hAnsi="Calibri"/>
+                <w:sz w:val="20"/>
+              </w:rPr>
+              <w:t xml:space="default">    Black</w:t>
+            </w:r>
+          </w:p>
+        </w:tc>
+        <w:tc>
+          <w:tcPr>
+            <w:tcBorders>
+              <w:top w:val="single" w:space="0" w:color="D3D3D3"/>
+              <w:bottom w:val="single" w:space="0" w:color="D3D3D3"/>
+              <w:start w:val="single" w:space="0" w:color="D3D3D3"/>
+              <w:end w:val="single" w:space="0" w:color="D3D3D3"/>
+            </w:tcBorders>
+          </w:tcPr>
+          <w:p>
+            <w:pPr>
+              <w:spacing w:before="0" w:after="60"/>
+              <w:keepNext/>
+              <w:jc w:val="center"/>
+            </w:pPr>
+            <w:r>
+              <w:rPr>
+                <w:rFonts w:ascii="Calibri" w:hAnsi="Calibri"/>
+                <w:sz w:val="20"/>
+              </w:rPr>
+              <w:t xml:space="default">411,015 (12%)</w:t>
+            </w:r>
+          </w:p>
+        </w:tc>
+        <w:tc>
+          <w:tcPr>
+            <w:tcBorders>
+              <w:top w:val="single" w:space="0" w:color="D3D3D3"/>
+              <w:bottom w:val="single" w:space="0" w:color="D3D3D3"/>
+              <w:start w:val="single" w:space="0" w:color="D3D3D3"/>
+              <w:end w:val="single" w:space="0" w:color="D3D3D3"/>
+            </w:tcBorders>
+          </w:tcPr>
+          <w:p>
+            <w:pPr>
+              <w:spacing w:before="0" w:after="60"/>
+              <w:keepNext/>
+              <w:jc w:val="center"/>
+            </w:pPr>
+            <w:r>
+              <w:rPr>
+                <w:rFonts w:ascii="Calibri" w:hAnsi="Calibri"/>
+                <w:sz w:val="20"/>
+              </w:rPr>
+              <w:t xml:space="default">379,400 (13%)</w:t>
+            </w:r>
+          </w:p>
+        </w:tc>
+        <w:tc>
+          <w:tcPr>
+            <w:tcBorders>
+              <w:top w:val="single" w:space="0" w:color="D3D3D3"/>
+              <w:bottom w:val="single" w:space="0" w:color="D3D3D3"/>
+              <w:start w:val="single" w:space="0" w:color="D3D3D3"/>
+              <w:end w:val="single" w:space="0" w:color="D3D3D3"/>
+            </w:tcBorders>
+          </w:tcPr>
+          <w:p>
+            <w:pPr>
+              <w:spacing w:before="0" w:after="60"/>
+              <w:keepNext/>
+              <w:jc w:val="center"/>
+            </w:pPr>
+            <w:r>
+              <w:rPr>
+                <w:rFonts w:ascii="Calibri" w:hAnsi="Calibri"/>
+                <w:sz w:val="20"/>
+              </w:rPr>
+              <w:t xml:space="default">31,615 (11%)</w:t>
+            </w:r>
+          </w:p>
+        </w:tc>
+        <w:tc>
+          <w:tcPr>
+            <w:tcBorders>
+              <w:top w:val="single" w:space="0" w:color="D3D3D3"/>
+              <w:bottom w:val="single" w:space="0" w:color="D3D3D3"/>
+              <w:start w:val="single" w:space="0" w:color="D3D3D3"/>
+              <w:end w:val="single" w:space="0" w:color="D3D3D3"/>
+            </w:tcBorders>
+          </w:tcPr>
+          <w:p>
+            <w:pPr>
+              <w:spacing w:before="0" w:after="60"/>
+              <w:keepNext/>
+              <w:jc w:val="center"/>
+            </w:pPr>
+            <w:r>
+              <w:rPr>
+                <w:rFonts w:ascii="Calibri" w:hAnsi="Calibri"/>
+                <w:sz w:val="20"/>
+              </w:rPr>
+              <w:t xml:space="default"/>
+            </w:r>
+          </w:p>
+        </w:tc>
+      </w:tr>
+      <w:tr>
+        <w:trPr>
+          <w:cantSplit/>
+        </w:trPr>
+        <w:tc>
+          <w:tcPr>
+            <w:tcBorders>
+              <w:top w:val="single" w:space="0" w:color="D3D3D3"/>
+              <w:bottom w:val="single" w:space="0" w:color="D3D3D3"/>
+              <w:start w:val="single" w:space="0" w:color="D3D3D3"/>
+              <w:end w:val="single" w:space="0" w:color="D3D3D3"/>
+            </w:tcBorders>
+          </w:tcPr>
+          <w:p>
+            <w:pPr>
+              <w:spacing w:before="0" w:after="60"/>
+              <w:keepNext/>
+              <w:jc w:val="start"/>
+            </w:pPr>
+            <w:r>
+              <w:rPr>
+                <w:rFonts w:ascii="Calibri" w:hAnsi="Calibri"/>
+                <w:sz w:val="20"/>
+              </w:rPr>
+              <w:t xml:space="default">    Hispanic</w:t>
+            </w:r>
+          </w:p>
+        </w:tc>
+        <w:tc>
+          <w:tcPr>
+            <w:tcBorders>
+              <w:top w:val="single" w:space="0" w:color="D3D3D3"/>
+              <w:bottom w:val="single" w:space="0" w:color="D3D3D3"/>
+              <w:start w:val="single" w:space="0" w:color="D3D3D3"/>
+              <w:end w:val="single" w:space="0" w:color="D3D3D3"/>
+            </w:tcBorders>
+          </w:tcPr>
+          <w:p>
+            <w:pPr>
+              <w:spacing w:before="0" w:after="60"/>
+              <w:keepNext/>
+              <w:jc w:val="center"/>
+            </w:pPr>
+            <w:r>
+              <w:rPr>
+                <w:rFonts w:ascii="Calibri" w:hAnsi="Calibri"/>
+                <w:sz w:val="20"/>
+              </w:rPr>
+              <w:t xml:space="default">268,785 (8.2%)</w:t>
+            </w:r>
+          </w:p>
+        </w:tc>
+        <w:tc>
+          <w:tcPr>
+            <w:tcBorders>
+              <w:top w:val="single" w:space="0" w:color="D3D3D3"/>
+              <w:bottom w:val="single" w:space="0" w:color="D3D3D3"/>
+              <w:start w:val="single" w:space="0" w:color="D3D3D3"/>
+              <w:end w:val="single" w:space="0" w:color="D3D3D3"/>
+            </w:tcBorders>
+          </w:tcPr>
+          <w:p>
+            <w:pPr>
+              <w:spacing w:before="0" w:after="60"/>
+              <w:keepNext/>
+              <w:jc w:val="center"/>
+            </w:pPr>
+            <w:r>
+              <w:rPr>
+                <w:rFonts w:ascii="Calibri" w:hAnsi="Calibri"/>
+                <w:sz w:val="20"/>
+              </w:rPr>
+              <w:t xml:space="default">249,035 (8.3%)</w:t>
+            </w:r>
+          </w:p>
+        </w:tc>
+        <w:tc>
+          <w:tcPr>
+            <w:tcBorders>
+              <w:top w:val="single" w:space="0" w:color="D3D3D3"/>
+              <w:bottom w:val="single" w:space="0" w:color="D3D3D3"/>
+              <w:start w:val="single" w:space="0" w:color="D3D3D3"/>
+              <w:end w:val="single" w:space="0" w:color="D3D3D3"/>
+            </w:tcBorders>
+          </w:tcPr>
+          <w:p>
+            <w:pPr>
+              <w:spacing w:before="0" w:after="60"/>
+              <w:keepNext/>
+              <w:jc w:val="center"/>
+            </w:pPr>
+            <w:r>
+              <w:rPr>
+                <w:rFonts w:ascii="Calibri" w:hAnsi="Calibri"/>
+                <w:sz w:val="20"/>
+              </w:rPr>
+              <w:t xml:space="default">19,750 (6.7%)</w:t>
+            </w:r>
+          </w:p>
+        </w:tc>
+        <w:tc>
+          <w:tcPr>
+            <w:tcBorders>
+              <w:top w:val="single" w:space="0" w:color="D3D3D3"/>
+              <w:bottom w:val="single" w:space="0" w:color="D3D3D3"/>
+              <w:start w:val="single" w:space="0" w:color="D3D3D3"/>
+              <w:end w:val="single" w:space="0" w:color="D3D3D3"/>
+            </w:tcBorders>
+          </w:tcPr>
+          <w:p>
+            <w:pPr>
+              <w:spacing w:before="0" w:after="60"/>
+              <w:keepNext/>
+              <w:jc w:val="center"/>
+            </w:pPr>
+            <w:r>
+              <w:rPr>
+                <w:rFonts w:ascii="Calibri" w:hAnsi="Calibri"/>
+                <w:sz w:val="20"/>
+              </w:rPr>
+              <w:t xml:space="default"/>
+            </w:r>
+          </w:p>
+        </w:tc>
+      </w:tr>
+      <w:tr>
+        <w:trPr>
+          <w:cantSplit/>
+        </w:trPr>
+        <w:tc>
+          <w:tcPr>
+            <w:tcBorders>
+              <w:top w:val="single" w:space="0" w:color="D3D3D3"/>
+              <w:bottom w:val="single" w:space="0" w:color="D3D3D3"/>
+              <w:start w:val="single" w:space="0" w:color="D3D3D3"/>
+              <w:end w:val="single" w:space="0" w:color="D3D3D3"/>
+            </w:tcBorders>
+          </w:tcPr>
+          <w:p>
+            <w:pPr>
+              <w:spacing w:before="0" w:after="60"/>
+              <w:keepNext/>
+              <w:jc w:val="start"/>
+            </w:pPr>
+            <w:r>
+              <w:rPr>
+                <w:rFonts w:ascii="Calibri" w:hAnsi="Calibri"/>
+                <w:sz w:val="20"/>
+              </w:rPr>
+              <w:t xml:space="default">    Other</w:t>
+            </w:r>
+          </w:p>
+        </w:tc>
+        <w:tc>
+          <w:tcPr>
+            <w:tcBorders>
+              <w:top w:val="single" w:space="0" w:color="D3D3D3"/>
+              <w:bottom w:val="single" w:space="0" w:color="D3D3D3"/>
+              <w:start w:val="single" w:space="0" w:color="D3D3D3"/>
+              <w:end w:val="single" w:space="0" w:color="D3D3D3"/>
+            </w:tcBorders>
+          </w:tcPr>
+          <w:p>
+            <w:pPr>
+              <w:spacing w:before="0" w:after="60"/>
+              <w:keepNext/>
+              <w:jc w:val="center"/>
+            </w:pPr>
+            <w:r>
+              <w:rPr>
+                <w:rFonts w:ascii="Calibri" w:hAnsi="Calibri"/>
+                <w:sz w:val="20"/>
+              </w:rPr>
+              <w:t xml:space="default">165,500 (5.0%)</w:t>
+            </w:r>
+          </w:p>
+        </w:tc>
+        <w:tc>
+          <w:tcPr>
+            <w:tcBorders>
+              <w:top w:val="single" w:space="0" w:color="D3D3D3"/>
+              <w:bottom w:val="single" w:space="0" w:color="D3D3D3"/>
+              <w:start w:val="single" w:space="0" w:color="D3D3D3"/>
+              <w:end w:val="single" w:space="0" w:color="D3D3D3"/>
+            </w:tcBorders>
+          </w:tcPr>
+          <w:p>
+            <w:pPr>
+              <w:spacing w:before="0" w:after="60"/>
+              <w:keepNext/>
+              <w:jc w:val="center"/>
+            </w:pPr>
+            <w:r>
+              <w:rPr>
+                <w:rFonts w:ascii="Calibri" w:hAnsi="Calibri"/>
+                <w:sz w:val="20"/>
+              </w:rPr>
+              <w:t xml:space="default">151,055 (5.0%)</w:t>
+            </w:r>
+          </w:p>
+        </w:tc>
+        <w:tc>
+          <w:tcPr>
+            <w:tcBorders>
+              <w:top w:val="single" w:space="0" w:color="D3D3D3"/>
+              <w:bottom w:val="single" w:space="0" w:color="D3D3D3"/>
+              <w:start w:val="single" w:space="0" w:color="D3D3D3"/>
+              <w:end w:val="single" w:space="0" w:color="D3D3D3"/>
+            </w:tcBorders>
+          </w:tcPr>
+          <w:p>
+            <w:pPr>
+              <w:spacing w:before="0" w:after="60"/>
+              <w:keepNext/>
+              <w:jc w:val="center"/>
+            </w:pPr>
+            <w:r>
+              <w:rPr>
+                <w:rFonts w:ascii="Calibri" w:hAnsi="Calibri"/>
+                <w:sz w:val="20"/>
+              </w:rPr>
+              <w:t xml:space="default">14,445 (4.9%)</w:t>
+            </w:r>
+          </w:p>
+        </w:tc>
+        <w:tc>
+          <w:tcPr>
+            <w:tcBorders>
+              <w:top w:val="single" w:space="0" w:color="D3D3D3"/>
+              <w:bottom w:val="single" w:space="0" w:color="D3D3D3"/>
+              <w:start w:val="single" w:space="0" w:color="D3D3D3"/>
+              <w:end w:val="single" w:space="0" w:color="D3D3D3"/>
+            </w:tcBorders>
+          </w:tcPr>
+          <w:p>
+            <w:pPr>
+              <w:spacing w:before="0" w:after="60"/>
+              <w:keepNext/>
+              <w:jc w:val="center"/>
+            </w:pPr>
+            <w:r>
+              <w:rPr>
+                <w:rFonts w:ascii="Calibri" w:hAnsi="Calibri"/>
+                <w:sz w:val="20"/>
+              </w:rPr>
+              <w:t xml:space="default"/>
+            </w:r>
+          </w:p>
+        </w:tc>
+      </w:tr>
+      <w:tr>
+        <w:trPr>
+          <w:cantSplit/>
+        </w:trPr>
+        <w:tc>
+          <w:tcPr>
+            <w:tcBorders>
+              <w:top w:val="single" w:space="0" w:color="D3D3D3"/>
+              <w:bottom w:val="single" w:space="0" w:color="D3D3D3"/>
+              <w:start w:val="single" w:space="0" w:color="D3D3D3"/>
+              <w:end w:val="single" w:space="0" w:color="D3D3D3"/>
+            </w:tcBorders>
+          </w:tcPr>
+          <w:p>
+            <w:pPr>
+              <w:spacing w:before="0" w:after="60"/>
+              <w:keepNext/>
+              <w:jc w:val="start"/>
+            </w:pPr>
+            <w:r>
+              <w:rPr>
+                <w:rFonts w:ascii="Calibri" w:hAnsi="Calibri"/>
+                <w:sz w:val="20"/>
+              </w:rPr>
+              <w:t xml:space="default">Admission type</w:t>
+            </w:r>
+          </w:p>
+        </w:tc>
+        <w:tc>
+          <w:tcPr>
+            <w:tcBorders>
+              <w:top w:val="single" w:space="0" w:color="D3D3D3"/>
+              <w:bottom w:val="single" w:space="0" w:color="D3D3D3"/>
+              <w:start w:val="single" w:space="0" w:color="D3D3D3"/>
+              <w:end w:val="single" w:space="0" w:color="D3D3D3"/>
+            </w:tcBorders>
+          </w:tcPr>
+          <w:p>
+            <w:pPr>
+              <w:spacing w:before="0" w:after="60"/>
+              <w:keepNext/>
+              <w:jc w:val="center"/>
+            </w:pPr>
+            <w:r>
+              <w:rPr>
+                <w:rFonts w:ascii="Calibri" w:hAnsi="Calibri"/>
+                <w:sz w:val="20"/>
+              </w:rPr>
+              <w:t xml:space="default"/>
+            </w:r>
+          </w:p>
+        </w:tc>
+        <w:tc>
+          <w:tcPr>
+            <w:tcBorders>
+              <w:top w:val="single" w:space="0" w:color="D3D3D3"/>
+              <w:bottom w:val="single" w:space="0" w:color="D3D3D3"/>
+              <w:start w:val="single" w:space="0" w:color="D3D3D3"/>
+              <w:end w:val="single" w:space="0" w:color="D3D3D3"/>
+            </w:tcBorders>
+          </w:tcPr>
+          <w:p>
+            <w:pPr>
+              <w:spacing w:before="0" w:after="60"/>
+              <w:keepNext/>
+              <w:jc w:val="center"/>
+            </w:pPr>
+            <w:r>
+              <w:rPr>
+                <w:rFonts w:ascii="Calibri" w:hAnsi="Calibri"/>
+                <w:sz w:val="20"/>
+              </w:rPr>
+              <w:t xml:space="default"/>
+            </w:r>
+          </w:p>
+        </w:tc>
+        <w:tc>
+          <w:tcPr>
+            <w:tcBorders>
+              <w:top w:val="single" w:space="0" w:color="D3D3D3"/>
+              <w:bottom w:val="single" w:space="0" w:color="D3D3D3"/>
+              <w:start w:val="single" w:space="0" w:color="D3D3D3"/>
+              <w:end w:val="single" w:space="0" w:color="D3D3D3"/>
+            </w:tcBorders>
+          </w:tcPr>
+          <w:p>
+            <w:pPr>
+              <w:spacing w:before="0" w:after="60"/>
+              <w:keepNext/>
+              <w:jc w:val="center"/>
+            </w:pPr>
+            <w:r>
+              <w:rPr>
+                <w:rFonts w:ascii="Calibri" w:hAnsi="Calibri"/>
+                <w:sz w:val="20"/>
+              </w:rPr>
+              <w:t xml:space="default"/>
+            </w:r>
+          </w:p>
+        </w:tc>
+        <w:tc>
+          <w:tcPr>
+            <w:tcBorders>
+              <w:top w:val="single" w:space="0" w:color="D3D3D3"/>
+              <w:bottom w:val="single" w:space="0" w:color="D3D3D3"/>
+              <w:start w:val="single" w:space="0" w:color="D3D3D3"/>
+              <w:end w:val="single" w:space="0" w:color="D3D3D3"/>
+            </w:tcBorders>
+          </w:tcPr>
+          <w:p>
+            <w:pPr>
+              <w:spacing w:before="0" w:after="60"/>
+              <w:keepNext/>
+              <w:jc w:val="center"/>
+            </w:pPr>
+            <w:r>
+              <w:rPr>
+                <w:rFonts w:ascii="Calibri" w:hAnsi="Calibri"/>
+                <w:sz w:val="20"/>
+              </w:rPr>
+              <w:t xml:space="default">&lt;0.001</w:t>
+            </w:r>
+          </w:p>
+        </w:tc>
+      </w:tr>
+      <w:tr>
+        <w:trPr>
+          <w:cantSplit/>
+        </w:trPr>
+        <w:tc>
+          <w:tcPr>
+            <w:tcBorders>
+              <w:top w:val="single" w:space="0" w:color="D3D3D3"/>
+              <w:bottom w:val="single" w:space="0" w:color="D3D3D3"/>
+              <w:start w:val="single" w:space="0" w:color="D3D3D3"/>
+              <w:end w:val="single" w:space="0" w:color="D3D3D3"/>
+            </w:tcBorders>
+          </w:tcPr>
+          <w:p>
+            <w:pPr>
+              <w:spacing w:before="0" w:after="60"/>
+              <w:keepNext/>
+              <w:jc w:val="start"/>
+            </w:pPr>
+            <w:r>
+              <w:rPr>
+                <w:rFonts w:ascii="Calibri" w:hAnsi="Calibri"/>
+                <w:sz w:val="20"/>
+              </w:rPr>
+              <w:t xml:space="default">    Elective</w:t>
+            </w:r>
+          </w:p>
+        </w:tc>
+        <w:tc>
+          <w:tcPr>
+            <w:tcBorders>
+              <w:top w:val="single" w:space="0" w:color="D3D3D3"/>
+              <w:bottom w:val="single" w:space="0" w:color="D3D3D3"/>
+              <w:start w:val="single" w:space="0" w:color="D3D3D3"/>
+              <w:end w:val="single" w:space="0" w:color="D3D3D3"/>
+            </w:tcBorders>
+          </w:tcPr>
+          <w:p>
+            <w:pPr>
+              <w:spacing w:before="0" w:after="60"/>
+              <w:keepNext/>
+              <w:jc w:val="center"/>
+            </w:pPr>
+            <w:r>
+              <w:rPr>
+                <w:rFonts w:ascii="Calibri" w:hAnsi="Calibri"/>
+                <w:sz w:val="20"/>
+              </w:rPr>
+              <w:t xml:space="default">151,375 (4.5%)</w:t>
+            </w:r>
+          </w:p>
+        </w:tc>
+        <w:tc>
+          <w:tcPr>
+            <w:tcBorders>
+              <w:top w:val="single" w:space="0" w:color="D3D3D3"/>
+              <w:bottom w:val="single" w:space="0" w:color="D3D3D3"/>
+              <w:start w:val="single" w:space="0" w:color="D3D3D3"/>
+              <w:end w:val="single" w:space="0" w:color="D3D3D3"/>
+            </w:tcBorders>
+          </w:tcPr>
+          <w:p>
+            <w:pPr>
+              <w:spacing w:before="0" w:after="60"/>
+              <w:keepNext/>
+              <w:jc w:val="center"/>
+            </w:pPr>
+            <w:r>
+              <w:rPr>
+                <w:rFonts w:ascii="Calibri" w:hAnsi="Calibri"/>
+                <w:sz w:val="20"/>
+              </w:rPr>
+              <w:t xml:space="default">139,735 (4.6%)</w:t>
+            </w:r>
+          </w:p>
+        </w:tc>
+        <w:tc>
+          <w:tcPr>
+            <w:tcBorders>
+              <w:top w:val="single" w:space="0" w:color="D3D3D3"/>
+              <w:bottom w:val="single" w:space="0" w:color="D3D3D3"/>
+              <w:start w:val="single" w:space="0" w:color="D3D3D3"/>
+              <w:end w:val="single" w:space="0" w:color="D3D3D3"/>
+            </w:tcBorders>
+          </w:tcPr>
+          <w:p>
+            <w:pPr>
+              <w:spacing w:before="0" w:after="60"/>
+              <w:keepNext/>
+              <w:jc w:val="center"/>
+            </w:pPr>
+            <w:r>
+              <w:rPr>
+                <w:rFonts w:ascii="Calibri" w:hAnsi="Calibri"/>
+                <w:sz w:val="20"/>
+              </w:rPr>
+              <w:t xml:space="default">11,640 (3.9%)</w:t>
+            </w:r>
+          </w:p>
+        </w:tc>
+        <w:tc>
+          <w:tcPr>
+            <w:tcBorders>
+              <w:top w:val="single" w:space="0" w:color="D3D3D3"/>
+              <w:bottom w:val="single" w:space="0" w:color="D3D3D3"/>
+              <w:start w:val="single" w:space="0" w:color="D3D3D3"/>
+              <w:end w:val="single" w:space="0" w:color="D3D3D3"/>
+            </w:tcBorders>
+          </w:tcPr>
+          <w:p>
+            <w:pPr>
+              <w:spacing w:before="0" w:after="60"/>
+              <w:keepNext/>
+              <w:jc w:val="center"/>
+            </w:pPr>
+            <w:r>
+              <w:rPr>
+                <w:rFonts w:ascii="Calibri" w:hAnsi="Calibri"/>
+                <w:sz w:val="20"/>
+              </w:rPr>
+              <w:t xml:space="default"/>
+            </w:r>
+          </w:p>
+        </w:tc>
+      </w:tr>
+      <w:tr>
+        <w:trPr>
+          <w:cantSplit/>
+        </w:trPr>
+        <w:tc>
+          <w:tcPr>
+            <w:tcBorders>
+              <w:top w:val="single" w:space="0" w:color="D3D3D3"/>
+              <w:bottom w:val="single" w:space="0" w:color="D3D3D3"/>
+              <w:start w:val="single" w:space="0" w:color="D3D3D3"/>
+              <w:end w:val="single" w:space="0" w:color="D3D3D3"/>
+            </w:tcBorders>
+          </w:tcPr>
+          <w:p>
+            <w:pPr>
+              <w:spacing w:before="0" w:after="60"/>
+              <w:keepNext/>
+              <w:jc w:val="start"/>
+            </w:pPr>
+            <w:r>
+              <w:rPr>
+                <w:rFonts w:ascii="Calibri" w:hAnsi="Calibri"/>
+                <w:sz w:val="20"/>
+              </w:rPr>
+              <w:t xml:space="default">    Non-elective</w:t>
+            </w:r>
+          </w:p>
+        </w:tc>
+        <w:tc>
+          <w:tcPr>
+            <w:tcBorders>
+              <w:top w:val="single" w:space="0" w:color="D3D3D3"/>
+              <w:bottom w:val="single" w:space="0" w:color="D3D3D3"/>
+              <w:start w:val="single" w:space="0" w:color="D3D3D3"/>
+              <w:end w:val="single" w:space="0" w:color="D3D3D3"/>
+            </w:tcBorders>
+          </w:tcPr>
+          <w:p>
+            <w:pPr>
+              <w:spacing w:before="0" w:after="60"/>
+              <w:keepNext/>
+              <w:jc w:val="center"/>
+            </w:pPr>
+            <w:r>
+              <w:rPr>
+                <w:rFonts w:ascii="Calibri" w:hAnsi="Calibri"/>
+                <w:sz w:val="20"/>
+              </w:rPr>
+              <w:t xml:space="default">3,219,903 (96%)</w:t>
+            </w:r>
+          </w:p>
+        </w:tc>
+        <w:tc>
+          <w:tcPr>
+            <w:tcBorders>
+              <w:top w:val="single" w:space="0" w:color="D3D3D3"/>
+              <w:bottom w:val="single" w:space="0" w:color="D3D3D3"/>
+              <w:start w:val="single" w:space="0" w:color="D3D3D3"/>
+              <w:end w:val="single" w:space="0" w:color="D3D3D3"/>
+            </w:tcBorders>
+          </w:tcPr>
+          <w:p>
+            <w:pPr>
+              <w:spacing w:before="0" w:after="60"/>
+              <w:keepNext/>
+              <w:jc w:val="center"/>
+            </w:pPr>
+            <w:r>
+              <w:rPr>
+                <w:rFonts w:ascii="Calibri" w:hAnsi="Calibri"/>
+                <w:sz w:val="20"/>
+              </w:rPr>
+              <w:t xml:space="default">2,930,353 (95%)</w:t>
+            </w:r>
+          </w:p>
+        </w:tc>
+        <w:tc>
+          <w:tcPr>
+            <w:tcBorders>
+              <w:top w:val="single" w:space="0" w:color="D3D3D3"/>
+              <w:bottom w:val="single" w:space="0" w:color="D3D3D3"/>
+              <w:start w:val="single" w:space="0" w:color="D3D3D3"/>
+              <w:end w:val="single" w:space="0" w:color="D3D3D3"/>
+            </w:tcBorders>
+          </w:tcPr>
+          <w:p>
+            <w:pPr>
+              <w:spacing w:before="0" w:after="60"/>
+              <w:keepNext/>
+              <w:jc w:val="center"/>
+            </w:pPr>
+            <w:r>
+              <w:rPr>
+                <w:rFonts w:ascii="Calibri" w:hAnsi="Calibri"/>
+                <w:sz w:val="20"/>
+              </w:rPr>
+              <w:t xml:space="default">289,550 (96%)</w:t>
+            </w:r>
+          </w:p>
+        </w:tc>
+        <w:tc>
+          <w:tcPr>
+            <w:tcBorders>
+              <w:top w:val="single" w:space="0" w:color="D3D3D3"/>
+              <w:bottom w:val="single" w:space="0" w:color="D3D3D3"/>
+              <w:start w:val="single" w:space="0" w:color="D3D3D3"/>
+              <w:end w:val="single" w:space="0" w:color="D3D3D3"/>
+            </w:tcBorders>
+          </w:tcPr>
+          <w:p>
+            <w:pPr>
+              <w:spacing w:before="0" w:after="60"/>
+              <w:keepNext/>
+              <w:jc w:val="center"/>
+            </w:pPr>
+            <w:r>
+              <w:rPr>
+                <w:rFonts w:ascii="Calibri" w:hAnsi="Calibri"/>
+                <w:sz w:val="20"/>
+              </w:rPr>
+              <w:t xml:space="default"/>
+            </w:r>
+          </w:p>
+        </w:tc>
+      </w:tr>
+      <w:tr>
+        <w:trPr>
+          <w:cantSplit/>
+        </w:trPr>
+        <w:tc>
+          <w:tcPr>
+            <w:tcBorders>
+              <w:top w:val="single" w:space="0" w:color="D3D3D3"/>
+              <w:bottom w:val="single" w:space="0" w:color="D3D3D3"/>
+              <w:start w:val="single" w:space="0" w:color="D3D3D3"/>
+              <w:end w:val="single" w:space="0" w:color="D3D3D3"/>
+            </w:tcBorders>
+          </w:tcPr>
+          <w:p>
+            <w:pPr>
+              <w:spacing w:before="0" w:after="60"/>
+              <w:keepNext/>
+              <w:jc w:val="start"/>
+            </w:pPr>
+            <w:r>
+              <w:rPr>
+                <w:rFonts w:ascii="Calibri" w:hAnsi="Calibri"/>
+                <w:sz w:val="20"/>
+              </w:rPr>
+              <w:t xml:space="default">Admission day</w:t>
+            </w:r>
+          </w:p>
+        </w:tc>
+        <w:tc>
+          <w:tcPr>
+            <w:tcBorders>
+              <w:top w:val="single" w:space="0" w:color="D3D3D3"/>
+              <w:bottom w:val="single" w:space="0" w:color="D3D3D3"/>
+              <w:start w:val="single" w:space="0" w:color="D3D3D3"/>
+              <w:end w:val="single" w:space="0" w:color="D3D3D3"/>
+            </w:tcBorders>
+          </w:tcPr>
+          <w:p>
+            <w:pPr>
+              <w:spacing w:before="0" w:after="60"/>
+              <w:keepNext/>
+              <w:jc w:val="center"/>
+            </w:pPr>
+            <w:r>
+              <w:rPr>
+                <w:rFonts w:ascii="Calibri" w:hAnsi="Calibri"/>
+                <w:sz w:val="20"/>
+              </w:rPr>
+              <w:t xml:space="default"/>
+            </w:r>
+          </w:p>
+        </w:tc>
+        <w:tc>
+          <w:tcPr>
+            <w:tcBorders>
+              <w:top w:val="single" w:space="0" w:color="D3D3D3"/>
+              <w:bottom w:val="single" w:space="0" w:color="D3D3D3"/>
+              <w:start w:val="single" w:space="0" w:color="D3D3D3"/>
+              <w:end w:val="single" w:space="0" w:color="D3D3D3"/>
+            </w:tcBorders>
+          </w:tcPr>
+          <w:p>
+            <w:pPr>
+              <w:spacing w:before="0" w:after="60"/>
+              <w:keepNext/>
+              <w:jc w:val="center"/>
+            </w:pPr>
+            <w:r>
+              <w:rPr>
+                <w:rFonts w:ascii="Calibri" w:hAnsi="Calibri"/>
+                <w:sz w:val="20"/>
+              </w:rPr>
+              <w:t xml:space="default"/>
+            </w:r>
+          </w:p>
+        </w:tc>
+        <w:tc>
+          <w:tcPr>
+            <w:tcBorders>
+              <w:top w:val="single" w:space="0" w:color="D3D3D3"/>
+              <w:bottom w:val="single" w:space="0" w:color="D3D3D3"/>
+              <w:start w:val="single" w:space="0" w:color="D3D3D3"/>
+              <w:end w:val="single" w:space="0" w:color="D3D3D3"/>
+            </w:tcBorders>
+          </w:tcPr>
+          <w:p>
+            <w:pPr>
+              <w:spacing w:before="0" w:after="60"/>
+              <w:keepNext/>
+              <w:jc w:val="center"/>
+            </w:pPr>
+            <w:r>
+              <w:rPr>
+                <w:rFonts w:ascii="Calibri" w:hAnsi="Calibri"/>
+                <w:sz w:val="20"/>
+              </w:rPr>
+              <w:t xml:space="default"/>
+            </w:r>
+          </w:p>
+        </w:tc>
+        <w:tc>
+          <w:tcPr>
+            <w:tcBorders>
+              <w:top w:val="single" w:space="0" w:color="D3D3D3"/>
+              <w:bottom w:val="single" w:space="0" w:color="D3D3D3"/>
+              <w:start w:val="single" w:space="0" w:color="D3D3D3"/>
+              <w:end w:val="single" w:space="0" w:color="D3D3D3"/>
+            </w:tcBorders>
+          </w:tcPr>
+          <w:p>
+            <w:pPr>
+              <w:spacing w:before="0" w:after="60"/>
+              <w:keepNext/>
+              <w:jc w:val="center"/>
+            </w:pPr>
+            <w:r>
+              <w:rPr>
+                <w:rFonts w:ascii="Calibri" w:hAnsi="Calibri"/>
+                <w:sz w:val="20"/>
+              </w:rPr>
+              <w:t xml:space="default">&lt;0.001</w:t>
+            </w:r>
+          </w:p>
+        </w:tc>
+      </w:tr>
+      <w:tr>
+        <w:trPr>
+          <w:cantSplit/>
+        </w:trPr>
+        <w:tc>
+          <w:tcPr>
+            <w:tcBorders>
+              <w:top w:val="single" w:space="0" w:color="D3D3D3"/>
+              <w:bottom w:val="single" w:space="0" w:color="D3D3D3"/>
+              <w:start w:val="single" w:space="0" w:color="D3D3D3"/>
+              <w:end w:val="single" w:space="0" w:color="D3D3D3"/>
+            </w:tcBorders>
+          </w:tcPr>
+          <w:p>
+            <w:pPr>
+              <w:spacing w:before="0" w:after="60"/>
+              <w:keepNext/>
+              <w:jc w:val="start"/>
+            </w:pPr>
+            <w:r>
+              <w:rPr>
+                <w:rFonts w:ascii="Calibri" w:hAnsi="Calibri"/>
+                <w:sz w:val="20"/>
+              </w:rPr>
+              <w:t xml:space="default">    Monday-Friday</w:t>
+            </w:r>
+          </w:p>
+        </w:tc>
+        <w:tc>
+          <w:tcPr>
+            <w:tcBorders>
+              <w:top w:val="single" w:space="0" w:color="D3D3D3"/>
+              <w:bottom w:val="single" w:space="0" w:color="D3D3D3"/>
+              <w:start w:val="single" w:space="0" w:color="D3D3D3"/>
+              <w:end w:val="single" w:space="0" w:color="D3D3D3"/>
+            </w:tcBorders>
+          </w:tcPr>
+          <w:p>
+            <w:pPr>
+              <w:spacing w:before="0" w:after="60"/>
+              <w:keepNext/>
+              <w:jc w:val="center"/>
+            </w:pPr>
+            <w:r>
+              <w:rPr>
+                <w:rFonts w:ascii="Calibri" w:hAnsi="Calibri"/>
+                <w:sz w:val="20"/>
+              </w:rPr>
+              <w:t xml:space="default">2,523,913 (75%)</w:t>
+            </w:r>
+          </w:p>
+        </w:tc>
+        <w:tc>
+          <w:tcPr>
+            <w:tcBorders>
+              <w:top w:val="single" w:space="0" w:color="D3D3D3"/>
+              <w:bottom w:val="single" w:space="0" w:color="D3D3D3"/>
+              <w:start w:val="single" w:space="0" w:color="D3D3D3"/>
+              <w:end w:val="single" w:space="0" w:color="D3D3D3"/>
+            </w:tcBorders>
+          </w:tcPr>
+          <w:p>
+            <w:pPr>
+              <w:spacing w:before="0" w:after="60"/>
+              <w:keepNext/>
+              <w:jc w:val="center"/>
+            </w:pPr>
+            <w:r>
+              <w:rPr>
+                <w:rFonts w:ascii="Calibri" w:hAnsi="Calibri"/>
+                <w:sz w:val="20"/>
+              </w:rPr>
+              <w:t xml:space="default">2,296,423 (75%)</w:t>
+            </w:r>
+          </w:p>
+        </w:tc>
+        <w:tc>
+          <w:tcPr>
+            <w:tcBorders>
+              <w:top w:val="single" w:space="0" w:color="D3D3D3"/>
+              <w:bottom w:val="single" w:space="0" w:color="D3D3D3"/>
+              <w:start w:val="single" w:space="0" w:color="D3D3D3"/>
+              <w:end w:val="single" w:space="0" w:color="D3D3D3"/>
+            </w:tcBorders>
+          </w:tcPr>
+          <w:p>
+            <w:pPr>
+              <w:spacing w:before="0" w:after="60"/>
+              <w:keepNext/>
+              <w:jc w:val="center"/>
+            </w:pPr>
+            <w:r>
+              <w:rPr>
+                <w:rFonts w:ascii="Calibri" w:hAnsi="Calibri"/>
+                <w:sz w:val="20"/>
+              </w:rPr>
+              <w:t xml:space="default">227,490 (75%)</w:t>
+            </w:r>
+          </w:p>
+        </w:tc>
+        <w:tc>
+          <w:tcPr>
+            <w:tcBorders>
+              <w:top w:val="single" w:space="0" w:color="D3D3D3"/>
+              <w:bottom w:val="single" w:space="0" w:color="D3D3D3"/>
+              <w:start w:val="single" w:space="0" w:color="D3D3D3"/>
+              <w:end w:val="single" w:space="0" w:color="D3D3D3"/>
+            </w:tcBorders>
+          </w:tcPr>
+          <w:p>
+            <w:pPr>
+              <w:spacing w:before="0" w:after="60"/>
+              <w:keepNext/>
+              <w:jc w:val="center"/>
+            </w:pPr>
+            <w:r>
+              <w:rPr>
+                <w:rFonts w:ascii="Calibri" w:hAnsi="Calibri"/>
+                <w:sz w:val="20"/>
+              </w:rPr>
+              <w:t xml:space="default"/>
+            </w:r>
+          </w:p>
+        </w:tc>
+      </w:tr>
+      <w:tr>
+        <w:trPr>
+          <w:cantSplit/>
+        </w:trPr>
+        <w:tc>
+          <w:tcPr>
+            <w:tcBorders>
+              <w:top w:val="single" w:space="0" w:color="D3D3D3"/>
+              <w:bottom w:val="single" w:space="0" w:color="D3D3D3"/>
+              <w:start w:val="single" w:space="0" w:color="D3D3D3"/>
+              <w:end w:val="single" w:space="0" w:color="D3D3D3"/>
+            </w:tcBorders>
+          </w:tcPr>
+          <w:p>
+            <w:pPr>
+              <w:spacing w:before="0" w:after="60"/>
+              <w:keepNext/>
+              <w:jc w:val="start"/>
+            </w:pPr>
+            <w:r>
+              <w:rPr>
+                <w:rFonts w:ascii="Calibri" w:hAnsi="Calibri"/>
+                <w:sz w:val="20"/>
+              </w:rPr>
+              <w:t xml:space="default">    Saturday-Sunday</w:t>
+            </w:r>
+          </w:p>
+        </w:tc>
+        <w:tc>
+          <w:tcPr>
+            <w:tcBorders>
+              <w:top w:val="single" w:space="0" w:color="D3D3D3"/>
+              <w:bottom w:val="single" w:space="0" w:color="D3D3D3"/>
+              <w:start w:val="single" w:space="0" w:color="D3D3D3"/>
+              <w:end w:val="single" w:space="0" w:color="D3D3D3"/>
+            </w:tcBorders>
+          </w:tcPr>
+          <w:p>
+            <w:pPr>
+              <w:spacing w:before="0" w:after="60"/>
+              <w:keepNext/>
+              <w:jc w:val="center"/>
+            </w:pPr>
+            <w:r>
+              <w:rPr>
+                <w:rFonts w:ascii="Calibri" w:hAnsi="Calibri"/>
+                <w:sz w:val="20"/>
+              </w:rPr>
+              <w:t xml:space="default">850,339 (25%)</w:t>
+            </w:r>
+          </w:p>
+        </w:tc>
+        <w:tc>
+          <w:tcPr>
+            <w:tcBorders>
+              <w:top w:val="single" w:space="0" w:color="D3D3D3"/>
+              <w:bottom w:val="single" w:space="0" w:color="D3D3D3"/>
+              <w:start w:val="single" w:space="0" w:color="D3D3D3"/>
+              <w:end w:val="single" w:space="0" w:color="D3D3D3"/>
+            </w:tcBorders>
+          </w:tcPr>
+          <w:p>
+            <w:pPr>
+              <w:spacing w:before="0" w:after="60"/>
+              <w:keepNext/>
+              <w:jc w:val="center"/>
+            </w:pPr>
+            <w:r>
+              <w:rPr>
+                <w:rFonts w:ascii="Calibri" w:hAnsi="Calibri"/>
+                <w:sz w:val="20"/>
+              </w:rPr>
+              <w:t xml:space="default">776,359 (25%)</w:t>
+            </w:r>
+          </w:p>
+        </w:tc>
+        <w:tc>
+          <w:tcPr>
+            <w:tcBorders>
+              <w:top w:val="single" w:space="0" w:color="D3D3D3"/>
+              <w:bottom w:val="single" w:space="0" w:color="D3D3D3"/>
+              <w:start w:val="single" w:space="0" w:color="D3D3D3"/>
+              <w:end w:val="single" w:space="0" w:color="D3D3D3"/>
+            </w:tcBorders>
+          </w:tcPr>
+          <w:p>
+            <w:pPr>
+              <w:spacing w:before="0" w:after="60"/>
+              <w:keepNext/>
+              <w:jc w:val="center"/>
+            </w:pPr>
+            <w:r>
+              <w:rPr>
+                <w:rFonts w:ascii="Calibri" w:hAnsi="Calibri"/>
+                <w:sz w:val="20"/>
+              </w:rPr>
+              <w:t xml:space="default">73,980 (25%)</w:t>
+            </w:r>
+          </w:p>
+        </w:tc>
+        <w:tc>
+          <w:tcPr>
+            <w:tcBorders>
+              <w:top w:val="single" w:space="0" w:color="D3D3D3"/>
+              <w:bottom w:val="single" w:space="0" w:color="D3D3D3"/>
+              <w:start w:val="single" w:space="0" w:color="D3D3D3"/>
+              <w:end w:val="single" w:space="0" w:color="D3D3D3"/>
+            </w:tcBorders>
+          </w:tcPr>
+          <w:p>
+            <w:pPr>
+              <w:spacing w:before="0" w:after="60"/>
+              <w:keepNext/>
+              <w:jc w:val="center"/>
+            </w:pPr>
+            <w:r>
+              <w:rPr>
+                <w:rFonts w:ascii="Calibri" w:hAnsi="Calibri"/>
+                <w:sz w:val="20"/>
+              </w:rPr>
+              <w:t xml:space="default"/>
+            </w:r>
+          </w:p>
+        </w:tc>
+      </w:tr>
+      <w:tr>
+        <w:trPr>
+          <w:cantSplit/>
+        </w:trPr>
+        <w:tc>
+          <w:tcPr>
+            <w:tcBorders>
+              <w:top w:val="single" w:space="0" w:color="D3D3D3"/>
+              <w:bottom w:val="single" w:space="0" w:color="D3D3D3"/>
+              <w:start w:val="single" w:space="0" w:color="D3D3D3"/>
+              <w:end w:val="single" w:space="0" w:color="D3D3D3"/>
+            </w:tcBorders>
+          </w:tcPr>
+          <w:p>
+            <w:pPr>
+              <w:spacing w:before="0" w:after="60"/>
+              <w:keepNext/>
+              <w:jc w:val="start"/>
+            </w:pPr>
+            <w:r>
+              <w:rPr>
+                <w:rFonts w:ascii="Calibri" w:hAnsi="Calibri"/>
+                <w:sz w:val="20"/>
+              </w:rPr>
+              <w:t xml:space="default">Residential income</w:t>
+            </w:r>
+          </w:p>
+        </w:tc>
+        <w:tc>
+          <w:tcPr>
+            <w:tcBorders>
+              <w:top w:val="single" w:space="0" w:color="D3D3D3"/>
+              <w:bottom w:val="single" w:space="0" w:color="D3D3D3"/>
+              <w:start w:val="single" w:space="0" w:color="D3D3D3"/>
+              <w:end w:val="single" w:space="0" w:color="D3D3D3"/>
+            </w:tcBorders>
+          </w:tcPr>
+          <w:p>
+            <w:pPr>
+              <w:spacing w:before="0" w:after="60"/>
+              <w:keepNext/>
+              <w:jc w:val="center"/>
+            </w:pPr>
+            <w:r>
+              <w:rPr>
+                <w:rFonts w:ascii="Calibri" w:hAnsi="Calibri"/>
+                <w:sz w:val="20"/>
+              </w:rPr>
+              <w:t xml:space="default"/>
+            </w:r>
+          </w:p>
+        </w:tc>
+        <w:tc>
+          <w:tcPr>
+            <w:tcBorders>
+              <w:top w:val="single" w:space="0" w:color="D3D3D3"/>
+              <w:bottom w:val="single" w:space="0" w:color="D3D3D3"/>
+              <w:start w:val="single" w:space="0" w:color="D3D3D3"/>
+              <w:end w:val="single" w:space="0" w:color="D3D3D3"/>
+            </w:tcBorders>
+          </w:tcPr>
+          <w:p>
+            <w:pPr>
+              <w:spacing w:before="0" w:after="60"/>
+              <w:keepNext/>
+              <w:jc w:val="center"/>
+            </w:pPr>
+            <w:r>
+              <w:rPr>
+                <w:rFonts w:ascii="Calibri" w:hAnsi="Calibri"/>
+                <w:sz w:val="20"/>
+              </w:rPr>
+              <w:t xml:space="default"/>
+            </w:r>
+          </w:p>
+        </w:tc>
+        <w:tc>
+          <w:tcPr>
+            <w:tcBorders>
+              <w:top w:val="single" w:space="0" w:color="D3D3D3"/>
+              <w:bottom w:val="single" w:space="0" w:color="D3D3D3"/>
+              <w:start w:val="single" w:space="0" w:color="D3D3D3"/>
+              <w:end w:val="single" w:space="0" w:color="D3D3D3"/>
+            </w:tcBorders>
+          </w:tcPr>
+          <w:p>
+            <w:pPr>
+              <w:spacing w:before="0" w:after="60"/>
+              <w:keepNext/>
+              <w:jc w:val="center"/>
+            </w:pPr>
+            <w:r>
+              <w:rPr>
+                <w:rFonts w:ascii="Calibri" w:hAnsi="Calibri"/>
+                <w:sz w:val="20"/>
+              </w:rPr>
+              <w:t xml:space="default"/>
+            </w:r>
+          </w:p>
+        </w:tc>
+        <w:tc>
+          <w:tcPr>
+            <w:tcBorders>
+              <w:top w:val="single" w:space="0" w:color="D3D3D3"/>
+              <w:bottom w:val="single" w:space="0" w:color="D3D3D3"/>
+              <w:start w:val="single" w:space="0" w:color="D3D3D3"/>
+              <w:end w:val="single" w:space="0" w:color="D3D3D3"/>
+            </w:tcBorders>
+          </w:tcPr>
+          <w:p>
+            <w:pPr>
+              <w:spacing w:before="0" w:after="60"/>
+              <w:keepNext/>
+              <w:jc w:val="center"/>
+            </w:pPr>
+            <w:r>
+              <w:rPr>
+                <w:rFonts w:ascii="Calibri" w:hAnsi="Calibri"/>
+                <w:sz w:val="20"/>
+              </w:rPr>
+              <w:t xml:space="default">0.029</w:t>
+            </w:r>
+          </w:p>
+        </w:tc>
+      </w:tr>
+      <w:tr>
+        <w:trPr>
+          <w:cantSplit/>
+        </w:trPr>
+        <w:tc>
+          <w:tcPr>
+            <w:tcBorders>
+              <w:top w:val="single" w:space="0" w:color="D3D3D3"/>
+              <w:bottom w:val="single" w:space="0" w:color="D3D3D3"/>
+              <w:start w:val="single" w:space="0" w:color="D3D3D3"/>
+              <w:end w:val="single" w:space="0" w:color="D3D3D3"/>
+            </w:tcBorders>
+          </w:tcPr>
+          <w:p>
+            <w:pPr>
+              <w:spacing w:before="0" w:after="60"/>
+              <w:keepNext/>
+              <w:jc w:val="start"/>
+            </w:pPr>
+            <w:r>
+              <w:rPr>
+                <w:rFonts w:ascii="Calibri" w:hAnsi="Calibri"/>
+                <w:sz w:val="20"/>
+              </w:rPr>
+              <w:t xml:space="default">    Q1</w:t>
+            </w:r>
+          </w:p>
+        </w:tc>
+        <w:tc>
+          <w:tcPr>
+            <w:tcBorders>
+              <w:top w:val="single" w:space="0" w:color="D3D3D3"/>
+              <w:bottom w:val="single" w:space="0" w:color="D3D3D3"/>
+              <w:start w:val="single" w:space="0" w:color="D3D3D3"/>
+              <w:end w:val="single" w:space="0" w:color="D3D3D3"/>
+            </w:tcBorders>
+          </w:tcPr>
+          <w:p>
+            <w:pPr>
+              <w:spacing w:before="0" w:after="60"/>
+              <w:keepNext/>
+              <w:jc w:val="center"/>
+            </w:pPr>
+            <w:r>
+              <w:rPr>
+                <w:rFonts w:ascii="Calibri" w:hAnsi="Calibri"/>
+                <w:sz w:val="20"/>
+              </w:rPr>
+              <w:t xml:space="default">1,109,409 (33%)</w:t>
+            </w:r>
+          </w:p>
+        </w:tc>
+        <w:tc>
+          <w:tcPr>
+            <w:tcBorders>
+              <w:top w:val="single" w:space="0" w:color="D3D3D3"/>
+              <w:bottom w:val="single" w:space="0" w:color="D3D3D3"/>
+              <w:start w:val="single" w:space="0" w:color="D3D3D3"/>
+              <w:end w:val="single" w:space="0" w:color="D3D3D3"/>
+            </w:tcBorders>
+          </w:tcPr>
+          <w:p>
+            <w:pPr>
+              <w:spacing w:before="0" w:after="60"/>
+              <w:keepNext/>
+              <w:jc w:val="center"/>
+            </w:pPr>
+            <w:r>
+              <w:rPr>
+                <w:rFonts w:ascii="Calibri" w:hAnsi="Calibri"/>
+                <w:sz w:val="20"/>
+              </w:rPr>
+              <w:t xml:space="default">1,012,839 (34%)</w:t>
+            </w:r>
+          </w:p>
+        </w:tc>
+        <w:tc>
+          <w:tcPr>
+            <w:tcBorders>
+              <w:top w:val="single" w:space="0" w:color="D3D3D3"/>
+              <w:bottom w:val="single" w:space="0" w:color="D3D3D3"/>
+              <w:start w:val="single" w:space="0" w:color="D3D3D3"/>
+              <w:end w:val="single" w:space="0" w:color="D3D3D3"/>
+            </w:tcBorders>
+          </w:tcPr>
+          <w:p>
+            <w:pPr>
+              <w:spacing w:before="0" w:after="60"/>
+              <w:keepNext/>
+              <w:jc w:val="center"/>
+            </w:pPr>
+            <w:r>
+              <w:rPr>
+                <w:rFonts w:ascii="Calibri" w:hAnsi="Calibri"/>
+                <w:sz w:val="20"/>
+              </w:rPr>
+              <w:t xml:space="default">96,570 (33%)</w:t>
+            </w:r>
+          </w:p>
+        </w:tc>
+        <w:tc>
+          <w:tcPr>
+            <w:tcBorders>
+              <w:top w:val="single" w:space="0" w:color="D3D3D3"/>
+              <w:bottom w:val="single" w:space="0" w:color="D3D3D3"/>
+              <w:start w:val="single" w:space="0" w:color="D3D3D3"/>
+              <w:end w:val="single" w:space="0" w:color="D3D3D3"/>
+            </w:tcBorders>
+          </w:tcPr>
+          <w:p>
+            <w:pPr>
+              <w:spacing w:before="0" w:after="60"/>
+              <w:keepNext/>
+              <w:jc w:val="center"/>
+            </w:pPr>
+            <w:r>
+              <w:rPr>
+                <w:rFonts w:ascii="Calibri" w:hAnsi="Calibri"/>
+                <w:sz w:val="20"/>
+              </w:rPr>
+              <w:t xml:space="default"/>
+            </w:r>
+          </w:p>
+        </w:tc>
+      </w:tr>
+      <w:tr>
+        <w:trPr>
+          <w:cantSplit/>
+        </w:trPr>
+        <w:tc>
+          <w:tcPr>
+            <w:tcBorders>
+              <w:top w:val="single" w:space="0" w:color="D3D3D3"/>
+              <w:bottom w:val="single" w:space="0" w:color="D3D3D3"/>
+              <w:start w:val="single" w:space="0" w:color="D3D3D3"/>
+              <w:end w:val="single" w:space="0" w:color="D3D3D3"/>
+            </w:tcBorders>
+          </w:tcPr>
+          <w:p>
+            <w:pPr>
+              <w:spacing w:before="0" w:after="60"/>
+              <w:keepNext/>
+              <w:jc w:val="start"/>
+            </w:pPr>
+            <w:r>
+              <w:rPr>
+                <w:rFonts w:ascii="Calibri" w:hAnsi="Calibri"/>
+                <w:sz w:val="20"/>
+              </w:rPr>
+              <w:t xml:space="default">    Q2</w:t>
+            </w:r>
+          </w:p>
+        </w:tc>
+        <w:tc>
+          <w:tcPr>
+            <w:tcBorders>
+              <w:top w:val="single" w:space="0" w:color="D3D3D3"/>
+              <w:bottom w:val="single" w:space="0" w:color="D3D3D3"/>
+              <w:start w:val="single" w:space="0" w:color="D3D3D3"/>
+              <w:end w:val="single" w:space="0" w:color="D3D3D3"/>
+            </w:tcBorders>
+          </w:tcPr>
+          <w:p>
+            <w:pPr>
+              <w:spacing w:before="0" w:after="60"/>
+              <w:keepNext/>
+              <w:jc w:val="center"/>
+            </w:pPr>
+            <w:r>
+              <w:rPr>
+                <w:rFonts w:ascii="Calibri" w:hAnsi="Calibri"/>
+                <w:sz w:val="20"/>
+              </w:rPr>
+              <w:t xml:space="default">934,284 (28%)</w:t>
+            </w:r>
+          </w:p>
+        </w:tc>
+        <w:tc>
+          <w:tcPr>
+            <w:tcBorders>
+              <w:top w:val="single" w:space="0" w:color="D3D3D3"/>
+              <w:bottom w:val="single" w:space="0" w:color="D3D3D3"/>
+              <w:start w:val="single" w:space="0" w:color="D3D3D3"/>
+              <w:end w:val="single" w:space="0" w:color="D3D3D3"/>
+            </w:tcBorders>
+          </w:tcPr>
+          <w:p>
+            <w:pPr>
+              <w:spacing w:before="0" w:after="60"/>
+              <w:keepNext/>
+              <w:jc w:val="center"/>
+            </w:pPr>
+            <w:r>
+              <w:rPr>
+                <w:rFonts w:ascii="Calibri" w:hAnsi="Calibri"/>
+                <w:sz w:val="20"/>
+              </w:rPr>
+              <w:t xml:space="default">849,914 (28%)</w:t>
+            </w:r>
+          </w:p>
+        </w:tc>
+        <w:tc>
+          <w:tcPr>
+            <w:tcBorders>
+              <w:top w:val="single" w:space="0" w:color="D3D3D3"/>
+              <w:bottom w:val="single" w:space="0" w:color="D3D3D3"/>
+              <w:start w:val="single" w:space="0" w:color="D3D3D3"/>
+              <w:end w:val="single" w:space="0" w:color="D3D3D3"/>
+            </w:tcBorders>
+          </w:tcPr>
+          <w:p>
+            <w:pPr>
+              <w:spacing w:before="0" w:after="60"/>
+              <w:keepNext/>
+              <w:jc w:val="center"/>
+            </w:pPr>
+            <w:r>
+              <w:rPr>
+                <w:rFonts w:ascii="Calibri" w:hAnsi="Calibri"/>
+                <w:sz w:val="20"/>
+              </w:rPr>
+              <w:t xml:space="default">84,370 (28%)</w:t>
+            </w:r>
+          </w:p>
+        </w:tc>
+        <w:tc>
+          <w:tcPr>
+            <w:tcBorders>
+              <w:top w:val="single" w:space="0" w:color="D3D3D3"/>
+              <w:bottom w:val="single" w:space="0" w:color="D3D3D3"/>
+              <w:start w:val="single" w:space="0" w:color="D3D3D3"/>
+              <w:end w:val="single" w:space="0" w:color="D3D3D3"/>
+            </w:tcBorders>
+          </w:tcPr>
+          <w:p>
+            <w:pPr>
+              <w:spacing w:before="0" w:after="60"/>
+              <w:keepNext/>
+              <w:jc w:val="center"/>
+            </w:pPr>
+            <w:r>
+              <w:rPr>
+                <w:rFonts w:ascii="Calibri" w:hAnsi="Calibri"/>
+                <w:sz w:val="20"/>
+              </w:rPr>
+              <w:t xml:space="default"/>
+            </w:r>
+          </w:p>
+        </w:tc>
+      </w:tr>
+      <w:tr>
+        <w:trPr>
+          <w:cantSplit/>
+        </w:trPr>
+        <w:tc>
+          <w:tcPr>
+            <w:tcBorders>
+              <w:top w:val="single" w:space="0" w:color="D3D3D3"/>
+              <w:bottom w:val="single" w:space="0" w:color="D3D3D3"/>
+              <w:start w:val="single" w:space="0" w:color="D3D3D3"/>
+              <w:end w:val="single" w:space="0" w:color="D3D3D3"/>
+            </w:tcBorders>
+          </w:tcPr>
+          <w:p>
+            <w:pPr>
+              <w:spacing w:before="0" w:after="60"/>
+              <w:keepNext/>
+              <w:jc w:val="start"/>
+            </w:pPr>
+            <w:r>
+              <w:rPr>
+                <w:rFonts w:ascii="Calibri" w:hAnsi="Calibri"/>
+                <w:sz w:val="20"/>
+              </w:rPr>
+              <w:t xml:space="default">    Q3</w:t>
+            </w:r>
+          </w:p>
+        </w:tc>
+        <w:tc>
+          <w:tcPr>
+            <w:tcBorders>
+              <w:top w:val="single" w:space="0" w:color="D3D3D3"/>
+              <w:bottom w:val="single" w:space="0" w:color="D3D3D3"/>
+              <w:start w:val="single" w:space="0" w:color="D3D3D3"/>
+              <w:end w:val="single" w:space="0" w:color="D3D3D3"/>
+            </w:tcBorders>
+          </w:tcPr>
+          <w:p>
+            <w:pPr>
+              <w:spacing w:before="0" w:after="60"/>
+              <w:keepNext/>
+              <w:jc w:val="center"/>
+            </w:pPr>
+            <w:r>
+              <w:rPr>
+                <w:rFonts w:ascii="Calibri" w:hAnsi="Calibri"/>
+                <w:sz w:val="20"/>
+              </w:rPr>
+              <w:t xml:space="default">729,304 (22%)</w:t>
+            </w:r>
+          </w:p>
+        </w:tc>
+        <w:tc>
+          <w:tcPr>
+            <w:tcBorders>
+              <w:top w:val="single" w:space="0" w:color="D3D3D3"/>
+              <w:bottom w:val="single" w:space="0" w:color="D3D3D3"/>
+              <w:start w:val="single" w:space="0" w:color="D3D3D3"/>
+              <w:end w:val="single" w:space="0" w:color="D3D3D3"/>
+            </w:tcBorders>
+          </w:tcPr>
+          <w:p>
+            <w:pPr>
+              <w:spacing w:before="0" w:after="60"/>
+              <w:keepNext/>
+              <w:jc w:val="center"/>
+            </w:pPr>
+            <w:r>
+              <w:rPr>
+                <w:rFonts w:ascii="Calibri" w:hAnsi="Calibri"/>
+                <w:sz w:val="20"/>
+              </w:rPr>
+              <w:t xml:space="default">662,884 (22%)</w:t>
+            </w:r>
+          </w:p>
+        </w:tc>
+        <w:tc>
+          <w:tcPr>
+            <w:tcBorders>
+              <w:top w:val="single" w:space="0" w:color="D3D3D3"/>
+              <w:bottom w:val="single" w:space="0" w:color="D3D3D3"/>
+              <w:start w:val="single" w:space="0" w:color="D3D3D3"/>
+              <w:end w:val="single" w:space="0" w:color="D3D3D3"/>
+            </w:tcBorders>
+          </w:tcPr>
+          <w:p>
+            <w:pPr>
+              <w:spacing w:before="0" w:after="60"/>
+              <w:keepNext/>
+              <w:jc w:val="center"/>
+            </w:pPr>
+            <w:r>
+              <w:rPr>
+                <w:rFonts w:ascii="Calibri" w:hAnsi="Calibri"/>
+                <w:sz w:val="20"/>
+              </w:rPr>
+              <w:t xml:space="default">66,420 (22%)</w:t>
+            </w:r>
+          </w:p>
+        </w:tc>
+        <w:tc>
+          <w:tcPr>
+            <w:tcBorders>
+              <w:top w:val="single" w:space="0" w:color="D3D3D3"/>
+              <w:bottom w:val="single" w:space="0" w:color="D3D3D3"/>
+              <w:start w:val="single" w:space="0" w:color="D3D3D3"/>
+              <w:end w:val="single" w:space="0" w:color="D3D3D3"/>
+            </w:tcBorders>
+          </w:tcPr>
+          <w:p>
+            <w:pPr>
+              <w:spacing w:before="0" w:after="60"/>
+              <w:keepNext/>
+              <w:jc w:val="center"/>
+            </w:pPr>
+            <w:r>
+              <w:rPr>
+                <w:rFonts w:ascii="Calibri" w:hAnsi="Calibri"/>
+                <w:sz w:val="20"/>
+              </w:rPr>
+              <w:t xml:space="default"/>
+            </w:r>
+          </w:p>
+        </w:tc>
+      </w:tr>
+      <w:tr>
+        <w:trPr>
+          <w:cantSplit/>
+        </w:trPr>
+        <w:tc>
+          <w:tcPr>
+            <w:tcBorders>
+              <w:top w:val="single" w:space="0" w:color="D3D3D3"/>
+              <w:bottom w:val="single" w:space="0" w:color="D3D3D3"/>
+              <w:start w:val="single" w:space="0" w:color="D3D3D3"/>
+              <w:end w:val="single" w:space="0" w:color="D3D3D3"/>
+            </w:tcBorders>
+          </w:tcPr>
+          <w:p>
+            <w:pPr>
+              <w:spacing w:before="0" w:after="60"/>
+              <w:keepNext/>
+              <w:jc w:val="start"/>
+            </w:pPr>
+            <w:r>
+              <w:rPr>
+                <w:rFonts w:ascii="Calibri" w:hAnsi="Calibri"/>
+                <w:sz w:val="20"/>
+              </w:rPr>
+              <w:t xml:space="default">    Q4</w:t>
+            </w:r>
+          </w:p>
+        </w:tc>
+        <w:tc>
+          <w:tcPr>
+            <w:tcBorders>
+              <w:top w:val="single" w:space="0" w:color="D3D3D3"/>
+              <w:bottom w:val="single" w:space="0" w:color="D3D3D3"/>
+              <w:start w:val="single" w:space="0" w:color="D3D3D3"/>
+              <w:end w:val="single" w:space="0" w:color="D3D3D3"/>
+            </w:tcBorders>
+          </w:tcPr>
+          <w:p>
+            <w:pPr>
+              <w:spacing w:before="0" w:after="60"/>
+              <w:keepNext/>
+              <w:jc w:val="center"/>
+            </w:pPr>
+            <w:r>
+              <w:rPr>
+                <w:rFonts w:ascii="Calibri" w:hAnsi="Calibri"/>
+                <w:sz w:val="20"/>
+              </w:rPr>
+              <w:t xml:space="default">545,590 (16%)</w:t>
+            </w:r>
+          </w:p>
+        </w:tc>
+        <w:tc>
+          <w:tcPr>
+            <w:tcBorders>
+              <w:top w:val="single" w:space="0" w:color="D3D3D3"/>
+              <w:bottom w:val="single" w:space="0" w:color="D3D3D3"/>
+              <w:start w:val="single" w:space="0" w:color="D3D3D3"/>
+              <w:end w:val="single" w:space="0" w:color="D3D3D3"/>
+            </w:tcBorders>
+          </w:tcPr>
+          <w:p>
+            <w:pPr>
+              <w:spacing w:before="0" w:after="60"/>
+              <w:keepNext/>
+              <w:jc w:val="center"/>
+            </w:pPr>
+            <w:r>
+              <w:rPr>
+                <w:rFonts w:ascii="Calibri" w:hAnsi="Calibri"/>
+                <w:sz w:val="20"/>
+              </w:rPr>
+              <w:t xml:space="default">496,100 (16%)</w:t>
+            </w:r>
+          </w:p>
+        </w:tc>
+        <w:tc>
+          <w:tcPr>
+            <w:tcBorders>
+              <w:top w:val="single" w:space="0" w:color="D3D3D3"/>
+              <w:bottom w:val="single" w:space="0" w:color="D3D3D3"/>
+              <w:start w:val="single" w:space="0" w:color="D3D3D3"/>
+              <w:end w:val="single" w:space="0" w:color="D3D3D3"/>
+            </w:tcBorders>
+          </w:tcPr>
+          <w:p>
+            <w:pPr>
+              <w:spacing w:before="0" w:after="60"/>
+              <w:keepNext/>
+              <w:jc w:val="center"/>
+            </w:pPr>
+            <w:r>
+              <w:rPr>
+                <w:rFonts w:ascii="Calibri" w:hAnsi="Calibri"/>
+                <w:sz w:val="20"/>
+              </w:rPr>
+              <w:t xml:space="default">49,490 (17%)</w:t>
+            </w:r>
+          </w:p>
+        </w:tc>
+        <w:tc>
+          <w:tcPr>
+            <w:tcBorders>
+              <w:top w:val="single" w:space="0" w:color="D3D3D3"/>
+              <w:bottom w:val="single" w:space="0" w:color="D3D3D3"/>
+              <w:start w:val="single" w:space="0" w:color="D3D3D3"/>
+              <w:end w:val="single" w:space="0" w:color="D3D3D3"/>
+            </w:tcBorders>
+          </w:tcPr>
+          <w:p>
+            <w:pPr>
+              <w:spacing w:before="0" w:after="60"/>
+              <w:keepNext/>
+              <w:jc w:val="center"/>
+            </w:pPr>
+            <w:r>
+              <w:rPr>
+                <w:rFonts w:ascii="Calibri" w:hAnsi="Calibri"/>
+                <w:sz w:val="20"/>
+              </w:rPr>
+              <w:t xml:space="default"/>
+            </w:r>
+          </w:p>
+        </w:tc>
+      </w:tr>
+      <w:tr>
+        <w:trPr>
+          <w:cantSplit/>
+        </w:trPr>
+        <w:tc>
+          <w:tcPr>
+            <w:tcBorders>
+              <w:top w:val="single" w:space="0" w:color="D3D3D3"/>
+              <w:bottom w:val="single" w:space="0" w:color="D3D3D3"/>
+              <w:start w:val="single" w:space="0" w:color="D3D3D3"/>
+              <w:end w:val="single" w:space="0" w:color="D3D3D3"/>
+            </w:tcBorders>
+          </w:tcPr>
+          <w:p>
+            <w:pPr>
+              <w:spacing w:before="0" w:after="60"/>
+              <w:keepNext/>
+              <w:jc w:val="start"/>
+            </w:pPr>
+            <w:r>
+              <w:rPr>
+                <w:rFonts w:ascii="Calibri" w:hAnsi="Calibri"/>
+                <w:sz w:val="20"/>
+              </w:rPr>
+              <w:t xml:space="default">Insurance</w:t>
+            </w:r>
+          </w:p>
+        </w:tc>
+        <w:tc>
+          <w:tcPr>
+            <w:tcBorders>
+              <w:top w:val="single" w:space="0" w:color="D3D3D3"/>
+              <w:bottom w:val="single" w:space="0" w:color="D3D3D3"/>
+              <w:start w:val="single" w:space="0" w:color="D3D3D3"/>
+              <w:end w:val="single" w:space="0" w:color="D3D3D3"/>
+            </w:tcBorders>
+          </w:tcPr>
+          <w:p>
+            <w:pPr>
+              <w:spacing w:before="0" w:after="60"/>
+              <w:keepNext/>
+              <w:jc w:val="center"/>
+            </w:pPr>
+            <w:r>
+              <w:rPr>
+                <w:rFonts w:ascii="Calibri" w:hAnsi="Calibri"/>
+                <w:sz w:val="20"/>
+              </w:rPr>
+              <w:t xml:space="default"/>
+            </w:r>
+          </w:p>
+        </w:tc>
+        <w:tc>
+          <w:tcPr>
+            <w:tcBorders>
+              <w:top w:val="single" w:space="0" w:color="D3D3D3"/>
+              <w:bottom w:val="single" w:space="0" w:color="D3D3D3"/>
+              <w:start w:val="single" w:space="0" w:color="D3D3D3"/>
+              <w:end w:val="single" w:space="0" w:color="D3D3D3"/>
+            </w:tcBorders>
+          </w:tcPr>
+          <w:p>
+            <w:pPr>
+              <w:spacing w:before="0" w:after="60"/>
+              <w:keepNext/>
+              <w:jc w:val="center"/>
+            </w:pPr>
+            <w:r>
+              <w:rPr>
+                <w:rFonts w:ascii="Calibri" w:hAnsi="Calibri"/>
+                <w:sz w:val="20"/>
+              </w:rPr>
+              <w:t xml:space="default"/>
+            </w:r>
+          </w:p>
+        </w:tc>
+        <w:tc>
+          <w:tcPr>
+            <w:tcBorders>
+              <w:top w:val="single" w:space="0" w:color="D3D3D3"/>
+              <w:bottom w:val="single" w:space="0" w:color="D3D3D3"/>
+              <w:start w:val="single" w:space="0" w:color="D3D3D3"/>
+              <w:end w:val="single" w:space="0" w:color="D3D3D3"/>
+            </w:tcBorders>
+          </w:tcPr>
+          <w:p>
+            <w:pPr>
+              <w:spacing w:before="0" w:after="60"/>
+              <w:keepNext/>
+              <w:jc w:val="center"/>
+            </w:pPr>
+            <w:r>
+              <w:rPr>
+                <w:rFonts w:ascii="Calibri" w:hAnsi="Calibri"/>
+                <w:sz w:val="20"/>
+              </w:rPr>
+              <w:t xml:space="default"/>
+            </w:r>
+          </w:p>
+        </w:tc>
+        <w:tc>
+          <w:tcPr>
+            <w:tcBorders>
+              <w:top w:val="single" w:space="0" w:color="D3D3D3"/>
+              <w:bottom w:val="single" w:space="0" w:color="D3D3D3"/>
+              <w:start w:val="single" w:space="0" w:color="D3D3D3"/>
+              <w:end w:val="single" w:space="0" w:color="D3D3D3"/>
+            </w:tcBorders>
+          </w:tcPr>
+          <w:p>
+            <w:pPr>
+              <w:spacing w:before="0" w:after="60"/>
+              <w:keepNext/>
+              <w:jc w:val="center"/>
+            </w:pPr>
+            <w:r>
+              <w:rPr>
+                <w:rFonts w:ascii="Calibri" w:hAnsi="Calibri"/>
+                <w:sz w:val="20"/>
+              </w:rPr>
+              <w:t xml:space="default">&lt;0.001</w:t>
+            </w:r>
+          </w:p>
+        </w:tc>
+      </w:tr>
+      <w:tr>
+        <w:trPr>
+          <w:cantSplit/>
+        </w:trPr>
+        <w:tc>
+          <w:tcPr>
+            <w:tcBorders>
+              <w:top w:val="single" w:space="0" w:color="D3D3D3"/>
+              <w:bottom w:val="single" w:space="0" w:color="D3D3D3"/>
+              <w:start w:val="single" w:space="0" w:color="D3D3D3"/>
+              <w:end w:val="single" w:space="0" w:color="D3D3D3"/>
+            </w:tcBorders>
+          </w:tcPr>
+          <w:p>
+            <w:pPr>
+              <w:spacing w:before="0" w:after="60"/>
+              <w:keepNext/>
+              <w:jc w:val="start"/>
+            </w:pPr>
+            <w:r>
+              <w:rPr>
+                <w:rFonts w:ascii="Calibri" w:hAnsi="Calibri"/>
+                <w:sz w:val="20"/>
+              </w:rPr>
+              <w:t xml:space="default">    Private</w:t>
+            </w:r>
+          </w:p>
+        </w:tc>
+        <w:tc>
+          <w:tcPr>
+            <w:tcBorders>
+              <w:top w:val="single" w:space="0" w:color="D3D3D3"/>
+              <w:bottom w:val="single" w:space="0" w:color="D3D3D3"/>
+              <w:start w:val="single" w:space="0" w:color="D3D3D3"/>
+              <w:end w:val="single" w:space="0" w:color="D3D3D3"/>
+            </w:tcBorders>
+          </w:tcPr>
+          <w:p>
+            <w:pPr>
+              <w:spacing w:before="0" w:after="60"/>
+              <w:keepNext/>
+              <w:jc w:val="center"/>
+            </w:pPr>
+            <w:r>
+              <w:rPr>
+                <w:rFonts w:ascii="Calibri" w:hAnsi="Calibri"/>
+                <w:sz w:val="20"/>
+              </w:rPr>
+              <w:t xml:space="default">640,240 (19%)</w:t>
+            </w:r>
+          </w:p>
+        </w:tc>
+        <w:tc>
+          <w:tcPr>
+            <w:tcBorders>
+              <w:top w:val="single" w:space="0" w:color="D3D3D3"/>
+              <w:bottom w:val="single" w:space="0" w:color="D3D3D3"/>
+              <w:start w:val="single" w:space="0" w:color="D3D3D3"/>
+              <w:end w:val="single" w:space="0" w:color="D3D3D3"/>
+            </w:tcBorders>
+          </w:tcPr>
+          <w:p>
+            <w:pPr>
+              <w:spacing w:before="0" w:after="60"/>
+              <w:keepNext/>
+              <w:jc w:val="center"/>
+            </w:pPr>
+            <w:r>
+              <w:rPr>
+                <w:rFonts w:ascii="Calibri" w:hAnsi="Calibri"/>
+                <w:sz w:val="20"/>
+              </w:rPr>
+              <w:t xml:space="default">590,130 (19%)</w:t>
+            </w:r>
+          </w:p>
+        </w:tc>
+        <w:tc>
+          <w:tcPr>
+            <w:tcBorders>
+              <w:top w:val="single" w:space="0" w:color="D3D3D3"/>
+              <w:bottom w:val="single" w:space="0" w:color="D3D3D3"/>
+              <w:start w:val="single" w:space="0" w:color="D3D3D3"/>
+              <w:end w:val="single" w:space="0" w:color="D3D3D3"/>
+            </w:tcBorders>
+          </w:tcPr>
+          <w:p>
+            <w:pPr>
+              <w:spacing w:before="0" w:after="60"/>
+              <w:keepNext/>
+              <w:jc w:val="center"/>
+            </w:pPr>
+            <w:r>
+              <w:rPr>
+                <w:rFonts w:ascii="Calibri" w:hAnsi="Calibri"/>
+                <w:sz w:val="20"/>
+              </w:rPr>
+              <w:t xml:space="default">50,110 (17%)</w:t>
+            </w:r>
+          </w:p>
+        </w:tc>
+        <w:tc>
+          <w:tcPr>
+            <w:tcBorders>
+              <w:top w:val="single" w:space="0" w:color="D3D3D3"/>
+              <w:bottom w:val="single" w:space="0" w:color="D3D3D3"/>
+              <w:start w:val="single" w:space="0" w:color="D3D3D3"/>
+              <w:end w:val="single" w:space="0" w:color="D3D3D3"/>
+            </w:tcBorders>
+          </w:tcPr>
+          <w:p>
+            <w:pPr>
+              <w:spacing w:before="0" w:after="60"/>
+              <w:keepNext/>
+              <w:jc w:val="center"/>
+            </w:pPr>
+            <w:r>
+              <w:rPr>
+                <w:rFonts w:ascii="Calibri" w:hAnsi="Calibri"/>
+                <w:sz w:val="20"/>
+              </w:rPr>
+              <w:t xml:space="default"/>
+            </w:r>
+          </w:p>
+        </w:tc>
+      </w:tr>
+      <w:tr>
+        <w:trPr>
+          <w:cantSplit/>
+        </w:trPr>
+        <w:tc>
+          <w:tcPr>
+            <w:tcBorders>
+              <w:top w:val="single" w:space="0" w:color="D3D3D3"/>
+              <w:bottom w:val="single" w:space="0" w:color="D3D3D3"/>
+              <w:start w:val="single" w:space="0" w:color="D3D3D3"/>
+              <w:end w:val="single" w:space="0" w:color="D3D3D3"/>
+            </w:tcBorders>
+          </w:tcPr>
+          <w:p>
+            <w:pPr>
+              <w:spacing w:before="0" w:after="60"/>
+              <w:keepNext/>
+              <w:jc w:val="start"/>
+            </w:pPr>
+            <w:r>
+              <w:rPr>
+                <w:rFonts w:ascii="Calibri" w:hAnsi="Calibri"/>
+                <w:sz w:val="20"/>
+              </w:rPr>
+              <w:t xml:space="default">    Medicaid</w:t>
+            </w:r>
+          </w:p>
+        </w:tc>
+        <w:tc>
+          <w:tcPr>
+            <w:tcBorders>
+              <w:top w:val="single" w:space="0" w:color="D3D3D3"/>
+              <w:bottom w:val="single" w:space="0" w:color="D3D3D3"/>
+              <w:start w:val="single" w:space="0" w:color="D3D3D3"/>
+              <w:end w:val="single" w:space="0" w:color="D3D3D3"/>
+            </w:tcBorders>
+          </w:tcPr>
+          <w:p>
+            <w:pPr>
+              <w:spacing w:before="0" w:after="60"/>
+              <w:keepNext/>
+              <w:jc w:val="center"/>
+            </w:pPr>
+            <w:r>
+              <w:rPr>
+                <w:rFonts w:ascii="Calibri" w:hAnsi="Calibri"/>
+                <w:sz w:val="20"/>
+              </w:rPr>
+              <w:t xml:space="default">368,530 (11%)</w:t>
+            </w:r>
+          </w:p>
+        </w:tc>
+        <w:tc>
+          <w:tcPr>
+            <w:tcBorders>
+              <w:top w:val="single" w:space="0" w:color="D3D3D3"/>
+              <w:bottom w:val="single" w:space="0" w:color="D3D3D3"/>
+              <w:start w:val="single" w:space="0" w:color="D3D3D3"/>
+              <w:end w:val="single" w:space="0" w:color="D3D3D3"/>
+            </w:tcBorders>
+          </w:tcPr>
+          <w:p>
+            <w:pPr>
+              <w:spacing w:before="0" w:after="60"/>
+              <w:keepNext/>
+              <w:jc w:val="center"/>
+            </w:pPr>
+            <w:r>
+              <w:rPr>
+                <w:rFonts w:ascii="Calibri" w:hAnsi="Calibri"/>
+                <w:sz w:val="20"/>
+              </w:rPr>
+              <w:t xml:space="default">338,220 (11%)</w:t>
+            </w:r>
+          </w:p>
+        </w:tc>
+        <w:tc>
+          <w:tcPr>
+            <w:tcBorders>
+              <w:top w:val="single" w:space="0" w:color="D3D3D3"/>
+              <w:bottom w:val="single" w:space="0" w:color="D3D3D3"/>
+              <w:start w:val="single" w:space="0" w:color="D3D3D3"/>
+              <w:end w:val="single" w:space="0" w:color="D3D3D3"/>
+            </w:tcBorders>
+          </w:tcPr>
+          <w:p>
+            <w:pPr>
+              <w:spacing w:before="0" w:after="60"/>
+              <w:keepNext/>
+              <w:jc w:val="center"/>
+            </w:pPr>
+            <w:r>
+              <w:rPr>
+                <w:rFonts w:ascii="Calibri" w:hAnsi="Calibri"/>
+                <w:sz w:val="20"/>
+              </w:rPr>
+              <w:t xml:space="default">30,310 (10%)</w:t>
+            </w:r>
+          </w:p>
+        </w:tc>
+        <w:tc>
+          <w:tcPr>
+            <w:tcBorders>
+              <w:top w:val="single" w:space="0" w:color="D3D3D3"/>
+              <w:bottom w:val="single" w:space="0" w:color="D3D3D3"/>
+              <w:start w:val="single" w:space="0" w:color="D3D3D3"/>
+              <w:end w:val="single" w:space="0" w:color="D3D3D3"/>
+            </w:tcBorders>
+          </w:tcPr>
+          <w:p>
+            <w:pPr>
+              <w:spacing w:before="0" w:after="60"/>
+              <w:keepNext/>
+              <w:jc w:val="center"/>
+            </w:pPr>
+            <w:r>
+              <w:rPr>
+                <w:rFonts w:ascii="Calibri" w:hAnsi="Calibri"/>
+                <w:sz w:val="20"/>
+              </w:rPr>
+              <w:t xml:space="default"/>
+            </w:r>
+          </w:p>
+        </w:tc>
+      </w:tr>
+      <w:tr>
+        <w:trPr>
+          <w:cantSplit/>
+        </w:trPr>
+        <w:tc>
+          <w:tcPr>
+            <w:tcBorders>
+              <w:top w:val="single" w:space="0" w:color="D3D3D3"/>
+              <w:bottom w:val="single" w:space="0" w:color="D3D3D3"/>
+              <w:start w:val="single" w:space="0" w:color="D3D3D3"/>
+              <w:end w:val="single" w:space="0" w:color="D3D3D3"/>
+            </w:tcBorders>
+          </w:tcPr>
+          <w:p>
+            <w:pPr>
+              <w:spacing w:before="0" w:after="60"/>
+              <w:keepNext/>
+              <w:jc w:val="start"/>
+            </w:pPr>
+            <w:r>
+              <w:rPr>
+                <w:rFonts w:ascii="Calibri" w:hAnsi="Calibri"/>
+                <w:sz w:val="20"/>
+              </w:rPr>
+              <w:t xml:space="default">    Medicare</w:t>
+            </w:r>
+          </w:p>
+        </w:tc>
+        <w:tc>
+          <w:tcPr>
+            <w:tcBorders>
+              <w:top w:val="single" w:space="0" w:color="D3D3D3"/>
+              <w:bottom w:val="single" w:space="0" w:color="D3D3D3"/>
+              <w:start w:val="single" w:space="0" w:color="D3D3D3"/>
+              <w:end w:val="single" w:space="0" w:color="D3D3D3"/>
+            </w:tcBorders>
+          </w:tcPr>
+          <w:p>
+            <w:pPr>
+              <w:spacing w:before="0" w:after="60"/>
+              <w:keepNext/>
+              <w:jc w:val="center"/>
+            </w:pPr>
+            <w:r>
+              <w:rPr>
+                <w:rFonts w:ascii="Calibri" w:hAnsi="Calibri"/>
+                <w:sz w:val="20"/>
+              </w:rPr>
+              <w:t xml:space="default">2,287,508 (68%)</w:t>
+            </w:r>
+          </w:p>
+        </w:tc>
+        <w:tc>
+          <w:tcPr>
+            <w:tcBorders>
+              <w:top w:val="single" w:space="0" w:color="D3D3D3"/>
+              <w:bottom w:val="single" w:space="0" w:color="D3D3D3"/>
+              <w:start w:val="single" w:space="0" w:color="D3D3D3"/>
+              <w:end w:val="single" w:space="0" w:color="D3D3D3"/>
+            </w:tcBorders>
+          </w:tcPr>
+          <w:p>
+            <w:pPr>
+              <w:spacing w:before="0" w:after="60"/>
+              <w:keepNext/>
+              <w:jc w:val="center"/>
+            </w:pPr>
+            <w:r>
+              <w:rPr>
+                <w:rFonts w:ascii="Calibri" w:hAnsi="Calibri"/>
+                <w:sz w:val="20"/>
+              </w:rPr>
+              <w:t xml:space="default">2,073,723 (68%)</w:t>
+            </w:r>
+          </w:p>
+        </w:tc>
+        <w:tc>
+          <w:tcPr>
+            <w:tcBorders>
+              <w:top w:val="single" w:space="0" w:color="D3D3D3"/>
+              <w:bottom w:val="single" w:space="0" w:color="D3D3D3"/>
+              <w:start w:val="single" w:space="0" w:color="D3D3D3"/>
+              <w:end w:val="single" w:space="0" w:color="D3D3D3"/>
+            </w:tcBorders>
+          </w:tcPr>
+          <w:p>
+            <w:pPr>
+              <w:spacing w:before="0" w:after="60"/>
+              <w:keepNext/>
+              <w:jc w:val="center"/>
+            </w:pPr>
+            <w:r>
+              <w:rPr>
+                <w:rFonts w:ascii="Calibri" w:hAnsi="Calibri"/>
+                <w:sz w:val="20"/>
+              </w:rPr>
+              <w:t xml:space="default">213,785 (71%)</w:t>
+            </w:r>
+          </w:p>
+        </w:tc>
+        <w:tc>
+          <w:tcPr>
+            <w:tcBorders>
+              <w:top w:val="single" w:space="0" w:color="D3D3D3"/>
+              <w:bottom w:val="single" w:space="0" w:color="D3D3D3"/>
+              <w:start w:val="single" w:space="0" w:color="D3D3D3"/>
+              <w:end w:val="single" w:space="0" w:color="D3D3D3"/>
+            </w:tcBorders>
+          </w:tcPr>
+          <w:p>
+            <w:pPr>
+              <w:spacing w:before="0" w:after="60"/>
+              <w:keepNext/>
+              <w:jc w:val="center"/>
+            </w:pPr>
+            <w:r>
+              <w:rPr>
+                <w:rFonts w:ascii="Calibri" w:hAnsi="Calibri"/>
+                <w:sz w:val="20"/>
+              </w:rPr>
+              <w:t xml:space="default"/>
+            </w:r>
+          </w:p>
+        </w:tc>
+      </w:tr>
+      <w:tr>
+        <w:trPr>
+          <w:cantSplit/>
+        </w:trPr>
+        <w:tc>
+          <w:tcPr>
+            <w:tcBorders>
+              <w:top w:val="single" w:space="0" w:color="D3D3D3"/>
+              <w:bottom w:val="single" w:space="0" w:color="D3D3D3"/>
+              <w:start w:val="single" w:space="0" w:color="D3D3D3"/>
+              <w:end w:val="single" w:space="0" w:color="D3D3D3"/>
+            </w:tcBorders>
+          </w:tcPr>
+          <w:p>
+            <w:pPr>
+              <w:spacing w:before="0" w:after="60"/>
+              <w:keepNext/>
+              <w:jc w:val="start"/>
+            </w:pPr>
+            <w:r>
+              <w:rPr>
+                <w:rFonts w:ascii="Calibri" w:hAnsi="Calibri"/>
+                <w:sz w:val="20"/>
+              </w:rPr>
+              <w:t xml:space="default">    Other</w:t>
+            </w:r>
+          </w:p>
+        </w:tc>
+        <w:tc>
+          <w:tcPr>
+            <w:tcBorders>
+              <w:top w:val="single" w:space="0" w:color="D3D3D3"/>
+              <w:bottom w:val="single" w:space="0" w:color="D3D3D3"/>
+              <w:start w:val="single" w:space="0" w:color="D3D3D3"/>
+              <w:end w:val="single" w:space="0" w:color="D3D3D3"/>
+            </w:tcBorders>
+          </w:tcPr>
+          <w:p>
+            <w:pPr>
+              <w:spacing w:before="0" w:after="60"/>
+              <w:keepNext/>
+              <w:jc w:val="center"/>
+            </w:pPr>
+            <w:r>
+              <w:rPr>
+                <w:rFonts w:ascii="Calibri" w:hAnsi="Calibri"/>
+                <w:sz w:val="20"/>
+              </w:rPr>
+              <w:t xml:space="default">73,625 (2.2%)</w:t>
+            </w:r>
+          </w:p>
+        </w:tc>
+        <w:tc>
+          <w:tcPr>
+            <w:tcBorders>
+              <w:top w:val="single" w:space="0" w:color="D3D3D3"/>
+              <w:bottom w:val="single" w:space="0" w:color="D3D3D3"/>
+              <w:start w:val="single" w:space="0" w:color="D3D3D3"/>
+              <w:end w:val="single" w:space="0" w:color="D3D3D3"/>
+            </w:tcBorders>
+          </w:tcPr>
+          <w:p>
+            <w:pPr>
+              <w:spacing w:before="0" w:after="60"/>
+              <w:keepNext/>
+              <w:jc w:val="center"/>
+            </w:pPr>
+            <w:r>
+              <w:rPr>
+                <w:rFonts w:ascii="Calibri" w:hAnsi="Calibri"/>
+                <w:sz w:val="20"/>
+              </w:rPr>
+              <w:t xml:space="default">66,715 (2.2%)</w:t>
+            </w:r>
+          </w:p>
+        </w:tc>
+        <w:tc>
+          <w:tcPr>
+            <w:tcBorders>
+              <w:top w:val="single" w:space="0" w:color="D3D3D3"/>
+              <w:bottom w:val="single" w:space="0" w:color="D3D3D3"/>
+              <w:start w:val="single" w:space="0" w:color="D3D3D3"/>
+              <w:end w:val="single" w:space="0" w:color="D3D3D3"/>
+            </w:tcBorders>
+          </w:tcPr>
+          <w:p>
+            <w:pPr>
+              <w:spacing w:before="0" w:after="60"/>
+              <w:keepNext/>
+              <w:jc w:val="center"/>
+            </w:pPr>
+            <w:r>
+              <w:rPr>
+                <w:rFonts w:ascii="Calibri" w:hAnsi="Calibri"/>
+                <w:sz w:val="20"/>
+              </w:rPr>
+              <w:t xml:space="default">6,910 (2.3%)</w:t>
+            </w:r>
+          </w:p>
+        </w:tc>
+        <w:tc>
+          <w:tcPr>
+            <w:tcBorders>
+              <w:top w:val="single" w:space="0" w:color="D3D3D3"/>
+              <w:bottom w:val="single" w:space="0" w:color="D3D3D3"/>
+              <w:start w:val="single" w:space="0" w:color="D3D3D3"/>
+              <w:end w:val="single" w:space="0" w:color="D3D3D3"/>
+            </w:tcBorders>
+          </w:tcPr>
+          <w:p>
+            <w:pPr>
+              <w:spacing w:before="0" w:after="60"/>
+              <w:keepNext/>
+              <w:jc w:val="center"/>
+            </w:pPr>
+            <w:r>
+              <w:rPr>
+                <w:rFonts w:ascii="Calibri" w:hAnsi="Calibri"/>
+                <w:sz w:val="20"/>
+              </w:rPr>
+              <w:t xml:space="default"/>
+            </w:r>
+          </w:p>
+        </w:tc>
+      </w:tr>
+      <w:tr>
+        <w:trPr>
+          <w:cantSplit/>
+        </w:trPr>
+        <w:tc>
+          <w:tcPr>
+            <w:tcBorders>
+              <w:top w:val="single" w:space="0" w:color="D3D3D3"/>
+              <w:bottom w:val="single" w:space="0" w:color="D3D3D3"/>
+              <w:start w:val="single" w:space="0" w:color="D3D3D3"/>
+              <w:end w:val="single" w:space="0" w:color="D3D3D3"/>
+            </w:tcBorders>
+          </w:tcPr>
+          <w:p>
+            <w:pPr>
+              <w:spacing w:before="0" w:after="60"/>
+              <w:keepNext/>
+              <w:jc w:val="start"/>
+            </w:pPr>
+            <w:r>
+              <w:rPr>
+                <w:rFonts w:ascii="Calibri" w:hAnsi="Calibri"/>
+                <w:sz w:val="20"/>
+              </w:rPr>
+              <w:t xml:space="default">Hospital region</w:t>
+            </w:r>
+          </w:p>
+        </w:tc>
+        <w:tc>
+          <w:tcPr>
+            <w:tcBorders>
+              <w:top w:val="single" w:space="0" w:color="D3D3D3"/>
+              <w:bottom w:val="single" w:space="0" w:color="D3D3D3"/>
+              <w:start w:val="single" w:space="0" w:color="D3D3D3"/>
+              <w:end w:val="single" w:space="0" w:color="D3D3D3"/>
+            </w:tcBorders>
+          </w:tcPr>
+          <w:p>
+            <w:pPr>
+              <w:spacing w:before="0" w:after="60"/>
+              <w:keepNext/>
+              <w:jc w:val="center"/>
+            </w:pPr>
+            <w:r>
+              <w:rPr>
+                <w:rFonts w:ascii="Calibri" w:hAnsi="Calibri"/>
+                <w:sz w:val="20"/>
+              </w:rPr>
+              <w:t xml:space="default"/>
+            </w:r>
+          </w:p>
+        </w:tc>
+        <w:tc>
+          <w:tcPr>
+            <w:tcBorders>
+              <w:top w:val="single" w:space="0" w:color="D3D3D3"/>
+              <w:bottom w:val="single" w:space="0" w:color="D3D3D3"/>
+              <w:start w:val="single" w:space="0" w:color="D3D3D3"/>
+              <w:end w:val="single" w:space="0" w:color="D3D3D3"/>
+            </w:tcBorders>
+          </w:tcPr>
+          <w:p>
+            <w:pPr>
+              <w:spacing w:before="0" w:after="60"/>
+              <w:keepNext/>
+              <w:jc w:val="center"/>
+            </w:pPr>
+            <w:r>
+              <w:rPr>
+                <w:rFonts w:ascii="Calibri" w:hAnsi="Calibri"/>
+                <w:sz w:val="20"/>
+              </w:rPr>
+              <w:t xml:space="default"/>
+            </w:r>
+          </w:p>
+        </w:tc>
+        <w:tc>
+          <w:tcPr>
+            <w:tcBorders>
+              <w:top w:val="single" w:space="0" w:color="D3D3D3"/>
+              <w:bottom w:val="single" w:space="0" w:color="D3D3D3"/>
+              <w:start w:val="single" w:space="0" w:color="D3D3D3"/>
+              <w:end w:val="single" w:space="0" w:color="D3D3D3"/>
+            </w:tcBorders>
+          </w:tcPr>
+          <w:p>
+            <w:pPr>
+              <w:spacing w:before="0" w:after="60"/>
+              <w:keepNext/>
+              <w:jc w:val="center"/>
+            </w:pPr>
+            <w:r>
+              <w:rPr>
+                <w:rFonts w:ascii="Calibri" w:hAnsi="Calibri"/>
+                <w:sz w:val="20"/>
+              </w:rPr>
+              <w:t xml:space="default"/>
+            </w:r>
+          </w:p>
+        </w:tc>
+        <w:tc>
+          <w:tcPr>
+            <w:tcBorders>
+              <w:top w:val="single" w:space="0" w:color="D3D3D3"/>
+              <w:bottom w:val="single" w:space="0" w:color="D3D3D3"/>
+              <w:start w:val="single" w:space="0" w:color="D3D3D3"/>
+              <w:end w:val="single" w:space="0" w:color="D3D3D3"/>
+            </w:tcBorders>
+          </w:tcPr>
+          <w:p>
+            <w:pPr>
+              <w:spacing w:before="0" w:after="60"/>
+              <w:keepNext/>
+              <w:jc w:val="center"/>
+            </w:pPr>
+            <w:r>
+              <w:rPr>
+                <w:rFonts w:ascii="Calibri" w:hAnsi="Calibri"/>
+                <w:sz w:val="20"/>
+              </w:rPr>
+              <w:t xml:space="default">&lt;0.001</w:t>
+            </w:r>
+          </w:p>
+        </w:tc>
+      </w:tr>
+      <w:tr>
+        <w:trPr>
+          <w:cantSplit/>
+        </w:trPr>
+        <w:tc>
+          <w:tcPr>
+            <w:tcBorders>
+              <w:top w:val="single" w:space="0" w:color="D3D3D3"/>
+              <w:bottom w:val="single" w:space="0" w:color="D3D3D3"/>
+              <w:start w:val="single" w:space="0" w:color="D3D3D3"/>
+              <w:end w:val="single" w:space="0" w:color="D3D3D3"/>
+            </w:tcBorders>
+          </w:tcPr>
+          <w:p>
+            <w:pPr>
+              <w:spacing w:before="0" w:after="60"/>
+              <w:keepNext/>
+              <w:jc w:val="start"/>
+            </w:pPr>
+            <w:r>
+              <w:rPr>
+                <w:rFonts w:ascii="Calibri" w:hAnsi="Calibri"/>
+                <w:sz w:val="20"/>
+              </w:rPr>
+              <w:t xml:space="default">    Midwest</w:t>
+            </w:r>
+          </w:p>
+        </w:tc>
+        <w:tc>
+          <w:tcPr>
+            <w:tcBorders>
+              <w:top w:val="single" w:space="0" w:color="D3D3D3"/>
+              <w:bottom w:val="single" w:space="0" w:color="D3D3D3"/>
+              <w:start w:val="single" w:space="0" w:color="D3D3D3"/>
+              <w:end w:val="single" w:space="0" w:color="D3D3D3"/>
+            </w:tcBorders>
+          </w:tcPr>
+          <w:p>
+            <w:pPr>
+              <w:spacing w:before="0" w:after="60"/>
+              <w:keepNext/>
+              <w:jc w:val="center"/>
+            </w:pPr>
+            <w:r>
+              <w:rPr>
+                <w:rFonts w:ascii="Calibri" w:hAnsi="Calibri"/>
+                <w:sz w:val="20"/>
+              </w:rPr>
+              <w:t xml:space="default">826,454 (24%)</w:t>
+            </w:r>
+          </w:p>
+        </w:tc>
+        <w:tc>
+          <w:tcPr>
+            <w:tcBorders>
+              <w:top w:val="single" w:space="0" w:color="D3D3D3"/>
+              <w:bottom w:val="single" w:space="0" w:color="D3D3D3"/>
+              <w:start w:val="single" w:space="0" w:color="D3D3D3"/>
+              <w:end w:val="single" w:space="0" w:color="D3D3D3"/>
+            </w:tcBorders>
+          </w:tcPr>
+          <w:p>
+            <w:pPr>
+              <w:spacing w:before="0" w:after="60"/>
+              <w:keepNext/>
+              <w:jc w:val="center"/>
+            </w:pPr>
+            <w:r>
+              <w:rPr>
+                <w:rFonts w:ascii="Calibri" w:hAnsi="Calibri"/>
+                <w:sz w:val="20"/>
+              </w:rPr>
+              <w:t xml:space="default">737,579 (24%)</w:t>
+            </w:r>
+          </w:p>
+        </w:tc>
+        <w:tc>
+          <w:tcPr>
+            <w:tcBorders>
+              <w:top w:val="single" w:space="0" w:color="D3D3D3"/>
+              <w:bottom w:val="single" w:space="0" w:color="D3D3D3"/>
+              <w:start w:val="single" w:space="0" w:color="D3D3D3"/>
+              <w:end w:val="single" w:space="0" w:color="D3D3D3"/>
+            </w:tcBorders>
+          </w:tcPr>
+          <w:p>
+            <w:pPr>
+              <w:spacing w:before="0" w:after="60"/>
+              <w:keepNext/>
+              <w:jc w:val="center"/>
+            </w:pPr>
+            <w:r>
+              <w:rPr>
+                <w:rFonts w:ascii="Calibri" w:hAnsi="Calibri"/>
+                <w:sz w:val="20"/>
+              </w:rPr>
+              <w:t xml:space="default">88,875 (29%)</w:t>
+            </w:r>
+          </w:p>
+        </w:tc>
+        <w:tc>
+          <w:tcPr>
+            <w:tcBorders>
+              <w:top w:val="single" w:space="0" w:color="D3D3D3"/>
+              <w:bottom w:val="single" w:space="0" w:color="D3D3D3"/>
+              <w:start w:val="single" w:space="0" w:color="D3D3D3"/>
+              <w:end w:val="single" w:space="0" w:color="D3D3D3"/>
+            </w:tcBorders>
+          </w:tcPr>
+          <w:p>
+            <w:pPr>
+              <w:spacing w:before="0" w:after="60"/>
+              <w:keepNext/>
+              <w:jc w:val="center"/>
+            </w:pPr>
+            <w:r>
+              <w:rPr>
+                <w:rFonts w:ascii="Calibri" w:hAnsi="Calibri"/>
+                <w:sz w:val="20"/>
+              </w:rPr>
+              <w:t xml:space="default"/>
+            </w:r>
+          </w:p>
+        </w:tc>
+      </w:tr>
+      <w:tr>
+        <w:trPr>
+          <w:cantSplit/>
+        </w:trPr>
+        <w:tc>
+          <w:tcPr>
+            <w:tcBorders>
+              <w:top w:val="single" w:space="0" w:color="D3D3D3"/>
+              <w:bottom w:val="single" w:space="0" w:color="D3D3D3"/>
+              <w:start w:val="single" w:space="0" w:color="D3D3D3"/>
+              <w:end w:val="single" w:space="0" w:color="D3D3D3"/>
+            </w:tcBorders>
+          </w:tcPr>
+          <w:p>
+            <w:pPr>
+              <w:spacing w:before="0" w:after="60"/>
+              <w:keepNext/>
+              <w:jc w:val="start"/>
+            </w:pPr>
+            <w:r>
+              <w:rPr>
+                <w:rFonts w:ascii="Calibri" w:hAnsi="Calibri"/>
+                <w:sz w:val="20"/>
+              </w:rPr>
+              <w:t xml:space="default">    Northeast</w:t>
+            </w:r>
+          </w:p>
+        </w:tc>
+        <w:tc>
+          <w:tcPr>
+            <w:tcBorders>
+              <w:top w:val="single" w:space="0" w:color="D3D3D3"/>
+              <w:bottom w:val="single" w:space="0" w:color="D3D3D3"/>
+              <w:start w:val="single" w:space="0" w:color="D3D3D3"/>
+              <w:end w:val="single" w:space="0" w:color="D3D3D3"/>
+            </w:tcBorders>
+          </w:tcPr>
+          <w:p>
+            <w:pPr>
+              <w:spacing w:before="0" w:after="60"/>
+              <w:keepNext/>
+              <w:jc w:val="center"/>
+            </w:pPr>
+            <w:r>
+              <w:rPr>
+                <w:rFonts w:ascii="Calibri" w:hAnsi="Calibri"/>
+                <w:sz w:val="20"/>
+              </w:rPr>
+              <w:t xml:space="default">573,469 (17%)</w:t>
+            </w:r>
+          </w:p>
+        </w:tc>
+        <w:tc>
+          <w:tcPr>
+            <w:tcBorders>
+              <w:top w:val="single" w:space="0" w:color="D3D3D3"/>
+              <w:bottom w:val="single" w:space="0" w:color="D3D3D3"/>
+              <w:start w:val="single" w:space="0" w:color="D3D3D3"/>
+              <w:end w:val="single" w:space="0" w:color="D3D3D3"/>
+            </w:tcBorders>
+          </w:tcPr>
+          <w:p>
+            <w:pPr>
+              <w:spacing w:before="0" w:after="60"/>
+              <w:keepNext/>
+              <w:jc w:val="center"/>
+            </w:pPr>
+            <w:r>
+              <w:rPr>
+                <w:rFonts w:ascii="Calibri" w:hAnsi="Calibri"/>
+                <w:sz w:val="20"/>
+              </w:rPr>
+              <w:t xml:space="default">528,570 (17%)</w:t>
+            </w:r>
+          </w:p>
+        </w:tc>
+        <w:tc>
+          <w:tcPr>
+            <w:tcBorders>
+              <w:top w:val="single" w:space="0" w:color="D3D3D3"/>
+              <w:bottom w:val="single" w:space="0" w:color="D3D3D3"/>
+              <w:start w:val="single" w:space="0" w:color="D3D3D3"/>
+              <w:end w:val="single" w:space="0" w:color="D3D3D3"/>
+            </w:tcBorders>
+          </w:tcPr>
+          <w:p>
+            <w:pPr>
+              <w:spacing w:before="0" w:after="60"/>
+              <w:keepNext/>
+              <w:jc w:val="center"/>
+            </w:pPr>
+            <w:r>
+              <w:rPr>
+                <w:rFonts w:ascii="Calibri" w:hAnsi="Calibri"/>
+                <w:sz w:val="20"/>
+              </w:rPr>
+              <w:t xml:space="default">44,900 (15%)</w:t>
+            </w:r>
+          </w:p>
+        </w:tc>
+        <w:tc>
+          <w:tcPr>
+            <w:tcBorders>
+              <w:top w:val="single" w:space="0" w:color="D3D3D3"/>
+              <w:bottom w:val="single" w:space="0" w:color="D3D3D3"/>
+              <w:start w:val="single" w:space="0" w:color="D3D3D3"/>
+              <w:end w:val="single" w:space="0" w:color="D3D3D3"/>
+            </w:tcBorders>
+          </w:tcPr>
+          <w:p>
+            <w:pPr>
+              <w:spacing w:before="0" w:after="60"/>
+              <w:keepNext/>
+              <w:jc w:val="center"/>
+            </w:pPr>
+            <w:r>
+              <w:rPr>
+                <w:rFonts w:ascii="Calibri" w:hAnsi="Calibri"/>
+                <w:sz w:val="20"/>
+              </w:rPr>
+              <w:t xml:space="default"/>
+            </w:r>
+          </w:p>
+        </w:tc>
+      </w:tr>
+      <w:tr>
+        <w:trPr>
+          <w:cantSplit/>
+        </w:trPr>
+        <w:tc>
+          <w:tcPr>
+            <w:tcBorders>
+              <w:top w:val="single" w:space="0" w:color="D3D3D3"/>
+              <w:bottom w:val="single" w:space="0" w:color="D3D3D3"/>
+              <w:start w:val="single" w:space="0" w:color="D3D3D3"/>
+              <w:end w:val="single" w:space="0" w:color="D3D3D3"/>
+            </w:tcBorders>
+          </w:tcPr>
+          <w:p>
+            <w:pPr>
+              <w:spacing w:before="0" w:after="60"/>
+              <w:keepNext/>
+              <w:jc w:val="start"/>
+            </w:pPr>
+            <w:r>
+              <w:rPr>
+                <w:rFonts w:ascii="Calibri" w:hAnsi="Calibri"/>
+                <w:sz w:val="20"/>
+              </w:rPr>
+              <w:t xml:space="default">    South</w:t>
+            </w:r>
+          </w:p>
+        </w:tc>
+        <w:tc>
+          <w:tcPr>
+            <w:tcBorders>
+              <w:top w:val="single" w:space="0" w:color="D3D3D3"/>
+              <w:bottom w:val="single" w:space="0" w:color="D3D3D3"/>
+              <w:start w:val="single" w:space="0" w:color="D3D3D3"/>
+              <w:end w:val="single" w:space="0" w:color="D3D3D3"/>
+            </w:tcBorders>
+          </w:tcPr>
+          <w:p>
+            <w:pPr>
+              <w:spacing w:before="0" w:after="60"/>
+              <w:keepNext/>
+              <w:jc w:val="center"/>
+            </w:pPr>
+            <w:r>
+              <w:rPr>
+                <w:rFonts w:ascii="Calibri" w:hAnsi="Calibri"/>
+                <w:sz w:val="20"/>
+              </w:rPr>
+              <w:t xml:space="default">1,443,360 (43%)</w:t>
+            </w:r>
+          </w:p>
+        </w:tc>
+        <w:tc>
+          <w:tcPr>
+            <w:tcBorders>
+              <w:top w:val="single" w:space="0" w:color="D3D3D3"/>
+              <w:bottom w:val="single" w:space="0" w:color="D3D3D3"/>
+              <w:start w:val="single" w:space="0" w:color="D3D3D3"/>
+              <w:end w:val="single" w:space="0" w:color="D3D3D3"/>
+            </w:tcBorders>
+          </w:tcPr>
+          <w:p>
+            <w:pPr>
+              <w:spacing w:before="0" w:after="60"/>
+              <w:keepNext/>
+              <w:jc w:val="center"/>
+            </w:pPr>
+            <w:r>
+              <w:rPr>
+                <w:rFonts w:ascii="Calibri" w:hAnsi="Calibri"/>
+                <w:sz w:val="20"/>
+              </w:rPr>
+              <w:t xml:space="default">1,315,255 (43%)</w:t>
+            </w:r>
+          </w:p>
+        </w:tc>
+        <w:tc>
+          <w:tcPr>
+            <w:tcBorders>
+              <w:top w:val="single" w:space="0" w:color="D3D3D3"/>
+              <w:bottom w:val="single" w:space="0" w:color="D3D3D3"/>
+              <w:start w:val="single" w:space="0" w:color="D3D3D3"/>
+              <w:end w:val="single" w:space="0" w:color="D3D3D3"/>
+            </w:tcBorders>
+          </w:tcPr>
+          <w:p>
+            <w:pPr>
+              <w:spacing w:before="0" w:after="60"/>
+              <w:keepNext/>
+              <w:jc w:val="center"/>
+            </w:pPr>
+            <w:r>
+              <w:rPr>
+                <w:rFonts w:ascii="Calibri" w:hAnsi="Calibri"/>
+                <w:sz w:val="20"/>
+              </w:rPr>
+              <w:t xml:space="default">128,105 (42%)</w:t>
+            </w:r>
+          </w:p>
+        </w:tc>
+        <w:tc>
+          <w:tcPr>
+            <w:tcBorders>
+              <w:top w:val="single" w:space="0" w:color="D3D3D3"/>
+              <w:bottom w:val="single" w:space="0" w:color="D3D3D3"/>
+              <w:start w:val="single" w:space="0" w:color="D3D3D3"/>
+              <w:end w:val="single" w:space="0" w:color="D3D3D3"/>
+            </w:tcBorders>
+          </w:tcPr>
+          <w:p>
+            <w:pPr>
+              <w:spacing w:before="0" w:after="60"/>
+              <w:keepNext/>
+              <w:jc w:val="center"/>
+            </w:pPr>
+            <w:r>
+              <w:rPr>
+                <w:rFonts w:ascii="Calibri" w:hAnsi="Calibri"/>
+                <w:sz w:val="20"/>
+              </w:rPr>
+              <w:t xml:space="default"/>
+            </w:r>
+          </w:p>
+        </w:tc>
+      </w:tr>
+      <w:tr>
+        <w:trPr>
+          <w:cantSplit/>
+        </w:trPr>
+        <w:tc>
+          <w:tcPr>
+            <w:tcBorders>
+              <w:top w:val="single" w:space="0" w:color="D3D3D3"/>
+              <w:bottom w:val="single" w:space="0" w:color="D3D3D3"/>
+              <w:start w:val="single" w:space="0" w:color="D3D3D3"/>
+              <w:end w:val="single" w:space="0" w:color="D3D3D3"/>
+            </w:tcBorders>
+          </w:tcPr>
+          <w:p>
+            <w:pPr>
+              <w:spacing w:before="0" w:after="60"/>
+              <w:keepNext/>
+              <w:jc w:val="start"/>
+            </w:pPr>
+            <w:r>
+              <w:rPr>
+                <w:rFonts w:ascii="Calibri" w:hAnsi="Calibri"/>
+                <w:sz w:val="20"/>
+              </w:rPr>
+              <w:t xml:space="default">    West</w:t>
+            </w:r>
+          </w:p>
+        </w:tc>
+        <w:tc>
+          <w:tcPr>
+            <w:tcBorders>
+              <w:top w:val="single" w:space="0" w:color="D3D3D3"/>
+              <w:bottom w:val="single" w:space="0" w:color="D3D3D3"/>
+              <w:start w:val="single" w:space="0" w:color="D3D3D3"/>
+              <w:end w:val="single" w:space="0" w:color="D3D3D3"/>
+            </w:tcBorders>
+          </w:tcPr>
+          <w:p>
+            <w:pPr>
+              <w:spacing w:before="0" w:after="60"/>
+              <w:keepNext/>
+              <w:jc w:val="center"/>
+            </w:pPr>
+            <w:r>
+              <w:rPr>
+                <w:rFonts w:ascii="Calibri" w:hAnsi="Calibri"/>
+                <w:sz w:val="20"/>
+              </w:rPr>
+              <w:t xml:space="default">530,979 (16%)</w:t>
+            </w:r>
+          </w:p>
+        </w:tc>
+        <w:tc>
+          <w:tcPr>
+            <w:tcBorders>
+              <w:top w:val="single" w:space="0" w:color="D3D3D3"/>
+              <w:bottom w:val="single" w:space="0" w:color="D3D3D3"/>
+              <w:start w:val="single" w:space="0" w:color="D3D3D3"/>
+              <w:end w:val="single" w:space="0" w:color="D3D3D3"/>
+            </w:tcBorders>
+          </w:tcPr>
+          <w:p>
+            <w:pPr>
+              <w:spacing w:before="0" w:after="60"/>
+              <w:keepNext/>
+              <w:jc w:val="center"/>
+            </w:pPr>
+            <w:r>
+              <w:rPr>
+                <w:rFonts w:ascii="Calibri" w:hAnsi="Calibri"/>
+                <w:sz w:val="20"/>
+              </w:rPr>
+              <w:t xml:space="default">491,389 (16%)</w:t>
+            </w:r>
+          </w:p>
+        </w:tc>
+        <w:tc>
+          <w:tcPr>
+            <w:tcBorders>
+              <w:top w:val="single" w:space="0" w:color="D3D3D3"/>
+              <w:bottom w:val="single" w:space="0" w:color="D3D3D3"/>
+              <w:start w:val="single" w:space="0" w:color="D3D3D3"/>
+              <w:end w:val="single" w:space="0" w:color="D3D3D3"/>
+            </w:tcBorders>
+          </w:tcPr>
+          <w:p>
+            <w:pPr>
+              <w:spacing w:before="0" w:after="60"/>
+              <w:keepNext/>
+              <w:jc w:val="center"/>
+            </w:pPr>
+            <w:r>
+              <w:rPr>
+                <w:rFonts w:ascii="Calibri" w:hAnsi="Calibri"/>
+                <w:sz w:val="20"/>
+              </w:rPr>
+              <w:t xml:space="default">39,590 (13%)</w:t>
+            </w:r>
+          </w:p>
+        </w:tc>
+        <w:tc>
+          <w:tcPr>
+            <w:tcBorders>
+              <w:top w:val="single" w:space="0" w:color="D3D3D3"/>
+              <w:bottom w:val="single" w:space="0" w:color="D3D3D3"/>
+              <w:start w:val="single" w:space="0" w:color="D3D3D3"/>
+              <w:end w:val="single" w:space="0" w:color="D3D3D3"/>
+            </w:tcBorders>
+          </w:tcPr>
+          <w:p>
+            <w:pPr>
+              <w:spacing w:before="0" w:after="60"/>
+              <w:keepNext/>
+              <w:jc w:val="center"/>
+            </w:pPr>
+            <w:r>
+              <w:rPr>
+                <w:rFonts w:ascii="Calibri" w:hAnsi="Calibri"/>
+                <w:sz w:val="20"/>
+              </w:rPr>
+              <w:t xml:space="default"/>
+            </w:r>
+          </w:p>
+        </w:tc>
+      </w:tr>
+      <w:tr>
+        <w:trPr>
+          <w:cantSplit/>
+        </w:trPr>
+        <w:tc>
+          <w:tcPr>
+            <w:tcBorders>
+              <w:top w:val="single" w:space="0" w:color="D3D3D3"/>
+              <w:bottom w:val="single" w:space="0" w:color="D3D3D3"/>
+              <w:start w:val="single" w:space="0" w:color="D3D3D3"/>
+              <w:end w:val="single" w:space="0" w:color="D3D3D3"/>
+            </w:tcBorders>
+          </w:tcPr>
+          <w:p>
+            <w:pPr>
+              <w:spacing w:before="0" w:after="60"/>
+              <w:keepNext/>
+              <w:jc w:val="start"/>
+            </w:pPr>
+            <w:r>
+              <w:rPr>
+                <w:rFonts w:ascii="Calibri" w:hAnsi="Calibri"/>
+                <w:sz w:val="20"/>
+              </w:rPr>
+              <w:t xml:space="default">Hospital bedsize</w:t>
+            </w:r>
+          </w:p>
+        </w:tc>
+        <w:tc>
+          <w:tcPr>
+            <w:tcBorders>
+              <w:top w:val="single" w:space="0" w:color="D3D3D3"/>
+              <w:bottom w:val="single" w:space="0" w:color="D3D3D3"/>
+              <w:start w:val="single" w:space="0" w:color="D3D3D3"/>
+              <w:end w:val="single" w:space="0" w:color="D3D3D3"/>
+            </w:tcBorders>
+          </w:tcPr>
+          <w:p>
+            <w:pPr>
+              <w:spacing w:before="0" w:after="60"/>
+              <w:keepNext/>
+              <w:jc w:val="center"/>
+            </w:pPr>
+            <w:r>
+              <w:rPr>
+                <w:rFonts w:ascii="Calibri" w:hAnsi="Calibri"/>
+                <w:sz w:val="20"/>
+              </w:rPr>
+              <w:t xml:space="default"/>
+            </w:r>
+          </w:p>
+        </w:tc>
+        <w:tc>
+          <w:tcPr>
+            <w:tcBorders>
+              <w:top w:val="single" w:space="0" w:color="D3D3D3"/>
+              <w:bottom w:val="single" w:space="0" w:color="D3D3D3"/>
+              <w:start w:val="single" w:space="0" w:color="D3D3D3"/>
+              <w:end w:val="single" w:space="0" w:color="D3D3D3"/>
+            </w:tcBorders>
+          </w:tcPr>
+          <w:p>
+            <w:pPr>
+              <w:spacing w:before="0" w:after="60"/>
+              <w:keepNext/>
+              <w:jc w:val="center"/>
+            </w:pPr>
+            <w:r>
+              <w:rPr>
+                <w:rFonts w:ascii="Calibri" w:hAnsi="Calibri"/>
+                <w:sz w:val="20"/>
+              </w:rPr>
+              <w:t xml:space="default"/>
+            </w:r>
+          </w:p>
+        </w:tc>
+        <w:tc>
+          <w:tcPr>
+            <w:tcBorders>
+              <w:top w:val="single" w:space="0" w:color="D3D3D3"/>
+              <w:bottom w:val="single" w:space="0" w:color="D3D3D3"/>
+              <w:start w:val="single" w:space="0" w:color="D3D3D3"/>
+              <w:end w:val="single" w:space="0" w:color="D3D3D3"/>
+            </w:tcBorders>
+          </w:tcPr>
+          <w:p>
+            <w:pPr>
+              <w:spacing w:before="0" w:after="60"/>
+              <w:keepNext/>
+              <w:jc w:val="center"/>
+            </w:pPr>
+            <w:r>
+              <w:rPr>
+                <w:rFonts w:ascii="Calibri" w:hAnsi="Calibri"/>
+                <w:sz w:val="20"/>
+              </w:rPr>
+              <w:t xml:space="default"/>
+            </w:r>
+          </w:p>
+        </w:tc>
+        <w:tc>
+          <w:tcPr>
+            <w:tcBorders>
+              <w:top w:val="single" w:space="0" w:color="D3D3D3"/>
+              <w:bottom w:val="single" w:space="0" w:color="D3D3D3"/>
+              <w:start w:val="single" w:space="0" w:color="D3D3D3"/>
+              <w:end w:val="single" w:space="0" w:color="D3D3D3"/>
+            </w:tcBorders>
+          </w:tcPr>
+          <w:p>
+            <w:pPr>
+              <w:spacing w:before="0" w:after="60"/>
+              <w:keepNext/>
+              <w:jc w:val="center"/>
+            </w:pPr>
+            <w:r>
+              <w:rPr>
+                <w:rFonts w:ascii="Calibri" w:hAnsi="Calibri"/>
+                <w:sz w:val="20"/>
+              </w:rPr>
+              <w:t xml:space="default">&lt;0.001</w:t>
+            </w:r>
+          </w:p>
+        </w:tc>
+      </w:tr>
+      <w:tr>
+        <w:trPr>
+          <w:cantSplit/>
+        </w:trPr>
+        <w:tc>
+          <w:tcPr>
+            <w:tcBorders>
+              <w:top w:val="single" w:space="0" w:color="D3D3D3"/>
+              <w:bottom w:val="single" w:space="0" w:color="D3D3D3"/>
+              <w:start w:val="single" w:space="0" w:color="D3D3D3"/>
+              <w:end w:val="single" w:space="0" w:color="D3D3D3"/>
+            </w:tcBorders>
+          </w:tcPr>
+          <w:p>
+            <w:pPr>
+              <w:spacing w:before="0" w:after="60"/>
+              <w:keepNext/>
+              <w:jc w:val="start"/>
+            </w:pPr>
+            <w:r>
+              <w:rPr>
+                <w:rFonts w:ascii="Calibri" w:hAnsi="Calibri"/>
+                <w:sz w:val="20"/>
+              </w:rPr>
+              <w:t xml:space="default">    Large</w:t>
+            </w:r>
+          </w:p>
+        </w:tc>
+        <w:tc>
+          <w:tcPr>
+            <w:tcBorders>
+              <w:top w:val="single" w:space="0" w:color="D3D3D3"/>
+              <w:bottom w:val="single" w:space="0" w:color="D3D3D3"/>
+              <w:start w:val="single" w:space="0" w:color="D3D3D3"/>
+              <w:end w:val="single" w:space="0" w:color="D3D3D3"/>
+            </w:tcBorders>
+          </w:tcPr>
+          <w:p>
+            <w:pPr>
+              <w:spacing w:before="0" w:after="60"/>
+              <w:keepNext/>
+              <w:jc w:val="center"/>
+            </w:pPr>
+            <w:r>
+              <w:rPr>
+                <w:rFonts w:ascii="Calibri" w:hAnsi="Calibri"/>
+                <w:sz w:val="20"/>
+              </w:rPr>
+              <w:t xml:space="default">1,395,571 (41%)</w:t>
+            </w:r>
+          </w:p>
+        </w:tc>
+        <w:tc>
+          <w:tcPr>
+            <w:tcBorders>
+              <w:top w:val="single" w:space="0" w:color="D3D3D3"/>
+              <w:bottom w:val="single" w:space="0" w:color="D3D3D3"/>
+              <w:start w:val="single" w:space="0" w:color="D3D3D3"/>
+              <w:end w:val="single" w:space="0" w:color="D3D3D3"/>
+            </w:tcBorders>
+          </w:tcPr>
+          <w:p>
+            <w:pPr>
+              <w:spacing w:before="0" w:after="60"/>
+              <w:keepNext/>
+              <w:jc w:val="center"/>
+            </w:pPr>
+            <w:r>
+              <w:rPr>
+                <w:rFonts w:ascii="Calibri" w:hAnsi="Calibri"/>
+                <w:sz w:val="20"/>
+              </w:rPr>
+              <w:t xml:space="default">1,252,666 (41%)</w:t>
+            </w:r>
+          </w:p>
+        </w:tc>
+        <w:tc>
+          <w:tcPr>
+            <w:tcBorders>
+              <w:top w:val="single" w:space="0" w:color="D3D3D3"/>
+              <w:bottom w:val="single" w:space="0" w:color="D3D3D3"/>
+              <w:start w:val="single" w:space="0" w:color="D3D3D3"/>
+              <w:end w:val="single" w:space="0" w:color="D3D3D3"/>
+            </w:tcBorders>
+          </w:tcPr>
+          <w:p>
+            <w:pPr>
+              <w:spacing w:before="0" w:after="60"/>
+              <w:keepNext/>
+              <w:jc w:val="center"/>
+            </w:pPr>
+            <w:r>
+              <w:rPr>
+                <w:rFonts w:ascii="Calibri" w:hAnsi="Calibri"/>
+                <w:sz w:val="20"/>
+              </w:rPr>
+              <w:t xml:space="default">142,905 (47%)</w:t>
+            </w:r>
+          </w:p>
+        </w:tc>
+        <w:tc>
+          <w:tcPr>
+            <w:tcBorders>
+              <w:top w:val="single" w:space="0" w:color="D3D3D3"/>
+              <w:bottom w:val="single" w:space="0" w:color="D3D3D3"/>
+              <w:start w:val="single" w:space="0" w:color="D3D3D3"/>
+              <w:end w:val="single" w:space="0" w:color="D3D3D3"/>
+            </w:tcBorders>
+          </w:tcPr>
+          <w:p>
+            <w:pPr>
+              <w:spacing w:before="0" w:after="60"/>
+              <w:keepNext/>
+              <w:jc w:val="center"/>
+            </w:pPr>
+            <w:r>
+              <w:rPr>
+                <w:rFonts w:ascii="Calibri" w:hAnsi="Calibri"/>
+                <w:sz w:val="20"/>
+              </w:rPr>
+              <w:t xml:space="default"/>
+            </w:r>
+          </w:p>
+        </w:tc>
+      </w:tr>
+      <w:tr>
+        <w:trPr>
+          <w:cantSplit/>
+        </w:trPr>
+        <w:tc>
+          <w:tcPr>
+            <w:tcBorders>
+              <w:top w:val="single" w:space="0" w:color="D3D3D3"/>
+              <w:bottom w:val="single" w:space="0" w:color="D3D3D3"/>
+              <w:start w:val="single" w:space="0" w:color="D3D3D3"/>
+              <w:end w:val="single" w:space="0" w:color="D3D3D3"/>
+            </w:tcBorders>
+          </w:tcPr>
+          <w:p>
+            <w:pPr>
+              <w:spacing w:before="0" w:after="60"/>
+              <w:keepNext/>
+              <w:jc w:val="start"/>
+            </w:pPr>
+            <w:r>
+              <w:rPr>
+                <w:rFonts w:ascii="Calibri" w:hAnsi="Calibri"/>
+                <w:sz w:val="20"/>
+              </w:rPr>
+              <w:t xml:space="default">    Medium</w:t>
+            </w:r>
+          </w:p>
+        </w:tc>
+        <w:tc>
+          <w:tcPr>
+            <w:tcBorders>
+              <w:top w:val="single" w:space="0" w:color="D3D3D3"/>
+              <w:bottom w:val="single" w:space="0" w:color="D3D3D3"/>
+              <w:start w:val="single" w:space="0" w:color="D3D3D3"/>
+              <w:end w:val="single" w:space="0" w:color="D3D3D3"/>
+            </w:tcBorders>
+          </w:tcPr>
+          <w:p>
+            <w:pPr>
+              <w:spacing w:before="0" w:after="60"/>
+              <w:keepNext/>
+              <w:jc w:val="center"/>
+            </w:pPr>
+            <w:r>
+              <w:rPr>
+                <w:rFonts w:ascii="Calibri" w:hAnsi="Calibri"/>
+                <w:sz w:val="20"/>
+              </w:rPr>
+              <w:t xml:space="default">1,003,639 (30%)</w:t>
+            </w:r>
+          </w:p>
+        </w:tc>
+        <w:tc>
+          <w:tcPr>
+            <w:tcBorders>
+              <w:top w:val="single" w:space="0" w:color="D3D3D3"/>
+              <w:bottom w:val="single" w:space="0" w:color="D3D3D3"/>
+              <w:start w:val="single" w:space="0" w:color="D3D3D3"/>
+              <w:end w:val="single" w:space="0" w:color="D3D3D3"/>
+            </w:tcBorders>
+          </w:tcPr>
+          <w:p>
+            <w:pPr>
+              <w:spacing w:before="0" w:after="60"/>
+              <w:keepNext/>
+              <w:jc w:val="center"/>
+            </w:pPr>
+            <w:r>
+              <w:rPr>
+                <w:rFonts w:ascii="Calibri" w:hAnsi="Calibri"/>
+                <w:sz w:val="20"/>
+              </w:rPr>
+              <w:t xml:space="default">914,604 (30%)</w:t>
+            </w:r>
+          </w:p>
+        </w:tc>
+        <w:tc>
+          <w:tcPr>
+            <w:tcBorders>
+              <w:top w:val="single" w:space="0" w:color="D3D3D3"/>
+              <w:bottom w:val="single" w:space="0" w:color="D3D3D3"/>
+              <w:start w:val="single" w:space="0" w:color="D3D3D3"/>
+              <w:end w:val="single" w:space="0" w:color="D3D3D3"/>
+            </w:tcBorders>
+          </w:tcPr>
+          <w:p>
+            <w:pPr>
+              <w:spacing w:before="0" w:after="60"/>
+              <w:keepNext/>
+              <w:jc w:val="center"/>
+            </w:pPr>
+            <w:r>
+              <w:rPr>
+                <w:rFonts w:ascii="Calibri" w:hAnsi="Calibri"/>
+                <w:sz w:val="20"/>
+              </w:rPr>
+              <w:t xml:space="default">89,035 (30%)</w:t>
+            </w:r>
+          </w:p>
+        </w:tc>
+        <w:tc>
+          <w:tcPr>
+            <w:tcBorders>
+              <w:top w:val="single" w:space="0" w:color="D3D3D3"/>
+              <w:bottom w:val="single" w:space="0" w:color="D3D3D3"/>
+              <w:start w:val="single" w:space="0" w:color="D3D3D3"/>
+              <w:end w:val="single" w:space="0" w:color="D3D3D3"/>
+            </w:tcBorders>
+          </w:tcPr>
+          <w:p>
+            <w:pPr>
+              <w:spacing w:before="0" w:after="60"/>
+              <w:keepNext/>
+              <w:jc w:val="center"/>
+            </w:pPr>
+            <w:r>
+              <w:rPr>
+                <w:rFonts w:ascii="Calibri" w:hAnsi="Calibri"/>
+                <w:sz w:val="20"/>
+              </w:rPr>
+              <w:t xml:space="default"/>
+            </w:r>
+          </w:p>
+        </w:tc>
+      </w:tr>
+      <w:tr>
+        <w:trPr>
+          <w:cantSplit/>
+        </w:trPr>
+        <w:tc>
+          <w:tcPr>
+            <w:tcBorders>
+              <w:top w:val="single" w:space="0" w:color="D3D3D3"/>
+              <w:bottom w:val="single" w:space="0" w:color="D3D3D3"/>
+              <w:start w:val="single" w:space="0" w:color="D3D3D3"/>
+              <w:end w:val="single" w:space="0" w:color="D3D3D3"/>
+            </w:tcBorders>
+          </w:tcPr>
+          <w:p>
+            <w:pPr>
+              <w:spacing w:before="0" w:after="60"/>
+              <w:keepNext/>
+              <w:jc w:val="start"/>
+            </w:pPr>
+            <w:r>
+              <w:rPr>
+                <w:rFonts w:ascii="Calibri" w:hAnsi="Calibri"/>
+                <w:sz w:val="20"/>
+              </w:rPr>
+              <w:t xml:space="default">    Small</w:t>
+            </w:r>
+          </w:p>
+        </w:tc>
+        <w:tc>
+          <w:tcPr>
+            <w:tcBorders>
+              <w:top w:val="single" w:space="0" w:color="D3D3D3"/>
+              <w:bottom w:val="single" w:space="0" w:color="D3D3D3"/>
+              <w:start w:val="single" w:space="0" w:color="D3D3D3"/>
+              <w:end w:val="single" w:space="0" w:color="D3D3D3"/>
+            </w:tcBorders>
+          </w:tcPr>
+          <w:p>
+            <w:pPr>
+              <w:spacing w:before="0" w:after="60"/>
+              <w:keepNext/>
+              <w:jc w:val="center"/>
+            </w:pPr>
+            <w:r>
+              <w:rPr>
+                <w:rFonts w:ascii="Calibri" w:hAnsi="Calibri"/>
+                <w:sz w:val="20"/>
+              </w:rPr>
+              <w:t xml:space="default">975,052 (29%)</w:t>
+            </w:r>
+          </w:p>
+        </w:tc>
+        <w:tc>
+          <w:tcPr>
+            <w:tcBorders>
+              <w:top w:val="single" w:space="0" w:color="D3D3D3"/>
+              <w:bottom w:val="single" w:space="0" w:color="D3D3D3"/>
+              <w:start w:val="single" w:space="0" w:color="D3D3D3"/>
+              <w:end w:val="single" w:space="0" w:color="D3D3D3"/>
+            </w:tcBorders>
+          </w:tcPr>
+          <w:p>
+            <w:pPr>
+              <w:spacing w:before="0" w:after="60"/>
+              <w:keepNext/>
+              <w:jc w:val="center"/>
+            </w:pPr>
+            <w:r>
+              <w:rPr>
+                <w:rFonts w:ascii="Calibri" w:hAnsi="Calibri"/>
+                <w:sz w:val="20"/>
+              </w:rPr>
+              <w:t xml:space="default">905,522 (29%)</w:t>
+            </w:r>
+          </w:p>
+        </w:tc>
+        <w:tc>
+          <w:tcPr>
+            <w:tcBorders>
+              <w:top w:val="single" w:space="0" w:color="D3D3D3"/>
+              <w:bottom w:val="single" w:space="0" w:color="D3D3D3"/>
+              <w:start w:val="single" w:space="0" w:color="D3D3D3"/>
+              <w:end w:val="single" w:space="0" w:color="D3D3D3"/>
+            </w:tcBorders>
+          </w:tcPr>
+          <w:p>
+            <w:pPr>
+              <w:spacing w:before="0" w:after="60"/>
+              <w:keepNext/>
+              <w:jc w:val="center"/>
+            </w:pPr>
+            <w:r>
+              <w:rPr>
+                <w:rFonts w:ascii="Calibri" w:hAnsi="Calibri"/>
+                <w:sz w:val="20"/>
+              </w:rPr>
+              <w:t xml:space="default">69,530 (23%)</w:t>
+            </w:r>
+          </w:p>
+        </w:tc>
+        <w:tc>
+          <w:tcPr>
+            <w:tcBorders>
+              <w:top w:val="single" w:space="0" w:color="D3D3D3"/>
+              <w:bottom w:val="single" w:space="0" w:color="D3D3D3"/>
+              <w:start w:val="single" w:space="0" w:color="D3D3D3"/>
+              <w:end w:val="single" w:space="0" w:color="D3D3D3"/>
+            </w:tcBorders>
+          </w:tcPr>
+          <w:p>
+            <w:pPr>
+              <w:spacing w:before="0" w:after="60"/>
+              <w:keepNext/>
+              <w:jc w:val="center"/>
+            </w:pPr>
+            <w:r>
+              <w:rPr>
+                <w:rFonts w:ascii="Calibri" w:hAnsi="Calibri"/>
+                <w:sz w:val="20"/>
+              </w:rPr>
+              <w:t xml:space="default"/>
+            </w:r>
+          </w:p>
+        </w:tc>
+      </w:tr>
+      <w:tr>
+        <w:trPr>
+          <w:cantSplit/>
+        </w:trPr>
+        <w:tc>
+          <w:tcPr>
+            <w:tcBorders>
+              <w:top w:val="single" w:space="0" w:color="D3D3D3"/>
+              <w:bottom w:val="single" w:space="0" w:color="D3D3D3"/>
+              <w:start w:val="single" w:space="0" w:color="D3D3D3"/>
+              <w:end w:val="single" w:space="0" w:color="D3D3D3"/>
+            </w:tcBorders>
+          </w:tcPr>
+          <w:p>
+            <w:pPr>
+              <w:spacing w:before="0" w:after="60"/>
+              <w:keepNext/>
+              <w:jc w:val="start"/>
+            </w:pPr>
+            <w:r>
+              <w:rPr>
+                <w:rFonts w:ascii="Calibri" w:hAnsi="Calibri"/>
+                <w:sz w:val="20"/>
+              </w:rPr>
+              <w:t xml:space="default">Hospital location and teaching status</w:t>
+            </w:r>
+          </w:p>
+        </w:tc>
+        <w:tc>
+          <w:tcPr>
+            <w:tcBorders>
+              <w:top w:val="single" w:space="0" w:color="D3D3D3"/>
+              <w:bottom w:val="single" w:space="0" w:color="D3D3D3"/>
+              <w:start w:val="single" w:space="0" w:color="D3D3D3"/>
+              <w:end w:val="single" w:space="0" w:color="D3D3D3"/>
+            </w:tcBorders>
+          </w:tcPr>
+          <w:p>
+            <w:pPr>
+              <w:spacing w:before="0" w:after="60"/>
+              <w:keepNext/>
+              <w:jc w:val="center"/>
+            </w:pPr>
+            <w:r>
+              <w:rPr>
+                <w:rFonts w:ascii="Calibri" w:hAnsi="Calibri"/>
+                <w:sz w:val="20"/>
+              </w:rPr>
+              <w:t xml:space="default"/>
+            </w:r>
+          </w:p>
+        </w:tc>
+        <w:tc>
+          <w:tcPr>
+            <w:tcBorders>
+              <w:top w:val="single" w:space="0" w:color="D3D3D3"/>
+              <w:bottom w:val="single" w:space="0" w:color="D3D3D3"/>
+              <w:start w:val="single" w:space="0" w:color="D3D3D3"/>
+              <w:end w:val="single" w:space="0" w:color="D3D3D3"/>
+            </w:tcBorders>
+          </w:tcPr>
+          <w:p>
+            <w:pPr>
+              <w:spacing w:before="0" w:after="60"/>
+              <w:keepNext/>
+              <w:jc w:val="center"/>
+            </w:pPr>
+            <w:r>
+              <w:rPr>
+                <w:rFonts w:ascii="Calibri" w:hAnsi="Calibri"/>
+                <w:sz w:val="20"/>
+              </w:rPr>
+              <w:t xml:space="default"/>
+            </w:r>
+          </w:p>
+        </w:tc>
+        <w:tc>
+          <w:tcPr>
+            <w:tcBorders>
+              <w:top w:val="single" w:space="0" w:color="D3D3D3"/>
+              <w:bottom w:val="single" w:space="0" w:color="D3D3D3"/>
+              <w:start w:val="single" w:space="0" w:color="D3D3D3"/>
+              <w:end w:val="single" w:space="0" w:color="D3D3D3"/>
+            </w:tcBorders>
+          </w:tcPr>
+          <w:p>
+            <w:pPr>
+              <w:spacing w:before="0" w:after="60"/>
+              <w:keepNext/>
+              <w:jc w:val="center"/>
+            </w:pPr>
+            <w:r>
+              <w:rPr>
+                <w:rFonts w:ascii="Calibri" w:hAnsi="Calibri"/>
+                <w:sz w:val="20"/>
+              </w:rPr>
+              <w:t xml:space="default"/>
+            </w:r>
+          </w:p>
+        </w:tc>
+        <w:tc>
+          <w:tcPr>
+            <w:tcBorders>
+              <w:top w:val="single" w:space="0" w:color="D3D3D3"/>
+              <w:bottom w:val="single" w:space="0" w:color="D3D3D3"/>
+              <w:start w:val="single" w:space="0" w:color="D3D3D3"/>
+              <w:end w:val="single" w:space="0" w:color="D3D3D3"/>
+            </w:tcBorders>
+          </w:tcPr>
+          <w:p>
+            <w:pPr>
+              <w:spacing w:before="0" w:after="60"/>
+              <w:keepNext/>
+              <w:jc w:val="center"/>
+            </w:pPr>
+            <w:r>
+              <w:rPr>
+                <w:rFonts w:ascii="Calibri" w:hAnsi="Calibri"/>
+                <w:sz w:val="20"/>
+              </w:rPr>
+              <w:t xml:space="default">&lt;0.001</w:t>
+            </w:r>
+          </w:p>
+        </w:tc>
+      </w:tr>
+      <w:tr>
+        <w:trPr>
+          <w:cantSplit/>
+        </w:trPr>
+        <w:tc>
+          <w:tcPr>
+            <w:tcBorders>
+              <w:top w:val="single" w:space="0" w:color="D3D3D3"/>
+              <w:bottom w:val="single" w:space="0" w:color="D3D3D3"/>
+              <w:start w:val="single" w:space="0" w:color="D3D3D3"/>
+              <w:end w:val="single" w:space="0" w:color="D3D3D3"/>
+            </w:tcBorders>
+          </w:tcPr>
+          <w:p>
+            <w:pPr>
+              <w:spacing w:before="0" w:after="60"/>
+              <w:keepNext/>
+              <w:jc w:val="start"/>
+            </w:pPr>
+            <w:r>
+              <w:rPr>
+                <w:rFonts w:ascii="Calibri" w:hAnsi="Calibri"/>
+                <w:sz w:val="20"/>
+              </w:rPr>
+              <w:t xml:space="default">    Rural</w:t>
+            </w:r>
+          </w:p>
+        </w:tc>
+        <w:tc>
+          <w:tcPr>
+            <w:tcBorders>
+              <w:top w:val="single" w:space="0" w:color="D3D3D3"/>
+              <w:bottom w:val="single" w:space="0" w:color="D3D3D3"/>
+              <w:start w:val="single" w:space="0" w:color="D3D3D3"/>
+              <w:end w:val="single" w:space="0" w:color="D3D3D3"/>
+            </w:tcBorders>
+          </w:tcPr>
+          <w:p>
+            <w:pPr>
+              <w:spacing w:before="0" w:after="60"/>
+              <w:keepNext/>
+              <w:jc w:val="center"/>
+            </w:pPr>
+            <w:r>
+              <w:rPr>
+                <w:rFonts w:ascii="Calibri" w:hAnsi="Calibri"/>
+                <w:sz w:val="20"/>
+              </w:rPr>
+              <w:t xml:space="default">608,499 (18%)</w:t>
+            </w:r>
+          </w:p>
+        </w:tc>
+        <w:tc>
+          <w:tcPr>
+            <w:tcBorders>
+              <w:top w:val="single" w:space="0" w:color="D3D3D3"/>
+              <w:bottom w:val="single" w:space="0" w:color="D3D3D3"/>
+              <w:start w:val="single" w:space="0" w:color="D3D3D3"/>
+              <w:end w:val="single" w:space="0" w:color="D3D3D3"/>
+            </w:tcBorders>
+          </w:tcPr>
+          <w:p>
+            <w:pPr>
+              <w:spacing w:before="0" w:after="60"/>
+              <w:keepNext/>
+              <w:jc w:val="center"/>
+            </w:pPr>
+            <w:r>
+              <w:rPr>
+                <w:rFonts w:ascii="Calibri" w:hAnsi="Calibri"/>
+                <w:sz w:val="20"/>
+              </w:rPr>
+              <w:t xml:space="default">565,159 (18%)</w:t>
+            </w:r>
+          </w:p>
+        </w:tc>
+        <w:tc>
+          <w:tcPr>
+            <w:tcBorders>
+              <w:top w:val="single" w:space="0" w:color="D3D3D3"/>
+              <w:bottom w:val="single" w:space="0" w:color="D3D3D3"/>
+              <w:start w:val="single" w:space="0" w:color="D3D3D3"/>
+              <w:end w:val="single" w:space="0" w:color="D3D3D3"/>
+            </w:tcBorders>
+          </w:tcPr>
+          <w:p>
+            <w:pPr>
+              <w:spacing w:before="0" w:after="60"/>
+              <w:keepNext/>
+              <w:jc w:val="center"/>
+            </w:pPr>
+            <w:r>
+              <w:rPr>
+                <w:rFonts w:ascii="Calibri" w:hAnsi="Calibri"/>
+                <w:sz w:val="20"/>
+              </w:rPr>
+              <w:t xml:space="default">43,340 (14%)</w:t>
+            </w:r>
+          </w:p>
+        </w:tc>
+        <w:tc>
+          <w:tcPr>
+            <w:tcBorders>
+              <w:top w:val="single" w:space="0" w:color="D3D3D3"/>
+              <w:bottom w:val="single" w:space="0" w:color="D3D3D3"/>
+              <w:start w:val="single" w:space="0" w:color="D3D3D3"/>
+              <w:end w:val="single" w:space="0" w:color="D3D3D3"/>
+            </w:tcBorders>
+          </w:tcPr>
+          <w:p>
+            <w:pPr>
+              <w:spacing w:before="0" w:after="60"/>
+              <w:keepNext/>
+              <w:jc w:val="center"/>
+            </w:pPr>
+            <w:r>
+              <w:rPr>
+                <w:rFonts w:ascii="Calibri" w:hAnsi="Calibri"/>
+                <w:sz w:val="20"/>
+              </w:rPr>
+              <w:t xml:space="default"/>
+            </w:r>
+          </w:p>
+        </w:tc>
+      </w:tr>
+      <w:tr>
+        <w:trPr>
+          <w:cantSplit/>
+        </w:trPr>
+        <w:tc>
+          <w:tcPr>
+            <w:tcBorders>
+              <w:top w:val="single" w:space="0" w:color="D3D3D3"/>
+              <w:bottom w:val="single" w:space="0" w:color="D3D3D3"/>
+              <w:start w:val="single" w:space="0" w:color="D3D3D3"/>
+              <w:end w:val="single" w:space="0" w:color="D3D3D3"/>
+            </w:tcBorders>
+          </w:tcPr>
+          <w:p>
+            <w:pPr>
+              <w:spacing w:before="0" w:after="60"/>
+              <w:keepNext/>
+              <w:jc w:val="start"/>
+            </w:pPr>
+            <w:r>
+              <w:rPr>
+                <w:rFonts w:ascii="Calibri" w:hAnsi="Calibri"/>
+                <w:sz w:val="20"/>
+              </w:rPr>
+              <w:t xml:space="default">    Urban, non-teaching</w:t>
+            </w:r>
+          </w:p>
+        </w:tc>
+        <w:tc>
+          <w:tcPr>
+            <w:tcBorders>
+              <w:top w:val="single" w:space="0" w:color="D3D3D3"/>
+              <w:bottom w:val="single" w:space="0" w:color="D3D3D3"/>
+              <w:start w:val="single" w:space="0" w:color="D3D3D3"/>
+              <w:end w:val="single" w:space="0" w:color="D3D3D3"/>
+            </w:tcBorders>
+          </w:tcPr>
+          <w:p>
+            <w:pPr>
+              <w:spacing w:before="0" w:after="60"/>
+              <w:keepNext/>
+              <w:jc w:val="center"/>
+            </w:pPr>
+            <w:r>
+              <w:rPr>
+                <w:rFonts w:ascii="Calibri" w:hAnsi="Calibri"/>
+                <w:sz w:val="20"/>
+              </w:rPr>
+              <w:t xml:space="default">782,474 (23%)</w:t>
+            </w:r>
+          </w:p>
+        </w:tc>
+        <w:tc>
+          <w:tcPr>
+            <w:tcBorders>
+              <w:top w:val="single" w:space="0" w:color="D3D3D3"/>
+              <w:bottom w:val="single" w:space="0" w:color="D3D3D3"/>
+              <w:start w:val="single" w:space="0" w:color="D3D3D3"/>
+              <w:end w:val="single" w:space="0" w:color="D3D3D3"/>
+            </w:tcBorders>
+          </w:tcPr>
+          <w:p>
+            <w:pPr>
+              <w:spacing w:before="0" w:after="60"/>
+              <w:keepNext/>
+              <w:jc w:val="center"/>
+            </w:pPr>
+            <w:r>
+              <w:rPr>
+                <w:rFonts w:ascii="Calibri" w:hAnsi="Calibri"/>
+                <w:sz w:val="20"/>
+              </w:rPr>
+              <w:t xml:space="default">715,519 (23%)</w:t>
+            </w:r>
+          </w:p>
+        </w:tc>
+        <w:tc>
+          <w:tcPr>
+            <w:tcBorders>
+              <w:top w:val="single" w:space="0" w:color="D3D3D3"/>
+              <w:bottom w:val="single" w:space="0" w:color="D3D3D3"/>
+              <w:start w:val="single" w:space="0" w:color="D3D3D3"/>
+              <w:end w:val="single" w:space="0" w:color="D3D3D3"/>
+            </w:tcBorders>
+          </w:tcPr>
+          <w:p>
+            <w:pPr>
+              <w:spacing w:before="0" w:after="60"/>
+              <w:keepNext/>
+              <w:jc w:val="center"/>
+            </w:pPr>
+            <w:r>
+              <w:rPr>
+                <w:rFonts w:ascii="Calibri" w:hAnsi="Calibri"/>
+                <w:sz w:val="20"/>
+              </w:rPr>
+              <w:t xml:space="default">66,955 (22%)</w:t>
+            </w:r>
+          </w:p>
+        </w:tc>
+        <w:tc>
+          <w:tcPr>
+            <w:tcBorders>
+              <w:top w:val="single" w:space="0" w:color="D3D3D3"/>
+              <w:bottom w:val="single" w:space="0" w:color="D3D3D3"/>
+              <w:start w:val="single" w:space="0" w:color="D3D3D3"/>
+              <w:end w:val="single" w:space="0" w:color="D3D3D3"/>
+            </w:tcBorders>
+          </w:tcPr>
+          <w:p>
+            <w:pPr>
+              <w:spacing w:before="0" w:after="60"/>
+              <w:keepNext/>
+              <w:jc w:val="center"/>
+            </w:pPr>
+            <w:r>
+              <w:rPr>
+                <w:rFonts w:ascii="Calibri" w:hAnsi="Calibri"/>
+                <w:sz w:val="20"/>
+              </w:rPr>
+              <w:t xml:space="default"/>
+            </w:r>
+          </w:p>
+        </w:tc>
+      </w:tr>
+      <w:tr>
+        <w:trPr>
+          <w:cantSplit/>
+        </w:trPr>
+        <w:tc>
+          <w:tcPr>
+            <w:tcBorders>
+              <w:top w:val="single" w:space="0" w:color="D3D3D3"/>
+              <w:bottom w:val="single" w:space="0" w:color="D3D3D3"/>
+              <w:start w:val="single" w:space="0" w:color="D3D3D3"/>
+              <w:end w:val="single" w:space="0" w:color="D3D3D3"/>
+            </w:tcBorders>
+          </w:tcPr>
+          <w:p>
+            <w:pPr>
+              <w:spacing w:before="0" w:after="60"/>
+              <w:keepNext/>
+              <w:jc w:val="start"/>
+            </w:pPr>
+            <w:r>
+              <w:rPr>
+                <w:rFonts w:ascii="Calibri" w:hAnsi="Calibri"/>
+                <w:sz w:val="20"/>
+              </w:rPr>
+              <w:t xml:space="default">    Urban, teaching</w:t>
+            </w:r>
+          </w:p>
+        </w:tc>
+        <w:tc>
+          <w:tcPr>
+            <w:tcBorders>
+              <w:top w:val="single" w:space="0" w:color="D3D3D3"/>
+              <w:bottom w:val="single" w:space="0" w:color="D3D3D3"/>
+              <w:start w:val="single" w:space="0" w:color="D3D3D3"/>
+              <w:end w:val="single" w:space="0" w:color="D3D3D3"/>
+            </w:tcBorders>
+          </w:tcPr>
+          <w:p>
+            <w:pPr>
+              <w:spacing w:before="0" w:after="60"/>
+              <w:keepNext/>
+              <w:jc w:val="center"/>
+            </w:pPr>
+            <w:r>
+              <w:rPr>
+                <w:rFonts w:ascii="Calibri" w:hAnsi="Calibri"/>
+                <w:sz w:val="20"/>
+              </w:rPr>
+              <w:t xml:space="default">1,983,289 (59%)</w:t>
+            </w:r>
+          </w:p>
+        </w:tc>
+        <w:tc>
+          <w:tcPr>
+            <w:tcBorders>
+              <w:top w:val="single" w:space="0" w:color="D3D3D3"/>
+              <w:bottom w:val="single" w:space="0" w:color="D3D3D3"/>
+              <w:start w:val="single" w:space="0" w:color="D3D3D3"/>
+              <w:end w:val="single" w:space="0" w:color="D3D3D3"/>
+            </w:tcBorders>
+          </w:tcPr>
+          <w:p>
+            <w:pPr>
+              <w:spacing w:before="0" w:after="60"/>
+              <w:keepNext/>
+              <w:jc w:val="center"/>
+            </w:pPr>
+            <w:r>
+              <w:rPr>
+                <w:rFonts w:ascii="Calibri" w:hAnsi="Calibri"/>
+                <w:sz w:val="20"/>
+              </w:rPr>
+              <w:t xml:space="default">1,792,114 (58%)</w:t>
+            </w:r>
+          </w:p>
+        </w:tc>
+        <w:tc>
+          <w:tcPr>
+            <w:tcBorders>
+              <w:top w:val="single" w:space="0" w:color="D3D3D3"/>
+              <w:bottom w:val="single" w:space="0" w:color="D3D3D3"/>
+              <w:start w:val="single" w:space="0" w:color="D3D3D3"/>
+              <w:end w:val="single" w:space="0" w:color="D3D3D3"/>
+            </w:tcBorders>
+          </w:tcPr>
+          <w:p>
+            <w:pPr>
+              <w:spacing w:before="0" w:after="60"/>
+              <w:keepNext/>
+              <w:jc w:val="center"/>
+            </w:pPr>
+            <w:r>
+              <w:rPr>
+                <w:rFonts w:ascii="Calibri" w:hAnsi="Calibri"/>
+                <w:sz w:val="20"/>
+              </w:rPr>
+              <w:t xml:space="default">191,175 (63%)</w:t>
+            </w:r>
+          </w:p>
+        </w:tc>
+        <w:tc>
+          <w:tcPr>
+            <w:tcBorders>
+              <w:top w:val="single" w:space="0" w:color="D3D3D3"/>
+              <w:bottom w:val="single" w:space="0" w:color="D3D3D3"/>
+              <w:start w:val="single" w:space="0" w:color="D3D3D3"/>
+              <w:end w:val="single" w:space="0" w:color="D3D3D3"/>
+            </w:tcBorders>
+          </w:tcPr>
+          <w:p>
+            <w:pPr>
+              <w:spacing w:before="0" w:after="60"/>
+              <w:keepNext/>
+              <w:jc w:val="center"/>
+            </w:pPr>
+            <w:r>
+              <w:rPr>
+                <w:rFonts w:ascii="Calibri" w:hAnsi="Calibri"/>
+                <w:sz w:val="20"/>
+              </w:rPr>
+              <w:t xml:space="default"/>
+            </w:r>
+          </w:p>
+        </w:tc>
+      </w:tr>
+      <w:tr>
+        <w:trPr>
+          <w:cantSplit/>
+        </w:trPr>
+        <w:tc>
+          <w:tcPr>
+            <w:tcBorders>
+              <w:top w:val="single" w:space="0" w:color="D3D3D3"/>
+              <w:bottom w:val="single" w:space="0" w:color="D3D3D3"/>
+              <w:start w:val="single" w:space="0" w:color="D3D3D3"/>
+              <w:end w:val="single" w:space="0" w:color="D3D3D3"/>
+            </w:tcBorders>
+          </w:tcPr>
+          <w:p>
+            <w:pPr>
+              <w:spacing w:before="0" w:after="60"/>
+              <w:keepNext/>
+              <w:jc w:val="start"/>
+            </w:pPr>
+            <w:r>
+              <w:rPr>
+                <w:rFonts w:ascii="Calibri" w:hAnsi="Calibri"/>
+                <w:sz w:val="20"/>
+              </w:rPr>
+              <w:t xml:space="default">Diabetes mellitus</w:t>
+            </w:r>
+          </w:p>
+        </w:tc>
+        <w:tc>
+          <w:tcPr>
+            <w:tcBorders>
+              <w:top w:val="single" w:space="0" w:color="D3D3D3"/>
+              <w:bottom w:val="single" w:space="0" w:color="D3D3D3"/>
+              <w:start w:val="single" w:space="0" w:color="D3D3D3"/>
+              <w:end w:val="single" w:space="0" w:color="D3D3D3"/>
+            </w:tcBorders>
+          </w:tcPr>
+          <w:p>
+            <w:pPr>
+              <w:spacing w:before="0" w:after="60"/>
+              <w:keepNext/>
+              <w:jc w:val="center"/>
+            </w:pPr>
+            <w:r>
+              <w:rPr>
+                <w:rFonts w:ascii="Calibri" w:hAnsi="Calibri"/>
+                <w:sz w:val="20"/>
+              </w:rPr>
+              <w:t xml:space="default">731,164 (22%)</w:t>
+            </w:r>
+          </w:p>
+        </w:tc>
+        <w:tc>
+          <w:tcPr>
+            <w:tcBorders>
+              <w:top w:val="single" w:space="0" w:color="D3D3D3"/>
+              <w:bottom w:val="single" w:space="0" w:color="D3D3D3"/>
+              <w:start w:val="single" w:space="0" w:color="D3D3D3"/>
+              <w:end w:val="single" w:space="0" w:color="D3D3D3"/>
+            </w:tcBorders>
+          </w:tcPr>
+          <w:p>
+            <w:pPr>
+              <w:spacing w:before="0" w:after="60"/>
+              <w:keepNext/>
+              <w:jc w:val="center"/>
+            </w:pPr>
+            <w:r>
+              <w:rPr>
+                <w:rFonts w:ascii="Calibri" w:hAnsi="Calibri"/>
+                <w:sz w:val="20"/>
+              </w:rPr>
+              <w:t xml:space="default">668,029 (22%)</w:t>
+            </w:r>
+          </w:p>
+        </w:tc>
+        <w:tc>
+          <w:tcPr>
+            <w:tcBorders>
+              <w:top w:val="single" w:space="0" w:color="D3D3D3"/>
+              <w:bottom w:val="single" w:space="0" w:color="D3D3D3"/>
+              <w:start w:val="single" w:space="0" w:color="D3D3D3"/>
+              <w:end w:val="single" w:space="0" w:color="D3D3D3"/>
+            </w:tcBorders>
+          </w:tcPr>
+          <w:p>
+            <w:pPr>
+              <w:spacing w:before="0" w:after="60"/>
+              <w:keepNext/>
+              <w:jc w:val="center"/>
+            </w:pPr>
+            <w:r>
+              <w:rPr>
+                <w:rFonts w:ascii="Calibri" w:hAnsi="Calibri"/>
+                <w:sz w:val="20"/>
+              </w:rPr>
+              <w:t xml:space="default">63,135 (21%)</w:t>
+            </w:r>
+          </w:p>
+        </w:tc>
+        <w:tc>
+          <w:tcPr>
+            <w:tcBorders>
+              <w:top w:val="single" w:space="0" w:color="D3D3D3"/>
+              <w:bottom w:val="single" w:space="0" w:color="D3D3D3"/>
+              <w:start w:val="single" w:space="0" w:color="D3D3D3"/>
+              <w:end w:val="single" w:space="0" w:color="D3D3D3"/>
+            </w:tcBorders>
+          </w:tcPr>
+          <w:p>
+            <w:pPr>
+              <w:spacing w:before="0" w:after="60"/>
+              <w:keepNext/>
+              <w:jc w:val="center"/>
+            </w:pPr>
+            <w:r>
+              <w:rPr>
+                <w:rFonts w:ascii="Calibri" w:hAnsi="Calibri"/>
+                <w:sz w:val="20"/>
+              </w:rPr>
+              <w:t xml:space="default">&lt;0.001</w:t>
+            </w:r>
+          </w:p>
+        </w:tc>
+      </w:tr>
+      <w:tr>
+        <w:trPr>
+          <w:cantSplit/>
+        </w:trPr>
+        <w:tc>
+          <w:tcPr>
+            <w:tcBorders>
+              <w:top w:val="single" w:space="0" w:color="D3D3D3"/>
+              <w:bottom w:val="single" w:space="0" w:color="D3D3D3"/>
+              <w:start w:val="single" w:space="0" w:color="D3D3D3"/>
+              <w:end w:val="single" w:space="0" w:color="D3D3D3"/>
+            </w:tcBorders>
+          </w:tcPr>
+          <w:p>
+            <w:pPr>
+              <w:spacing w:before="0" w:after="60"/>
+              <w:keepNext/>
+              <w:jc w:val="start"/>
+            </w:pPr>
+            <w:r>
+              <w:rPr>
+                <w:rFonts w:ascii="Calibri" w:hAnsi="Calibri"/>
+                <w:sz w:val="20"/>
+              </w:rPr>
+              <w:t xml:space="default">Heart failure</w:t>
+            </w:r>
+          </w:p>
+        </w:tc>
+        <w:tc>
+          <w:tcPr>
+            <w:tcBorders>
+              <w:top w:val="single" w:space="0" w:color="D3D3D3"/>
+              <w:bottom w:val="single" w:space="0" w:color="D3D3D3"/>
+              <w:start w:val="single" w:space="0" w:color="D3D3D3"/>
+              <w:end w:val="single" w:space="0" w:color="D3D3D3"/>
+            </w:tcBorders>
+          </w:tcPr>
+          <w:p>
+            <w:pPr>
+              <w:spacing w:before="0" w:after="60"/>
+              <w:keepNext/>
+              <w:jc w:val="center"/>
+            </w:pPr>
+            <w:r>
+              <w:rPr>
+                <w:rFonts w:ascii="Calibri" w:hAnsi="Calibri"/>
+                <w:sz w:val="20"/>
+              </w:rPr>
+              <w:t xml:space="default">971,879 (29%)</w:t>
+            </w:r>
+          </w:p>
+        </w:tc>
+        <w:tc>
+          <w:tcPr>
+            <w:tcBorders>
+              <w:top w:val="single" w:space="0" w:color="D3D3D3"/>
+              <w:bottom w:val="single" w:space="0" w:color="D3D3D3"/>
+              <w:start w:val="single" w:space="0" w:color="D3D3D3"/>
+              <w:end w:val="single" w:space="0" w:color="D3D3D3"/>
+            </w:tcBorders>
+          </w:tcPr>
+          <w:p>
+            <w:pPr>
+              <w:spacing w:before="0" w:after="60"/>
+              <w:keepNext/>
+              <w:jc w:val="center"/>
+            </w:pPr>
+            <w:r>
+              <w:rPr>
+                <w:rFonts w:ascii="Calibri" w:hAnsi="Calibri"/>
+                <w:sz w:val="20"/>
+              </w:rPr>
+              <w:t xml:space="default">867,234 (28%)</w:t>
+            </w:r>
+          </w:p>
+        </w:tc>
+        <w:tc>
+          <w:tcPr>
+            <w:tcBorders>
+              <w:top w:val="single" w:space="0" w:color="D3D3D3"/>
+              <w:bottom w:val="single" w:space="0" w:color="D3D3D3"/>
+              <w:start w:val="single" w:space="0" w:color="D3D3D3"/>
+              <w:end w:val="single" w:space="0" w:color="D3D3D3"/>
+            </w:tcBorders>
+          </w:tcPr>
+          <w:p>
+            <w:pPr>
+              <w:spacing w:before="0" w:after="60"/>
+              <w:keepNext/>
+              <w:jc w:val="center"/>
+            </w:pPr>
+            <w:r>
+              <w:rPr>
+                <w:rFonts w:ascii="Calibri" w:hAnsi="Calibri"/>
+                <w:sz w:val="20"/>
+              </w:rPr>
+              <w:t xml:space="default">104,645 (35%)</w:t>
+            </w:r>
+          </w:p>
+        </w:tc>
+        <w:tc>
+          <w:tcPr>
+            <w:tcBorders>
+              <w:top w:val="single" w:space="0" w:color="D3D3D3"/>
+              <w:bottom w:val="single" w:space="0" w:color="D3D3D3"/>
+              <w:start w:val="single" w:space="0" w:color="D3D3D3"/>
+              <w:end w:val="single" w:space="0" w:color="D3D3D3"/>
+            </w:tcBorders>
+          </w:tcPr>
+          <w:p>
+            <w:pPr>
+              <w:spacing w:before="0" w:after="60"/>
+              <w:keepNext/>
+              <w:jc w:val="center"/>
+            </w:pPr>
+            <w:r>
+              <w:rPr>
+                <w:rFonts w:ascii="Calibri" w:hAnsi="Calibri"/>
+                <w:sz w:val="20"/>
+              </w:rPr>
+              <w:t xml:space="default">&lt;0.001</w:t>
+            </w:r>
+          </w:p>
+        </w:tc>
+      </w:tr>
+      <w:tr>
+        <w:trPr>
+          <w:cantSplit/>
+        </w:trPr>
+        <w:tc>
+          <w:tcPr>
+            <w:tcBorders>
+              <w:top w:val="single" w:space="0" w:color="D3D3D3"/>
+              <w:bottom w:val="single" w:space="0" w:color="D3D3D3"/>
+              <w:start w:val="single" w:space="0" w:color="D3D3D3"/>
+              <w:end w:val="single" w:space="0" w:color="D3D3D3"/>
+            </w:tcBorders>
+          </w:tcPr>
+          <w:p>
+            <w:pPr>
+              <w:spacing w:before="0" w:after="60"/>
+              <w:keepNext/>
+              <w:jc w:val="start"/>
+            </w:pPr>
+            <w:r>
+              <w:rPr>
+                <w:rFonts w:ascii="Calibri" w:hAnsi="Calibri"/>
+                <w:sz w:val="20"/>
+              </w:rPr>
+              <w:t xml:space="default">Chronic kidney disease</w:t>
+            </w:r>
+          </w:p>
+        </w:tc>
+        <w:tc>
+          <w:tcPr>
+            <w:tcBorders>
+              <w:top w:val="single" w:space="0" w:color="D3D3D3"/>
+              <w:bottom w:val="single" w:space="0" w:color="D3D3D3"/>
+              <w:start w:val="single" w:space="0" w:color="D3D3D3"/>
+              <w:end w:val="single" w:space="0" w:color="D3D3D3"/>
+            </w:tcBorders>
+          </w:tcPr>
+          <w:p>
+            <w:pPr>
+              <w:spacing w:before="0" w:after="60"/>
+              <w:keepNext/>
+              <w:jc w:val="center"/>
+            </w:pPr>
+            <w:r>
+              <w:rPr>
+                <w:rFonts w:ascii="Calibri" w:hAnsi="Calibri"/>
+                <w:sz w:val="20"/>
+              </w:rPr>
+              <w:t xml:space="default">796,000 (24%)</w:t>
+            </w:r>
+          </w:p>
+        </w:tc>
+        <w:tc>
+          <w:tcPr>
+            <w:tcBorders>
+              <w:top w:val="single" w:space="0" w:color="D3D3D3"/>
+              <w:bottom w:val="single" w:space="0" w:color="D3D3D3"/>
+              <w:start w:val="single" w:space="0" w:color="D3D3D3"/>
+              <w:end w:val="single" w:space="0" w:color="D3D3D3"/>
+            </w:tcBorders>
+          </w:tcPr>
+          <w:p>
+            <w:pPr>
+              <w:spacing w:before="0" w:after="60"/>
+              <w:keepNext/>
+              <w:jc w:val="center"/>
+            </w:pPr>
+            <w:r>
+              <w:rPr>
+                <w:rFonts w:ascii="Calibri" w:hAnsi="Calibri"/>
+                <w:sz w:val="20"/>
+              </w:rPr>
+              <w:t xml:space="default">716,240 (23%)</w:t>
+            </w:r>
+          </w:p>
+        </w:tc>
+        <w:tc>
+          <w:tcPr>
+            <w:tcBorders>
+              <w:top w:val="single" w:space="0" w:color="D3D3D3"/>
+              <w:bottom w:val="single" w:space="0" w:color="D3D3D3"/>
+              <w:start w:val="single" w:space="0" w:color="D3D3D3"/>
+              <w:end w:val="single" w:space="0" w:color="D3D3D3"/>
+            </w:tcBorders>
+          </w:tcPr>
+          <w:p>
+            <w:pPr>
+              <w:spacing w:before="0" w:after="60"/>
+              <w:keepNext/>
+              <w:jc w:val="center"/>
+            </w:pPr>
+            <w:r>
+              <w:rPr>
+                <w:rFonts w:ascii="Calibri" w:hAnsi="Calibri"/>
+                <w:sz w:val="20"/>
+              </w:rPr>
+              <w:t xml:space="default">79,760 (26%)</w:t>
+            </w:r>
+          </w:p>
+        </w:tc>
+        <w:tc>
+          <w:tcPr>
+            <w:tcBorders>
+              <w:top w:val="single" w:space="0" w:color="D3D3D3"/>
+              <w:bottom w:val="single" w:space="0" w:color="D3D3D3"/>
+              <w:start w:val="single" w:space="0" w:color="D3D3D3"/>
+              <w:end w:val="single" w:space="0" w:color="D3D3D3"/>
+            </w:tcBorders>
+          </w:tcPr>
+          <w:p>
+            <w:pPr>
+              <w:spacing w:before="0" w:after="60"/>
+              <w:keepNext/>
+              <w:jc w:val="center"/>
+            </w:pPr>
+            <w:r>
+              <w:rPr>
+                <w:rFonts w:ascii="Calibri" w:hAnsi="Calibri"/>
+                <w:sz w:val="20"/>
+              </w:rPr>
+              <w:t xml:space="default">&lt;0.001</w:t>
+            </w:r>
+          </w:p>
+        </w:tc>
+      </w:tr>
+      <w:tr>
+        <w:trPr>
+          <w:cantSplit/>
+        </w:trPr>
+        <w:tc>
+          <w:tcPr>
+            <w:tcBorders>
+              <w:top w:val="single" w:space="0" w:color="D3D3D3"/>
+              <w:bottom w:val="single" w:space="0" w:color="D3D3D3"/>
+              <w:start w:val="single" w:space="0" w:color="D3D3D3"/>
+              <w:end w:val="single" w:space="0" w:color="D3D3D3"/>
+            </w:tcBorders>
+          </w:tcPr>
+          <w:p>
+            <w:pPr>
+              <w:spacing w:before="0" w:after="60"/>
+              <w:keepNext/>
+              <w:jc w:val="start"/>
+            </w:pPr>
+            <w:r>
+              <w:rPr>
+                <w:rFonts w:ascii="Calibri" w:hAnsi="Calibri"/>
+                <w:sz w:val="20"/>
+              </w:rPr>
+              <w:t xml:space="default">Obesity</w:t>
+            </w:r>
+          </w:p>
+        </w:tc>
+        <w:tc>
+          <w:tcPr>
+            <w:tcBorders>
+              <w:top w:val="single" w:space="0" w:color="D3D3D3"/>
+              <w:bottom w:val="single" w:space="0" w:color="D3D3D3"/>
+              <w:start w:val="single" w:space="0" w:color="D3D3D3"/>
+              <w:end w:val="single" w:space="0" w:color="D3D3D3"/>
+            </w:tcBorders>
+          </w:tcPr>
+          <w:p>
+            <w:pPr>
+              <w:spacing w:before="0" w:after="60"/>
+              <w:keepNext/>
+              <w:jc w:val="center"/>
+            </w:pPr>
+            <w:r>
+              <w:rPr>
+                <w:rFonts w:ascii="Calibri" w:hAnsi="Calibri"/>
+                <w:sz w:val="20"/>
+              </w:rPr>
+              <w:t xml:space="default">544,400 (16%)</w:t>
+            </w:r>
+          </w:p>
+        </w:tc>
+        <w:tc>
+          <w:tcPr>
+            <w:tcBorders>
+              <w:top w:val="single" w:space="0" w:color="D3D3D3"/>
+              <w:bottom w:val="single" w:space="0" w:color="D3D3D3"/>
+              <w:start w:val="single" w:space="0" w:color="D3D3D3"/>
+              <w:end w:val="single" w:space="0" w:color="D3D3D3"/>
+            </w:tcBorders>
+          </w:tcPr>
+          <w:p>
+            <w:pPr>
+              <w:spacing w:before="0" w:after="60"/>
+              <w:keepNext/>
+              <w:jc w:val="center"/>
+            </w:pPr>
+            <w:r>
+              <w:rPr>
+                <w:rFonts w:ascii="Calibri" w:hAnsi="Calibri"/>
+                <w:sz w:val="20"/>
+              </w:rPr>
+              <w:t xml:space="default">498,990 (16%)</w:t>
+            </w:r>
+          </w:p>
+        </w:tc>
+        <w:tc>
+          <w:tcPr>
+            <w:tcBorders>
+              <w:top w:val="single" w:space="0" w:color="D3D3D3"/>
+              <w:bottom w:val="single" w:space="0" w:color="D3D3D3"/>
+              <w:start w:val="single" w:space="0" w:color="D3D3D3"/>
+              <w:end w:val="single" w:space="0" w:color="D3D3D3"/>
+            </w:tcBorders>
+          </w:tcPr>
+          <w:p>
+            <w:pPr>
+              <w:spacing w:before="0" w:after="60"/>
+              <w:keepNext/>
+              <w:jc w:val="center"/>
+            </w:pPr>
+            <w:r>
+              <w:rPr>
+                <w:rFonts w:ascii="Calibri" w:hAnsi="Calibri"/>
+                <w:sz w:val="20"/>
+              </w:rPr>
+              <w:t xml:space="default">45,410 (15%)</w:t>
+            </w:r>
+          </w:p>
+        </w:tc>
+        <w:tc>
+          <w:tcPr>
+            <w:tcBorders>
+              <w:top w:val="single" w:space="0" w:color="D3D3D3"/>
+              <w:bottom w:val="single" w:space="0" w:color="D3D3D3"/>
+              <w:start w:val="single" w:space="0" w:color="D3D3D3"/>
+              <w:end w:val="single" w:space="0" w:color="D3D3D3"/>
+            </w:tcBorders>
+          </w:tcPr>
+          <w:p>
+            <w:pPr>
+              <w:spacing w:before="0" w:after="60"/>
+              <w:keepNext/>
+              <w:jc w:val="center"/>
+            </w:pPr>
+            <w:r>
+              <w:rPr>
+                <w:rFonts w:ascii="Calibri" w:hAnsi="Calibri"/>
+                <w:sz w:val="20"/>
+              </w:rPr>
+              <w:t xml:space="default">&lt;0.001</w:t>
+            </w:r>
+          </w:p>
+        </w:tc>
+      </w:tr>
+      <w:tr>
+        <w:trPr>
+          <w:cantSplit/>
+        </w:trPr>
+        <w:tc>
+          <w:tcPr>
+            <w:tcBorders>
+              <w:top w:val="single" w:space="0" w:color="D3D3D3"/>
+              <w:bottom w:val="single" w:space="0" w:color="D3D3D3"/>
+              <w:start w:val="single" w:space="0" w:color="D3D3D3"/>
+              <w:end w:val="single" w:space="0" w:color="D3D3D3"/>
+            </w:tcBorders>
+          </w:tcPr>
+          <w:p>
+            <w:pPr>
+              <w:spacing w:before="0" w:after="60"/>
+              <w:keepNext/>
+              <w:jc w:val="start"/>
+            </w:pPr>
+            <w:r>
+              <w:rPr>
+                <w:rFonts w:ascii="Calibri" w:hAnsi="Calibri"/>
+                <w:sz w:val="20"/>
+              </w:rPr>
+              <w:t xml:space="default">Coronary artery disease</w:t>
+            </w:r>
+          </w:p>
+        </w:tc>
+        <w:tc>
+          <w:tcPr>
+            <w:tcBorders>
+              <w:top w:val="single" w:space="0" w:color="D3D3D3"/>
+              <w:bottom w:val="single" w:space="0" w:color="D3D3D3"/>
+              <w:start w:val="single" w:space="0" w:color="D3D3D3"/>
+              <w:end w:val="single" w:space="0" w:color="D3D3D3"/>
+            </w:tcBorders>
+          </w:tcPr>
+          <w:p>
+            <w:pPr>
+              <w:spacing w:before="0" w:after="60"/>
+              <w:keepNext/>
+              <w:jc w:val="center"/>
+            </w:pPr>
+            <w:r>
+              <w:rPr>
+                <w:rFonts w:ascii="Calibri" w:hAnsi="Calibri"/>
+                <w:sz w:val="20"/>
+              </w:rPr>
+              <w:t xml:space="default">813,860 (24%)</w:t>
+            </w:r>
+          </w:p>
+        </w:tc>
+        <w:tc>
+          <w:tcPr>
+            <w:tcBorders>
+              <w:top w:val="single" w:space="0" w:color="D3D3D3"/>
+              <w:bottom w:val="single" w:space="0" w:color="D3D3D3"/>
+              <w:start w:val="single" w:space="0" w:color="D3D3D3"/>
+              <w:end w:val="single" w:space="0" w:color="D3D3D3"/>
+            </w:tcBorders>
+          </w:tcPr>
+          <w:p>
+            <w:pPr>
+              <w:spacing w:before="0" w:after="60"/>
+              <w:keepNext/>
+              <w:jc w:val="center"/>
+            </w:pPr>
+            <w:r>
+              <w:rPr>
+                <w:rFonts w:ascii="Calibri" w:hAnsi="Calibri"/>
+                <w:sz w:val="20"/>
+              </w:rPr>
+              <w:t xml:space="default">733,950 (24%)</w:t>
+            </w:r>
+          </w:p>
+        </w:tc>
+        <w:tc>
+          <w:tcPr>
+            <w:tcBorders>
+              <w:top w:val="single" w:space="0" w:color="D3D3D3"/>
+              <w:bottom w:val="single" w:space="0" w:color="D3D3D3"/>
+              <w:start w:val="single" w:space="0" w:color="D3D3D3"/>
+              <w:end w:val="single" w:space="0" w:color="D3D3D3"/>
+            </w:tcBorders>
+          </w:tcPr>
+          <w:p>
+            <w:pPr>
+              <w:spacing w:before="0" w:after="60"/>
+              <w:keepNext/>
+              <w:jc w:val="center"/>
+            </w:pPr>
+            <w:r>
+              <w:rPr>
+                <w:rFonts w:ascii="Calibri" w:hAnsi="Calibri"/>
+                <w:sz w:val="20"/>
+              </w:rPr>
+              <w:t xml:space="default">79,910 (27%)</w:t>
+            </w:r>
+          </w:p>
+        </w:tc>
+        <w:tc>
+          <w:tcPr>
+            <w:tcBorders>
+              <w:top w:val="single" w:space="0" w:color="D3D3D3"/>
+              <w:bottom w:val="single" w:space="0" w:color="D3D3D3"/>
+              <w:start w:val="single" w:space="0" w:color="D3D3D3"/>
+              <w:end w:val="single" w:space="0" w:color="D3D3D3"/>
+            </w:tcBorders>
+          </w:tcPr>
+          <w:p>
+            <w:pPr>
+              <w:spacing w:before="0" w:after="60"/>
+              <w:keepNext/>
+              <w:jc w:val="center"/>
+            </w:pPr>
+            <w:r>
+              <w:rPr>
+                <w:rFonts w:ascii="Calibri" w:hAnsi="Calibri"/>
+                <w:sz w:val="20"/>
+              </w:rPr>
+              <w:t xml:space="default">&lt;0.001</w:t>
+            </w:r>
+          </w:p>
+        </w:tc>
+      </w:tr>
+      <w:tr>
+        <w:trPr>
+          <w:cantSplit/>
+        </w:trPr>
+        <w:tc>
+          <w:tcPr>
+            <w:tcBorders>
+              <w:top w:val="single" w:space="0" w:color="D3D3D3"/>
+              <w:bottom w:val="single" w:space="0" w:color="D3D3D3"/>
+              <w:start w:val="single" w:space="0" w:color="D3D3D3"/>
+              <w:end w:val="single" w:space="0" w:color="D3D3D3"/>
+            </w:tcBorders>
+          </w:tcPr>
+          <w:p>
+            <w:pPr>
+              <w:spacing w:before="0" w:after="60"/>
+              <w:keepNext/>
+              <w:jc w:val="start"/>
+            </w:pPr>
+            <w:r>
+              <w:rPr>
+                <w:rFonts w:ascii="Calibri" w:hAnsi="Calibri"/>
+                <w:sz w:val="20"/>
+              </w:rPr>
+              <w:t xml:space="default">COPD</w:t>
+            </w:r>
+          </w:p>
+        </w:tc>
+        <w:tc>
+          <w:tcPr>
+            <w:tcBorders>
+              <w:top w:val="single" w:space="0" w:color="D3D3D3"/>
+              <w:bottom w:val="single" w:space="0" w:color="D3D3D3"/>
+              <w:start w:val="single" w:space="0" w:color="D3D3D3"/>
+              <w:end w:val="single" w:space="0" w:color="D3D3D3"/>
+            </w:tcBorders>
+          </w:tcPr>
+          <w:p>
+            <w:pPr>
+              <w:spacing w:before="0" w:after="60"/>
+              <w:keepNext/>
+              <w:jc w:val="center"/>
+            </w:pPr>
+            <w:r>
+              <w:rPr>
+                <w:rFonts w:ascii="Calibri" w:hAnsi="Calibri"/>
+                <w:sz w:val="20"/>
+              </w:rPr>
+              <w:t xml:space="default">1,585,794 (47%)</w:t>
+            </w:r>
+          </w:p>
+        </w:tc>
+        <w:tc>
+          <w:tcPr>
+            <w:tcBorders>
+              <w:top w:val="single" w:space="0" w:color="D3D3D3"/>
+              <w:bottom w:val="single" w:space="0" w:color="D3D3D3"/>
+              <w:start w:val="single" w:space="0" w:color="D3D3D3"/>
+              <w:end w:val="single" w:space="0" w:color="D3D3D3"/>
+            </w:tcBorders>
+          </w:tcPr>
+          <w:p>
+            <w:pPr>
+              <w:spacing w:before="0" w:after="60"/>
+              <w:keepNext/>
+              <w:jc w:val="center"/>
+            </w:pPr>
+            <w:r>
+              <w:rPr>
+                <w:rFonts w:ascii="Calibri" w:hAnsi="Calibri"/>
+                <w:sz w:val="20"/>
+              </w:rPr>
+              <w:t xml:space="default">1,409,524 (46%)</w:t>
+            </w:r>
+          </w:p>
+        </w:tc>
+        <w:tc>
+          <w:tcPr>
+            <w:tcBorders>
+              <w:top w:val="single" w:space="0" w:color="D3D3D3"/>
+              <w:bottom w:val="single" w:space="0" w:color="D3D3D3"/>
+              <w:start w:val="single" w:space="0" w:color="D3D3D3"/>
+              <w:end w:val="single" w:space="0" w:color="D3D3D3"/>
+            </w:tcBorders>
+          </w:tcPr>
+          <w:p>
+            <w:pPr>
+              <w:spacing w:before="0" w:after="60"/>
+              <w:keepNext/>
+              <w:jc w:val="center"/>
+            </w:pPr>
+            <w:r>
+              <w:rPr>
+                <w:rFonts w:ascii="Calibri" w:hAnsi="Calibri"/>
+                <w:sz w:val="20"/>
+              </w:rPr>
+              <w:t xml:space="default">176,270 (58%)</w:t>
+            </w:r>
+          </w:p>
+        </w:tc>
+        <w:tc>
+          <w:tcPr>
+            <w:tcBorders>
+              <w:top w:val="single" w:space="0" w:color="D3D3D3"/>
+              <w:bottom w:val="single" w:space="0" w:color="D3D3D3"/>
+              <w:start w:val="single" w:space="0" w:color="D3D3D3"/>
+              <w:end w:val="single" w:space="0" w:color="D3D3D3"/>
+            </w:tcBorders>
+          </w:tcPr>
+          <w:p>
+            <w:pPr>
+              <w:spacing w:before="0" w:after="60"/>
+              <w:keepNext/>
+              <w:jc w:val="center"/>
+            </w:pPr>
+            <w:r>
+              <w:rPr>
+                <w:rFonts w:ascii="Calibri" w:hAnsi="Calibri"/>
+                <w:sz w:val="20"/>
+              </w:rPr>
+              <w:t xml:space="default">&lt;0.001</w:t>
+            </w:r>
+          </w:p>
+        </w:tc>
+      </w:tr>
+      <w:tr>
+        <w:trPr>
+          <w:cantSplit/>
+        </w:trPr>
+        <w:tc>
+          <w:tcPr>
+            <w:tcBorders>
+              <w:top w:val="single" w:space="0" w:color="D3D3D3"/>
+              <w:bottom w:val="single" w:space="0" w:color="D3D3D3"/>
+              <w:start w:val="single" w:space="0" w:color="D3D3D3"/>
+              <w:end w:val="single" w:space="0" w:color="D3D3D3"/>
+            </w:tcBorders>
+          </w:tcPr>
+          <w:p>
+            <w:pPr>
+              <w:spacing w:before="0" w:after="60"/>
+              <w:keepNext/>
+              <w:jc w:val="start"/>
+            </w:pPr>
+            <w:r>
+              <w:rPr>
+                <w:rFonts w:ascii="Calibri" w:hAnsi="Calibri"/>
+                <w:sz w:val="20"/>
+              </w:rPr>
+              <w:t xml:space="default">Rheumatic disease</w:t>
+            </w:r>
+          </w:p>
+        </w:tc>
+        <w:tc>
+          <w:tcPr>
+            <w:tcBorders>
+              <w:top w:val="single" w:space="0" w:color="D3D3D3"/>
+              <w:bottom w:val="single" w:space="0" w:color="D3D3D3"/>
+              <w:start w:val="single" w:space="0" w:color="D3D3D3"/>
+              <w:end w:val="single" w:space="0" w:color="D3D3D3"/>
+            </w:tcBorders>
+          </w:tcPr>
+          <w:p>
+            <w:pPr>
+              <w:spacing w:before="0" w:after="60"/>
+              <w:keepNext/>
+              <w:jc w:val="center"/>
+            </w:pPr>
+            <w:r>
+              <w:rPr>
+                <w:rFonts w:ascii="Calibri" w:hAnsi="Calibri"/>
+                <w:sz w:val="20"/>
+              </w:rPr>
+              <w:t xml:space="default">152,000 (4.5%)</w:t>
+            </w:r>
+          </w:p>
+        </w:tc>
+        <w:tc>
+          <w:tcPr>
+            <w:tcBorders>
+              <w:top w:val="single" w:space="0" w:color="D3D3D3"/>
+              <w:bottom w:val="single" w:space="0" w:color="D3D3D3"/>
+              <w:start w:val="single" w:space="0" w:color="D3D3D3"/>
+              <w:end w:val="single" w:space="0" w:color="D3D3D3"/>
+            </w:tcBorders>
+          </w:tcPr>
+          <w:p>
+            <w:pPr>
+              <w:spacing w:before="0" w:after="60"/>
+              <w:keepNext/>
+              <w:jc w:val="center"/>
+            </w:pPr>
+            <w:r>
+              <w:rPr>
+                <w:rFonts w:ascii="Calibri" w:hAnsi="Calibri"/>
+                <w:sz w:val="20"/>
+              </w:rPr>
+              <w:t xml:space="default">136,115 (4.4%)</w:t>
+            </w:r>
+          </w:p>
+        </w:tc>
+        <w:tc>
+          <w:tcPr>
+            <w:tcBorders>
+              <w:top w:val="single" w:space="0" w:color="D3D3D3"/>
+              <w:bottom w:val="single" w:space="0" w:color="D3D3D3"/>
+              <w:start w:val="single" w:space="0" w:color="D3D3D3"/>
+              <w:end w:val="single" w:space="0" w:color="D3D3D3"/>
+            </w:tcBorders>
+          </w:tcPr>
+          <w:p>
+            <w:pPr>
+              <w:spacing w:before="0" w:after="60"/>
+              <w:keepNext/>
+              <w:jc w:val="center"/>
+            </w:pPr>
+            <w:r>
+              <w:rPr>
+                <w:rFonts w:ascii="Calibri" w:hAnsi="Calibri"/>
+                <w:sz w:val="20"/>
+              </w:rPr>
+              <w:t xml:space="default">15,885 (5.3%)</w:t>
+            </w:r>
+          </w:p>
+        </w:tc>
+        <w:tc>
+          <w:tcPr>
+            <w:tcBorders>
+              <w:top w:val="single" w:space="0" w:color="D3D3D3"/>
+              <w:bottom w:val="single" w:space="0" w:color="D3D3D3"/>
+              <w:start w:val="single" w:space="0" w:color="D3D3D3"/>
+              <w:end w:val="single" w:space="0" w:color="D3D3D3"/>
+            </w:tcBorders>
+          </w:tcPr>
+          <w:p>
+            <w:pPr>
+              <w:spacing w:before="0" w:after="60"/>
+              <w:keepNext/>
+              <w:jc w:val="center"/>
+            </w:pPr>
+            <w:r>
+              <w:rPr>
+                <w:rFonts w:ascii="Calibri" w:hAnsi="Calibri"/>
+                <w:sz w:val="20"/>
+              </w:rPr>
+              <w:t xml:space="default">&lt;0.001</w:t>
+            </w:r>
+          </w:p>
+        </w:tc>
+      </w:tr>
+      <w:tr>
+        <w:trPr>
+          <w:cantSplit/>
+        </w:trPr>
+        <w:tc>
+          <w:tcPr>
+            <w:tcBorders>
+              <w:top w:val="single" w:space="0" w:color="D3D3D3"/>
+              <w:bottom w:val="single" w:space="0" w:color="D3D3D3"/>
+              <w:start w:val="single" w:space="0" w:color="D3D3D3"/>
+              <w:end w:val="single" w:space="0" w:color="D3D3D3"/>
+            </w:tcBorders>
+          </w:tcPr>
+          <w:p>
+            <w:pPr>
+              <w:spacing w:before="0" w:after="60"/>
+              <w:keepNext/>
+              <w:jc w:val="start"/>
+            </w:pPr>
+            <w:r>
+              <w:rPr>
+                <w:rFonts w:ascii="Calibri" w:hAnsi="Calibri"/>
+                <w:sz w:val="20"/>
+              </w:rPr>
+              <w:t xml:space="default">Cancer</w:t>
+            </w:r>
+          </w:p>
+        </w:tc>
+        <w:tc>
+          <w:tcPr>
+            <w:tcBorders>
+              <w:top w:val="single" w:space="0" w:color="D3D3D3"/>
+              <w:bottom w:val="single" w:space="0" w:color="D3D3D3"/>
+              <w:start w:val="single" w:space="0" w:color="D3D3D3"/>
+              <w:end w:val="single" w:space="0" w:color="D3D3D3"/>
+            </w:tcBorders>
+          </w:tcPr>
+          <w:p>
+            <w:pPr>
+              <w:spacing w:before="0" w:after="60"/>
+              <w:keepNext/>
+              <w:jc w:val="center"/>
+            </w:pPr>
+            <w:r>
+              <w:rPr>
+                <w:rFonts w:ascii="Calibri" w:hAnsi="Calibri"/>
+                <w:sz w:val="20"/>
+              </w:rPr>
+              <w:t xml:space="default">258,485 (7.7%)</w:t>
+            </w:r>
+          </w:p>
+        </w:tc>
+        <w:tc>
+          <w:tcPr>
+            <w:tcBorders>
+              <w:top w:val="single" w:space="0" w:color="D3D3D3"/>
+              <w:bottom w:val="single" w:space="0" w:color="D3D3D3"/>
+              <w:start w:val="single" w:space="0" w:color="D3D3D3"/>
+              <w:end w:val="single" w:space="0" w:color="D3D3D3"/>
+            </w:tcBorders>
+          </w:tcPr>
+          <w:p>
+            <w:pPr>
+              <w:spacing w:before="0" w:after="60"/>
+              <w:keepNext/>
+              <w:jc w:val="center"/>
+            </w:pPr>
+            <w:r>
+              <w:rPr>
+                <w:rFonts w:ascii="Calibri" w:hAnsi="Calibri"/>
+                <w:sz w:val="20"/>
+              </w:rPr>
+              <w:t xml:space="default">228,945 (7.5%)</w:t>
+            </w:r>
+          </w:p>
+        </w:tc>
+        <w:tc>
+          <w:tcPr>
+            <w:tcBorders>
+              <w:top w:val="single" w:space="0" w:color="D3D3D3"/>
+              <w:bottom w:val="single" w:space="0" w:color="D3D3D3"/>
+              <w:start w:val="single" w:space="0" w:color="D3D3D3"/>
+              <w:end w:val="single" w:space="0" w:color="D3D3D3"/>
+            </w:tcBorders>
+          </w:tcPr>
+          <w:p>
+            <w:pPr>
+              <w:spacing w:before="0" w:after="60"/>
+              <w:keepNext/>
+              <w:jc w:val="center"/>
+            </w:pPr>
+            <w:r>
+              <w:rPr>
+                <w:rFonts w:ascii="Calibri" w:hAnsi="Calibri"/>
+                <w:sz w:val="20"/>
+              </w:rPr>
+              <w:t xml:space="default">29,540 (9.8%)</w:t>
+            </w:r>
+          </w:p>
+        </w:tc>
+        <w:tc>
+          <w:tcPr>
+            <w:tcBorders>
+              <w:top w:val="single" w:space="0" w:color="D3D3D3"/>
+              <w:bottom w:val="single" w:space="0" w:color="D3D3D3"/>
+              <w:start w:val="single" w:space="0" w:color="D3D3D3"/>
+              <w:end w:val="single" w:space="0" w:color="D3D3D3"/>
+            </w:tcBorders>
+          </w:tcPr>
+          <w:p>
+            <w:pPr>
+              <w:spacing w:before="0" w:after="60"/>
+              <w:keepNext/>
+              <w:jc w:val="center"/>
+            </w:pPr>
+            <w:r>
+              <w:rPr>
+                <w:rFonts w:ascii="Calibri" w:hAnsi="Calibri"/>
+                <w:sz w:val="20"/>
+              </w:rPr>
+              <w:t xml:space="default">&lt;0.001</w:t>
+            </w:r>
+          </w:p>
+        </w:tc>
+      </w:tr>
+      <w:tr>
+        <w:trPr>
+          <w:cantSplit/>
+        </w:trPr>
+        <w:tc>
+          <w:tcPr>
+            <w:tcBorders>
+              <w:top w:val="single" w:space="0" w:color="D3D3D3"/>
+              <w:bottom w:val="single" w:space="0" w:color="D3D3D3"/>
+              <w:start w:val="single" w:space="0" w:color="D3D3D3"/>
+              <w:end w:val="single" w:space="0" w:color="D3D3D3"/>
+            </w:tcBorders>
+          </w:tcPr>
+          <w:p>
+            <w:pPr>
+              <w:spacing w:before="0" w:after="60"/>
+              <w:keepNext/>
+              <w:jc w:val="start"/>
+            </w:pPr>
+            <w:r>
+              <w:rPr>
+                <w:rFonts w:ascii="Calibri" w:hAnsi="Calibri"/>
+                <w:sz w:val="20"/>
+              </w:rPr>
+              <w:t xml:space="default">Smoking</w:t>
+            </w:r>
+          </w:p>
+        </w:tc>
+        <w:tc>
+          <w:tcPr>
+            <w:tcBorders>
+              <w:top w:val="single" w:space="0" w:color="D3D3D3"/>
+              <w:bottom w:val="single" w:space="0" w:color="D3D3D3"/>
+              <w:start w:val="single" w:space="0" w:color="D3D3D3"/>
+              <w:end w:val="single" w:space="0" w:color="D3D3D3"/>
+            </w:tcBorders>
+          </w:tcPr>
+          <w:p>
+            <w:pPr>
+              <w:spacing w:before="0" w:after="60"/>
+              <w:keepNext/>
+              <w:jc w:val="center"/>
+            </w:pPr>
+            <w:r>
+              <w:rPr>
+                <w:rFonts w:ascii="Calibri" w:hAnsi="Calibri"/>
+                <w:sz w:val="20"/>
+              </w:rPr>
+              <w:t xml:space="default">1,429,299 (42%)</w:t>
+            </w:r>
+          </w:p>
+        </w:tc>
+        <w:tc>
+          <w:tcPr>
+            <w:tcBorders>
+              <w:top w:val="single" w:space="0" w:color="D3D3D3"/>
+              <w:bottom w:val="single" w:space="0" w:color="D3D3D3"/>
+              <w:start w:val="single" w:space="0" w:color="D3D3D3"/>
+              <w:end w:val="single" w:space="0" w:color="D3D3D3"/>
+            </w:tcBorders>
+          </w:tcPr>
+          <w:p>
+            <w:pPr>
+              <w:spacing w:before="0" w:after="60"/>
+              <w:keepNext/>
+              <w:jc w:val="center"/>
+            </w:pPr>
+            <w:r>
+              <w:rPr>
+                <w:rFonts w:ascii="Calibri" w:hAnsi="Calibri"/>
+                <w:sz w:val="20"/>
+              </w:rPr>
+              <w:t xml:space="default">1,290,349 (42%)</w:t>
+            </w:r>
+          </w:p>
+        </w:tc>
+        <w:tc>
+          <w:tcPr>
+            <w:tcBorders>
+              <w:top w:val="single" w:space="0" w:color="D3D3D3"/>
+              <w:bottom w:val="single" w:space="0" w:color="D3D3D3"/>
+              <w:start w:val="single" w:space="0" w:color="D3D3D3"/>
+              <w:end w:val="single" w:space="0" w:color="D3D3D3"/>
+            </w:tcBorders>
+          </w:tcPr>
+          <w:p>
+            <w:pPr>
+              <w:spacing w:before="0" w:after="60"/>
+              <w:keepNext/>
+              <w:jc w:val="center"/>
+            </w:pPr>
+            <w:r>
+              <w:rPr>
+                <w:rFonts w:ascii="Calibri" w:hAnsi="Calibri"/>
+                <w:sz w:val="20"/>
+              </w:rPr>
+              <w:t xml:space="default">138,950 (46%)</w:t>
+            </w:r>
+          </w:p>
+        </w:tc>
+        <w:tc>
+          <w:tcPr>
+            <w:tcBorders>
+              <w:top w:val="single" w:space="0" w:color="D3D3D3"/>
+              <w:bottom w:val="single" w:space="0" w:color="D3D3D3"/>
+              <w:start w:val="single" w:space="0" w:color="D3D3D3"/>
+              <w:end w:val="single" w:space="0" w:color="D3D3D3"/>
+            </w:tcBorders>
+          </w:tcPr>
+          <w:p>
+            <w:pPr>
+              <w:spacing w:before="0" w:after="60"/>
+              <w:keepNext/>
+              <w:jc w:val="center"/>
+            </w:pPr>
+            <w:r>
+              <w:rPr>
+                <w:rFonts w:ascii="Calibri" w:hAnsi="Calibri"/>
+                <w:sz w:val="20"/>
+              </w:rPr>
+              <w:t xml:space="default">&lt;0.001</w:t>
+            </w:r>
+          </w:p>
+        </w:tc>
+      </w:tr>
+      <w:tr>
+        <w:trPr>
+          <w:cantSplit/>
+        </w:trPr>
+        <w:tc>
+          <w:tcPr>
+            <w:tcBorders>
+              <w:top w:val="single" w:space="0" w:color="D3D3D3"/>
+              <w:bottom w:val="single" w:space="0" w:color="D3D3D3"/>
+              <w:start w:val="single" w:space="0" w:color="D3D3D3"/>
+              <w:end w:val="single" w:space="0" w:color="D3D3D3"/>
+            </w:tcBorders>
+          </w:tcPr>
+          <w:p>
+            <w:pPr>
+              <w:spacing w:before="0" w:after="60"/>
+              <w:keepNext/>
+              <w:jc w:val="start"/>
+            </w:pPr>
+            <w:r>
+              <w:rPr>
+                <w:rFonts w:ascii="Calibri" w:hAnsi="Calibri"/>
+                <w:sz w:val="20"/>
+              </w:rPr>
+              <w:t xml:space="default">Asthma</w:t>
+            </w:r>
+          </w:p>
+        </w:tc>
+        <w:tc>
+          <w:tcPr>
+            <w:tcBorders>
+              <w:top w:val="single" w:space="0" w:color="D3D3D3"/>
+              <w:bottom w:val="single" w:space="0" w:color="D3D3D3"/>
+              <w:start w:val="single" w:space="0" w:color="D3D3D3"/>
+              <w:end w:val="single" w:space="0" w:color="D3D3D3"/>
+            </w:tcBorders>
+          </w:tcPr>
+          <w:p>
+            <w:pPr>
+              <w:spacing w:before="0" w:after="60"/>
+              <w:keepNext/>
+              <w:jc w:val="center"/>
+            </w:pPr>
+            <w:r>
+              <w:rPr>
+                <w:rFonts w:ascii="Calibri" w:hAnsi="Calibri"/>
+                <w:sz w:val="20"/>
+              </w:rPr>
+              <w:t xml:space="default">309,810 (9.2%)</w:t>
+            </w:r>
+          </w:p>
+        </w:tc>
+        <w:tc>
+          <w:tcPr>
+            <w:tcBorders>
+              <w:top w:val="single" w:space="0" w:color="D3D3D3"/>
+              <w:bottom w:val="single" w:space="0" w:color="D3D3D3"/>
+              <w:start w:val="single" w:space="0" w:color="D3D3D3"/>
+              <w:end w:val="single" w:space="0" w:color="D3D3D3"/>
+            </w:tcBorders>
+          </w:tcPr>
+          <w:p>
+            <w:pPr>
+              <w:spacing w:before="0" w:after="60"/>
+              <w:keepNext/>
+              <w:jc w:val="center"/>
+            </w:pPr>
+            <w:r>
+              <w:rPr>
+                <w:rFonts w:ascii="Calibri" w:hAnsi="Calibri"/>
+                <w:sz w:val="20"/>
+              </w:rPr>
+              <w:t xml:space="default">285,090 (9.3%)</w:t>
+            </w:r>
+          </w:p>
+        </w:tc>
+        <w:tc>
+          <w:tcPr>
+            <w:tcBorders>
+              <w:top w:val="single" w:space="0" w:color="D3D3D3"/>
+              <w:bottom w:val="single" w:space="0" w:color="D3D3D3"/>
+              <w:start w:val="single" w:space="0" w:color="D3D3D3"/>
+              <w:end w:val="single" w:space="0" w:color="D3D3D3"/>
+            </w:tcBorders>
+          </w:tcPr>
+          <w:p>
+            <w:pPr>
+              <w:spacing w:before="0" w:after="60"/>
+              <w:keepNext/>
+              <w:jc w:val="center"/>
+            </w:pPr>
+            <w:r>
+              <w:rPr>
+                <w:rFonts w:ascii="Calibri" w:hAnsi="Calibri"/>
+                <w:sz w:val="20"/>
+              </w:rPr>
+              <w:t xml:space="default">24,720 (8.2%)</w:t>
+            </w:r>
+          </w:p>
+        </w:tc>
+        <w:tc>
+          <w:tcPr>
+            <w:tcBorders>
+              <w:top w:val="single" w:space="0" w:color="D3D3D3"/>
+              <w:bottom w:val="single" w:space="0" w:color="D3D3D3"/>
+              <w:start w:val="single" w:space="0" w:color="D3D3D3"/>
+              <w:end w:val="single" w:space="0" w:color="D3D3D3"/>
+            </w:tcBorders>
+          </w:tcPr>
+          <w:p>
+            <w:pPr>
+              <w:spacing w:before="0" w:after="60"/>
+              <w:keepNext/>
+              <w:jc w:val="center"/>
+            </w:pPr>
+            <w:r>
+              <w:rPr>
+                <w:rFonts w:ascii="Calibri" w:hAnsi="Calibri"/>
+                <w:sz w:val="20"/>
+              </w:rPr>
+              <w:t xml:space="default">&lt;0.001</w:t>
+            </w:r>
+          </w:p>
+        </w:tc>
+      </w:tr>
+      <w:tr>
+        <w:trPr>
+          <w:cantSplit/>
+        </w:trPr>
+        <w:tc>
+          <w:tcPr>
+            <w:tcBorders>
+              <w:top w:val="single" w:space="0" w:color="D3D3D3"/>
+              <w:bottom w:val="single" w:space="0" w:color="D3D3D3"/>
+              <w:start w:val="single" w:space="0" w:color="D3D3D3"/>
+              <w:end w:val="single" w:space="0" w:color="D3D3D3"/>
+            </w:tcBorders>
+          </w:tcPr>
+          <w:p>
+            <w:pPr>
+              <w:spacing w:before="0" w:after="60"/>
+              <w:keepNext/>
+              <w:jc w:val="start"/>
+            </w:pPr>
+            <w:r>
+              <w:rPr>
+                <w:rFonts w:ascii="Calibri" w:hAnsi="Calibri"/>
+                <w:sz w:val="20"/>
+              </w:rPr>
+              <w:t xml:space="default">Pulmonary hypertension</w:t>
+            </w:r>
+          </w:p>
+        </w:tc>
+        <w:tc>
+          <w:tcPr>
+            <w:tcBorders>
+              <w:top w:val="single" w:space="0" w:color="D3D3D3"/>
+              <w:bottom w:val="single" w:space="0" w:color="D3D3D3"/>
+              <w:start w:val="single" w:space="0" w:color="D3D3D3"/>
+              <w:end w:val="single" w:space="0" w:color="D3D3D3"/>
+            </w:tcBorders>
+          </w:tcPr>
+          <w:p>
+            <w:pPr>
+              <w:spacing w:before="0" w:after="60"/>
+              <w:keepNext/>
+              <w:jc w:val="center"/>
+            </w:pPr>
+            <w:r>
+              <w:rPr>
+                <w:rFonts w:ascii="Calibri" w:hAnsi="Calibri"/>
+                <w:sz w:val="20"/>
+              </w:rPr>
+              <w:t xml:space="default">225,585 (6.7%)</w:t>
+            </w:r>
+          </w:p>
+        </w:tc>
+        <w:tc>
+          <w:tcPr>
+            <w:tcBorders>
+              <w:top w:val="single" w:space="0" w:color="D3D3D3"/>
+              <w:bottom w:val="single" w:space="0" w:color="D3D3D3"/>
+              <w:start w:val="single" w:space="0" w:color="D3D3D3"/>
+              <w:end w:val="single" w:space="0" w:color="D3D3D3"/>
+            </w:tcBorders>
+          </w:tcPr>
+          <w:p>
+            <w:pPr>
+              <w:spacing w:before="0" w:after="60"/>
+              <w:keepNext/>
+              <w:jc w:val="center"/>
+            </w:pPr>
+            <w:r>
+              <w:rPr>
+                <w:rFonts w:ascii="Calibri" w:hAnsi="Calibri"/>
+                <w:sz w:val="20"/>
+              </w:rPr>
+              <w:t xml:space="default">198,880 (6.5%)</w:t>
+            </w:r>
+          </w:p>
+        </w:tc>
+        <w:tc>
+          <w:tcPr>
+            <w:tcBorders>
+              <w:top w:val="single" w:space="0" w:color="D3D3D3"/>
+              <w:bottom w:val="single" w:space="0" w:color="D3D3D3"/>
+              <w:start w:val="single" w:space="0" w:color="D3D3D3"/>
+              <w:end w:val="single" w:space="0" w:color="D3D3D3"/>
+            </w:tcBorders>
+          </w:tcPr>
+          <w:p>
+            <w:pPr>
+              <w:spacing w:before="0" w:after="60"/>
+              <w:keepNext/>
+              <w:jc w:val="center"/>
+            </w:pPr>
+            <w:r>
+              <w:rPr>
+                <w:rFonts w:ascii="Calibri" w:hAnsi="Calibri"/>
+                <w:sz w:val="20"/>
+              </w:rPr>
+              <w:t xml:space="default">26,705 (8.9%)</w:t>
+            </w:r>
+          </w:p>
+        </w:tc>
+        <w:tc>
+          <w:tcPr>
+            <w:tcBorders>
+              <w:top w:val="single" w:space="0" w:color="D3D3D3"/>
+              <w:bottom w:val="single" w:space="0" w:color="D3D3D3"/>
+              <w:start w:val="single" w:space="0" w:color="D3D3D3"/>
+              <w:end w:val="single" w:space="0" w:color="D3D3D3"/>
+            </w:tcBorders>
+          </w:tcPr>
+          <w:p>
+            <w:pPr>
+              <w:spacing w:before="0" w:after="60"/>
+              <w:keepNext/>
+              <w:jc w:val="center"/>
+            </w:pPr>
+            <w:r>
+              <w:rPr>
+                <w:rFonts w:ascii="Calibri" w:hAnsi="Calibri"/>
+                <w:sz w:val="20"/>
+              </w:rPr>
+              <w:t xml:space="default">&lt;0.001</w:t>
+            </w:r>
+          </w:p>
+        </w:tc>
+      </w:tr>
+      <w:tr>
+        <w:trPr>
+          <w:cantSplit/>
+        </w:trPr>
+        <w:tc>
+          <w:tcPr>
+            <w:tcBorders>
+              <w:top w:val="single" w:space="0" w:color="D3D3D3"/>
+              <w:bottom w:val="single" w:space="0" w:color="D3D3D3"/>
+              <w:start w:val="single" w:space="0" w:color="D3D3D3"/>
+              <w:end w:val="single" w:space="0" w:color="D3D3D3"/>
+            </w:tcBorders>
+          </w:tcPr>
+          <w:p>
+            <w:pPr>
+              <w:spacing w:before="0" w:after="60"/>
+              <w:keepNext/>
+              <w:jc w:val="start"/>
+            </w:pPr>
+            <w:r>
+              <w:rPr>
+                <w:rFonts w:ascii="Calibri" w:hAnsi="Calibri"/>
+                <w:sz w:val="20"/>
+              </w:rPr>
+              <w:t xml:space="default">Grouped charlson comorbidity index</w:t>
+            </w:r>
+          </w:p>
+        </w:tc>
+        <w:tc>
+          <w:tcPr>
+            <w:tcBorders>
+              <w:top w:val="single" w:space="0" w:color="D3D3D3"/>
+              <w:bottom w:val="single" w:space="0" w:color="D3D3D3"/>
+              <w:start w:val="single" w:space="0" w:color="D3D3D3"/>
+              <w:end w:val="single" w:space="0" w:color="D3D3D3"/>
+            </w:tcBorders>
+          </w:tcPr>
+          <w:p>
+            <w:pPr>
+              <w:spacing w:before="0" w:after="60"/>
+              <w:keepNext/>
+              <w:jc w:val="center"/>
+            </w:pPr>
+            <w:r>
+              <w:rPr>
+                <w:rFonts w:ascii="Calibri" w:hAnsi="Calibri"/>
+                <w:sz w:val="20"/>
+              </w:rPr>
+              <w:t xml:space="default"/>
+            </w:r>
+          </w:p>
+        </w:tc>
+        <w:tc>
+          <w:tcPr>
+            <w:tcBorders>
+              <w:top w:val="single" w:space="0" w:color="D3D3D3"/>
+              <w:bottom w:val="single" w:space="0" w:color="D3D3D3"/>
+              <w:start w:val="single" w:space="0" w:color="D3D3D3"/>
+              <w:end w:val="single" w:space="0" w:color="D3D3D3"/>
+            </w:tcBorders>
+          </w:tcPr>
+          <w:p>
+            <w:pPr>
+              <w:spacing w:before="0" w:after="60"/>
+              <w:keepNext/>
+              <w:jc w:val="center"/>
+            </w:pPr>
+            <w:r>
+              <w:rPr>
+                <w:rFonts w:ascii="Calibri" w:hAnsi="Calibri"/>
+                <w:sz w:val="20"/>
+              </w:rPr>
+              <w:t xml:space="default"/>
+            </w:r>
+          </w:p>
+        </w:tc>
+        <w:tc>
+          <w:tcPr>
+            <w:tcBorders>
+              <w:top w:val="single" w:space="0" w:color="D3D3D3"/>
+              <w:bottom w:val="single" w:space="0" w:color="D3D3D3"/>
+              <w:start w:val="single" w:space="0" w:color="D3D3D3"/>
+              <w:end w:val="single" w:space="0" w:color="D3D3D3"/>
+            </w:tcBorders>
+          </w:tcPr>
+          <w:p>
+            <w:pPr>
+              <w:spacing w:before="0" w:after="60"/>
+              <w:keepNext/>
+              <w:jc w:val="center"/>
+            </w:pPr>
+            <w:r>
+              <w:rPr>
+                <w:rFonts w:ascii="Calibri" w:hAnsi="Calibri"/>
+                <w:sz w:val="20"/>
+              </w:rPr>
+              <w:t xml:space="default"/>
+            </w:r>
+          </w:p>
+        </w:tc>
+        <w:tc>
+          <w:tcPr>
+            <w:tcBorders>
+              <w:top w:val="single" w:space="0" w:color="D3D3D3"/>
+              <w:bottom w:val="single" w:space="0" w:color="D3D3D3"/>
+              <w:start w:val="single" w:space="0" w:color="D3D3D3"/>
+              <w:end w:val="single" w:space="0" w:color="D3D3D3"/>
+            </w:tcBorders>
+          </w:tcPr>
+          <w:p>
+            <w:pPr>
+              <w:spacing w:before="0" w:after="60"/>
+              <w:keepNext/>
+              <w:jc w:val="center"/>
+            </w:pPr>
+            <w:r>
+              <w:rPr>
+                <w:rFonts w:ascii="Calibri" w:hAnsi="Calibri"/>
+                <w:sz w:val="20"/>
+              </w:rPr>
+              <w:t xml:space="default">&lt;0.001</w:t>
+            </w:r>
+          </w:p>
+        </w:tc>
+      </w:tr>
+      <w:tr>
+        <w:trPr>
+          <w:cantSplit/>
+        </w:trPr>
+        <w:tc>
+          <w:tcPr>
+            <w:tcBorders>
+              <w:top w:val="single" w:space="0" w:color="D3D3D3"/>
+              <w:bottom w:val="single" w:space="0" w:color="D3D3D3"/>
+              <w:start w:val="single" w:space="0" w:color="D3D3D3"/>
+              <w:end w:val="single" w:space="0" w:color="D3D3D3"/>
+            </w:tcBorders>
+          </w:tcPr>
+          <w:p>
+            <w:pPr>
+              <w:spacing w:before="0" w:after="60"/>
+              <w:keepNext/>
+              <w:jc w:val="start"/>
+            </w:pPr>
+            <w:r>
+              <w:rPr>
+                <w:rFonts w:ascii="Calibri" w:hAnsi="Calibri"/>
+                <w:sz w:val="20"/>
+              </w:rPr>
+              <w:t xml:space="default">    No comorbidities</w:t>
+            </w:r>
+          </w:p>
+        </w:tc>
+        <w:tc>
+          <w:tcPr>
+            <w:tcBorders>
+              <w:top w:val="single" w:space="0" w:color="D3D3D3"/>
+              <w:bottom w:val="single" w:space="0" w:color="D3D3D3"/>
+              <w:start w:val="single" w:space="0" w:color="D3D3D3"/>
+              <w:end w:val="single" w:space="0" w:color="D3D3D3"/>
+            </w:tcBorders>
+          </w:tcPr>
+          <w:p>
+            <w:pPr>
+              <w:spacing w:before="0" w:after="60"/>
+              <w:keepNext/>
+              <w:jc w:val="center"/>
+            </w:pPr>
+            <w:r>
+              <w:rPr>
+                <w:rFonts w:ascii="Calibri" w:hAnsi="Calibri"/>
+                <w:sz w:val="20"/>
+              </w:rPr>
+              <w:t xml:space="default">495,539 (15%)</w:t>
+            </w:r>
+          </w:p>
+        </w:tc>
+        <w:tc>
+          <w:tcPr>
+            <w:tcBorders>
+              <w:top w:val="single" w:space="0" w:color="D3D3D3"/>
+              <w:bottom w:val="single" w:space="0" w:color="D3D3D3"/>
+              <w:start w:val="single" w:space="0" w:color="D3D3D3"/>
+              <w:end w:val="single" w:space="0" w:color="D3D3D3"/>
+            </w:tcBorders>
+          </w:tcPr>
+          <w:p>
+            <w:pPr>
+              <w:spacing w:before="0" w:after="60"/>
+              <w:keepNext/>
+              <w:jc w:val="center"/>
+            </w:pPr>
+            <w:r>
+              <w:rPr>
+                <w:rFonts w:ascii="Calibri" w:hAnsi="Calibri"/>
+                <w:sz w:val="20"/>
+              </w:rPr>
+              <w:t xml:space="default">467,710 (15%)</w:t>
+            </w:r>
+          </w:p>
+        </w:tc>
+        <w:tc>
+          <w:tcPr>
+            <w:tcBorders>
+              <w:top w:val="single" w:space="0" w:color="D3D3D3"/>
+              <w:bottom w:val="single" w:space="0" w:color="D3D3D3"/>
+              <w:start w:val="single" w:space="0" w:color="D3D3D3"/>
+              <w:end w:val="single" w:space="0" w:color="D3D3D3"/>
+            </w:tcBorders>
+          </w:tcPr>
+          <w:p>
+            <w:pPr>
+              <w:spacing w:before="0" w:after="60"/>
+              <w:keepNext/>
+              <w:jc w:val="center"/>
+            </w:pPr>
+            <w:r>
+              <w:rPr>
+                <w:rFonts w:ascii="Calibri" w:hAnsi="Calibri"/>
+                <w:sz w:val="20"/>
+              </w:rPr>
+              <w:t xml:space="default">27,830 (9.2%)</w:t>
+            </w:r>
+          </w:p>
+        </w:tc>
+        <w:tc>
+          <w:tcPr>
+            <w:tcBorders>
+              <w:top w:val="single" w:space="0" w:color="D3D3D3"/>
+              <w:bottom w:val="single" w:space="0" w:color="D3D3D3"/>
+              <w:start w:val="single" w:space="0" w:color="D3D3D3"/>
+              <w:end w:val="single" w:space="0" w:color="D3D3D3"/>
+            </w:tcBorders>
+          </w:tcPr>
+          <w:p>
+            <w:pPr>
+              <w:spacing w:before="0" w:after="60"/>
+              <w:keepNext/>
+              <w:jc w:val="center"/>
+            </w:pPr>
+            <w:r>
+              <w:rPr>
+                <w:rFonts w:ascii="Calibri" w:hAnsi="Calibri"/>
+                <w:sz w:val="20"/>
+              </w:rPr>
+              <w:t xml:space="default"/>
+            </w:r>
+          </w:p>
+        </w:tc>
+      </w:tr>
+      <w:tr>
+        <w:trPr>
+          <w:cantSplit/>
+        </w:trPr>
+        <w:tc>
+          <w:tcPr>
+            <w:tcBorders>
+              <w:top w:val="single" w:space="0" w:color="D3D3D3"/>
+              <w:bottom w:val="single" w:space="0" w:color="D3D3D3"/>
+              <w:start w:val="single" w:space="0" w:color="D3D3D3"/>
+              <w:end w:val="single" w:space="0" w:color="D3D3D3"/>
+            </w:tcBorders>
+          </w:tcPr>
+          <w:p>
+            <w:pPr>
+              <w:spacing w:before="0" w:after="60"/>
+              <w:keepNext/>
+              <w:jc w:val="start"/>
+            </w:pPr>
+            <w:r>
+              <w:rPr>
+                <w:rFonts w:ascii="Calibri" w:hAnsi="Calibri"/>
+                <w:sz w:val="20"/>
+              </w:rPr>
+              <w:t xml:space="default">    One comorbidity</w:t>
+            </w:r>
+          </w:p>
+        </w:tc>
+        <w:tc>
+          <w:tcPr>
+            <w:tcBorders>
+              <w:top w:val="single" w:space="0" w:color="D3D3D3"/>
+              <w:bottom w:val="single" w:space="0" w:color="D3D3D3"/>
+              <w:start w:val="single" w:space="0" w:color="D3D3D3"/>
+              <w:end w:val="single" w:space="0" w:color="D3D3D3"/>
+            </w:tcBorders>
+          </w:tcPr>
+          <w:p>
+            <w:pPr>
+              <w:spacing w:before="0" w:after="60"/>
+              <w:keepNext/>
+              <w:jc w:val="center"/>
+            </w:pPr>
+            <w:r>
+              <w:rPr>
+                <w:rFonts w:ascii="Calibri" w:hAnsi="Calibri"/>
+                <w:sz w:val="20"/>
+              </w:rPr>
+              <w:t xml:space="default">801,494 (24%)</w:t>
+            </w:r>
+          </w:p>
+        </w:tc>
+        <w:tc>
+          <w:tcPr>
+            <w:tcBorders>
+              <w:top w:val="single" w:space="0" w:color="D3D3D3"/>
+              <w:bottom w:val="single" w:space="0" w:color="D3D3D3"/>
+              <w:start w:val="single" w:space="0" w:color="D3D3D3"/>
+              <w:end w:val="single" w:space="0" w:color="D3D3D3"/>
+            </w:tcBorders>
+          </w:tcPr>
+          <w:p>
+            <w:pPr>
+              <w:spacing w:before="0" w:after="60"/>
+              <w:keepNext/>
+              <w:jc w:val="center"/>
+            </w:pPr>
+            <w:r>
+              <w:rPr>
+                <w:rFonts w:ascii="Calibri" w:hAnsi="Calibri"/>
+                <w:sz w:val="20"/>
+              </w:rPr>
+              <w:t xml:space="default">736,264 (24%)</w:t>
+            </w:r>
+          </w:p>
+        </w:tc>
+        <w:tc>
+          <w:tcPr>
+            <w:tcBorders>
+              <w:top w:val="single" w:space="0" w:color="D3D3D3"/>
+              <w:bottom w:val="single" w:space="0" w:color="D3D3D3"/>
+              <w:start w:val="single" w:space="0" w:color="D3D3D3"/>
+              <w:end w:val="single" w:space="0" w:color="D3D3D3"/>
+            </w:tcBorders>
+          </w:tcPr>
+          <w:p>
+            <w:pPr>
+              <w:spacing w:before="0" w:after="60"/>
+              <w:keepNext/>
+              <w:jc w:val="center"/>
+            </w:pPr>
+            <w:r>
+              <w:rPr>
+                <w:rFonts w:ascii="Calibri" w:hAnsi="Calibri"/>
+                <w:sz w:val="20"/>
+              </w:rPr>
+              <w:t xml:space="default">65,230 (22%)</w:t>
+            </w:r>
+          </w:p>
+        </w:tc>
+        <w:tc>
+          <w:tcPr>
+            <w:tcBorders>
+              <w:top w:val="single" w:space="0" w:color="D3D3D3"/>
+              <w:bottom w:val="single" w:space="0" w:color="D3D3D3"/>
+              <w:start w:val="single" w:space="0" w:color="D3D3D3"/>
+              <w:end w:val="single" w:space="0" w:color="D3D3D3"/>
+            </w:tcBorders>
+          </w:tcPr>
+          <w:p>
+            <w:pPr>
+              <w:spacing w:before="0" w:after="60"/>
+              <w:keepNext/>
+              <w:jc w:val="center"/>
+            </w:pPr>
+            <w:r>
+              <w:rPr>
+                <w:rFonts w:ascii="Calibri" w:hAnsi="Calibri"/>
+                <w:sz w:val="20"/>
+              </w:rPr>
+              <w:t xml:space="default"/>
+            </w:r>
+          </w:p>
+        </w:tc>
+      </w:tr>
+      <w:tr>
+        <w:trPr>
+          <w:cantSplit/>
+        </w:trPr>
+        <w:tc>
+          <w:tcPr>
+            <w:tcBorders>
+              <w:top w:val="single" w:space="0" w:color="D3D3D3"/>
+              <w:bottom w:val="single" w:space="0" w:color="D3D3D3"/>
+              <w:start w:val="single" w:space="0" w:color="D3D3D3"/>
+              <w:end w:val="single" w:space="0" w:color="D3D3D3"/>
+            </w:tcBorders>
+          </w:tcPr>
+          <w:p>
+            <w:pPr>
+              <w:spacing w:before="0" w:after="60"/>
+              <w:keepNext/>
+              <w:jc w:val="start"/>
+            </w:pPr>
+            <w:r>
+              <w:rPr>
+                <w:rFonts w:ascii="Calibri" w:hAnsi="Calibri"/>
+                <w:sz w:val="20"/>
+              </w:rPr>
+              <w:t xml:space="default">    Two or more comorbidities</w:t>
+            </w:r>
+          </w:p>
+        </w:tc>
+        <w:tc>
+          <w:tcPr>
+            <w:tcBorders>
+              <w:top w:val="single" w:space="0" w:color="D3D3D3"/>
+              <w:bottom w:val="single" w:space="0" w:color="D3D3D3"/>
+              <w:start w:val="single" w:space="0" w:color="D3D3D3"/>
+              <w:end w:val="single" w:space="0" w:color="D3D3D3"/>
+            </w:tcBorders>
+          </w:tcPr>
+          <w:p>
+            <w:pPr>
+              <w:spacing w:before="0" w:after="60"/>
+              <w:keepNext/>
+              <w:jc w:val="center"/>
+            </w:pPr>
+            <w:r>
+              <w:rPr>
+                <w:rFonts w:ascii="Calibri" w:hAnsi="Calibri"/>
+                <w:sz w:val="20"/>
+              </w:rPr>
+              <w:t xml:space="default">2,077,229 (62%)</w:t>
+            </w:r>
+          </w:p>
+        </w:tc>
+        <w:tc>
+          <w:tcPr>
+            <w:tcBorders>
+              <w:top w:val="single" w:space="0" w:color="D3D3D3"/>
+              <w:bottom w:val="single" w:space="0" w:color="D3D3D3"/>
+              <w:start w:val="single" w:space="0" w:color="D3D3D3"/>
+              <w:end w:val="single" w:space="0" w:color="D3D3D3"/>
+            </w:tcBorders>
+          </w:tcPr>
+          <w:p>
+            <w:pPr>
+              <w:spacing w:before="0" w:after="60"/>
+              <w:keepNext/>
+              <w:jc w:val="center"/>
+            </w:pPr>
+            <w:r>
+              <w:rPr>
+                <w:rFonts w:ascii="Calibri" w:hAnsi="Calibri"/>
+                <w:sz w:val="20"/>
+              </w:rPr>
+              <w:t xml:space="default">1,868,819 (61%)</w:t>
+            </w:r>
+          </w:p>
+        </w:tc>
+        <w:tc>
+          <w:tcPr>
+            <w:tcBorders>
+              <w:top w:val="single" w:space="0" w:color="D3D3D3"/>
+              <w:bottom w:val="single" w:space="0" w:color="D3D3D3"/>
+              <w:start w:val="single" w:space="0" w:color="D3D3D3"/>
+              <w:end w:val="single" w:space="0" w:color="D3D3D3"/>
+            </w:tcBorders>
+          </w:tcPr>
+          <w:p>
+            <w:pPr>
+              <w:spacing w:before="0" w:after="60"/>
+              <w:keepNext/>
+              <w:jc w:val="center"/>
+            </w:pPr>
+            <w:r>
+              <w:rPr>
+                <w:rFonts w:ascii="Calibri" w:hAnsi="Calibri"/>
+                <w:sz w:val="20"/>
+              </w:rPr>
+              <w:t xml:space="default">208,410 (69%)</w:t>
+            </w:r>
+          </w:p>
+        </w:tc>
+        <w:tc>
+          <w:tcPr>
+            <w:tcBorders>
+              <w:top w:val="single" w:space="0" w:color="D3D3D3"/>
+              <w:bottom w:val="single" w:space="0" w:color="D3D3D3"/>
+              <w:start w:val="single" w:space="0" w:color="D3D3D3"/>
+              <w:end w:val="single" w:space="0" w:color="D3D3D3"/>
+            </w:tcBorders>
+          </w:tcPr>
+          <w:p>
+            <w:pPr>
+              <w:spacing w:before="0" w:after="60"/>
+              <w:keepNext/>
+              <w:jc w:val="center"/>
+            </w:pPr>
+            <w:r>
+              <w:rPr>
+                <w:rFonts w:ascii="Calibri" w:hAnsi="Calibri"/>
+                <w:sz w:val="20"/>
+              </w:rPr>
+              <w:t xml:space="default"/>
+            </w:r>
+          </w:p>
+        </w:tc>
+      </w:tr>
+      <w:tr>
+        <w:trPr>
+          <w:cantSplit/>
+        </w:trPr>
+        <w:tc>
+          <w:tcPr>
+            <w:gridSpan w:val="5"/>
+          </w:tcPr>
+          <w:p>
+            <w:pPr>
+              <w:spacing w:before="0" w:after="60"/>
+              <w:keepNext/>
+            </w:pPr>
+            <w:r>
+              <w:rPr>
+                <w:vertAlign w:val="superscript"/>
+                <w:i/>
+                <w:rFonts w:ascii="Calibri" w:hAnsi="Calibri"/>
+                <w:sz w:val="20"/>
+              </w:rPr>
+              <w:t xml:space="default">1</w:t>
+            </w:r>
+            <w:r>
+              <w:rPr>
+                <w:rFonts w:ascii="Calibri" w:hAnsi="Calibri"/>
+                <w:sz w:val="20"/>
+              </w:rPr>
+              <w:t xml:space="preserve">n (%); Median (Q1, Q3)</w:t>
+            </w:r>
+          </w:p>
+        </w:tc>
+      </w:tr>
+      <w:tr>
+        <w:trPr>
+          <w:cantSplit/>
+        </w:trPr>
+        <w:tc>
+          <w:tcPr>
+            <w:gridSpan w:val="5"/>
+          </w:tcPr>
+          <w:p>
+            <w:pPr>
+              <w:spacing w:before="0" w:after="60"/>
+              <w:keepNext/>
+            </w:pPr>
+            <w:r>
+              <w:rPr>
+                <w:vertAlign w:val="superscript"/>
+                <w:i/>
+                <w:rFonts w:ascii="Calibri" w:hAnsi="Calibri"/>
+                <w:sz w:val="20"/>
+              </w:rPr>
+              <w:t xml:space="default">2</w:t>
+            </w:r>
+            <w:r>
+              <w:rPr>
+                <w:rFonts w:ascii="Calibri" w:hAnsi="Calibri"/>
+                <w:sz w:val="20"/>
+              </w:rPr>
+              <w:t xml:space="preserve">Pearson's X^2: Rao &amp; Scott adjustment; Design-based KruskalWallis test</w:t>
+            </w:r>
+          </w:p>
+        </w:tc>
+      </w:tr>
+    </w:tbl>
     <w:bookmarkEnd w:id="22"/>
     <w:bookmarkStart w:id="23" w:name="outcomes-table"/>
     <w:p>
@@ -976,55 +7900,55 @@
                 <w:rFonts w:ascii="Calibri" w:hAnsi="Calibri"/>
                 <w:sz w:val="20"/>
               </w:rPr>
-              <w:t xml:space="default">29,550 (17,545, 51,897)</w:t>
-            </w:r>
-          </w:p>
-        </w:tc>
-        <w:tc>
-          <w:tcPr>
-            <w:tcBorders>
-              <w:top w:val="single" w:space="0" w:color="D3D3D3"/>
-              <w:bottom w:val="single" w:space="0" w:color="D3D3D3"/>
-              <w:start w:val="single" w:space="0" w:color="D3D3D3"/>
-              <w:end w:val="single" w:space="0" w:color="D3D3D3"/>
-            </w:tcBorders>
-          </w:tcPr>
-          <w:p>
-            <w:pPr>
-              <w:spacing w:before="0" w:after="60"/>
-              <w:keepNext/>
-              <w:jc w:val="center"/>
-            </w:pPr>
-            <w:r>
-              <w:rPr>
-                <w:rFonts w:ascii="Calibri" w:hAnsi="Calibri"/>
-                <w:sz w:val="20"/>
-              </w:rPr>
-              <w:t xml:space="default">28,557 (17,016, 50,050)</w:t>
-            </w:r>
-          </w:p>
-        </w:tc>
-        <w:tc>
-          <w:tcPr>
-            <w:tcBorders>
-              <w:top w:val="single" w:space="0" w:color="D3D3D3"/>
-              <w:bottom w:val="single" w:space="0" w:color="D3D3D3"/>
-              <w:start w:val="single" w:space="0" w:color="D3D3D3"/>
-              <w:end w:val="single" w:space="0" w:color="D3D3D3"/>
-            </w:tcBorders>
-          </w:tcPr>
-          <w:p>
-            <w:pPr>
-              <w:spacing w:before="0" w:after="60"/>
-              <w:keepNext/>
-              <w:jc w:val="center"/>
-            </w:pPr>
-            <w:r>
-              <w:rPr>
-                <w:rFonts w:ascii="Calibri" w:hAnsi="Calibri"/>
-                <w:sz w:val="20"/>
-              </w:rPr>
-              <w:t xml:space="default">41,092 (25,168, 70,078)</w:t>
+              <w:t xml:space="default">33,414 (19,839, 58,684)</w:t>
+            </w:r>
+          </w:p>
+        </w:tc>
+        <w:tc>
+          <w:tcPr>
+            <w:tcBorders>
+              <w:top w:val="single" w:space="0" w:color="D3D3D3"/>
+              <w:bottom w:val="single" w:space="0" w:color="D3D3D3"/>
+              <w:start w:val="single" w:space="0" w:color="D3D3D3"/>
+              <w:end w:val="single" w:space="0" w:color="D3D3D3"/>
+            </w:tcBorders>
+          </w:tcPr>
+          <w:p>
+            <w:pPr>
+              <w:spacing w:before="0" w:after="60"/>
+              <w:keepNext/>
+              <w:jc w:val="center"/>
+            </w:pPr>
+            <w:r>
+              <w:rPr>
+                <w:rFonts w:ascii="Calibri" w:hAnsi="Calibri"/>
+                <w:sz w:val="20"/>
+              </w:rPr>
+              <w:t xml:space="default">32,291 (19,242, 56,595)</w:t>
+            </w:r>
+          </w:p>
+        </w:tc>
+        <w:tc>
+          <w:tcPr>
+            <w:tcBorders>
+              <w:top w:val="single" w:space="0" w:color="D3D3D3"/>
+              <w:bottom w:val="single" w:space="0" w:color="D3D3D3"/>
+              <w:start w:val="single" w:space="0" w:color="D3D3D3"/>
+              <w:end w:val="single" w:space="0" w:color="D3D3D3"/>
+            </w:tcBorders>
+          </w:tcPr>
+          <w:p>
+            <w:pPr>
+              <w:spacing w:before="0" w:after="60"/>
+              <w:keepNext/>
+              <w:jc w:val="center"/>
+            </w:pPr>
+            <w:r>
+              <w:rPr>
+                <w:rFonts w:ascii="Calibri" w:hAnsi="Calibri"/>
+                <w:sz w:val="20"/>
+              </w:rPr>
+              <w:t xml:space="default">46,465 (28,459, 79,242)</w:t>
             </w:r>
           </w:p>
         </w:tc>
@@ -24494,31 +31418,31 @@
                 <w:rFonts w:ascii="Calibri" w:hAnsi="Calibri"/>
                 <w:sz w:val="20"/>
               </w:rPr>
-              <w:t xml:space="default">11,279</w:t>
-            </w:r>
-          </w:p>
-        </w:tc>
-        <w:tc>
-          <w:tcPr>
-            <w:tcBorders>
-              <w:top w:val="single" w:space="0" w:color="D3D3D3"/>
-              <w:bottom w:val="single" w:space="0" w:color="D3D3D3"/>
-              <w:start w:val="single" w:space="0" w:color="D3D3D3"/>
-              <w:end w:val="single" w:space="0" w:color="D3D3D3"/>
-            </w:tcBorders>
-          </w:tcPr>
-          <w:p>
-            <w:pPr>
-              <w:spacing w:before="0" w:after="60"/>
-              <w:keepNext/>
-              <w:jc w:val="center"/>
-            </w:pPr>
-            <w:r>
-              <w:rPr>
-                <w:rFonts w:ascii="Calibri" w:hAnsi="Calibri"/>
-                <w:sz w:val="20"/>
-              </w:rPr>
-              <w:t xml:space="default">10,569, 11,989</w:t>
+              <w:t xml:space="default">12,754</w:t>
+            </w:r>
+          </w:p>
+        </w:tc>
+        <w:tc>
+          <w:tcPr>
+            <w:tcBorders>
+              <w:top w:val="single" w:space="0" w:color="D3D3D3"/>
+              <w:bottom w:val="single" w:space="0" w:color="D3D3D3"/>
+              <w:start w:val="single" w:space="0" w:color="D3D3D3"/>
+              <w:end w:val="single" w:space="0" w:color="D3D3D3"/>
+            </w:tcBorders>
+          </w:tcPr>
+          <w:p>
+            <w:pPr>
+              <w:spacing w:before="0" w:after="60"/>
+              <w:keepNext/>
+              <w:jc w:val="center"/>
+            </w:pPr>
+            <w:r>
+              <w:rPr>
+                <w:rFonts w:ascii="Calibri" w:hAnsi="Calibri"/>
+                <w:sz w:val="20"/>
+              </w:rPr>
+              <w:t xml:space="default">11,951, 13,557</w:t>
             </w:r>
           </w:p>
         </w:tc>
@@ -24797,31 +31721,31 @@
                 <w:rFonts w:ascii="Calibri" w:hAnsi="Calibri"/>
                 <w:sz w:val="20"/>
               </w:rPr>
-              <w:t xml:space="default">2,054</w:t>
-            </w:r>
-          </w:p>
-        </w:tc>
-        <w:tc>
-          <w:tcPr>
-            <w:tcBorders>
-              <w:top w:val="single" w:space="0" w:color="D3D3D3"/>
-              <w:bottom w:val="single" w:space="0" w:color="D3D3D3"/>
-              <w:start w:val="single" w:space="0" w:color="D3D3D3"/>
-              <w:end w:val="single" w:space="0" w:color="D3D3D3"/>
-            </w:tcBorders>
-          </w:tcPr>
-          <w:p>
-            <w:pPr>
-              <w:spacing w:before="0" w:after="60"/>
-              <w:keepNext/>
-              <w:jc w:val="center"/>
-            </w:pPr>
-            <w:r>
-              <w:rPr>
-                <w:rFonts w:ascii="Calibri" w:hAnsi="Calibri"/>
-                <w:sz w:val="20"/>
-              </w:rPr>
-              <w:t xml:space="default">1,712, 2,396</w:t>
+              <w:t xml:space="default">2,322</w:t>
+            </w:r>
+          </w:p>
+        </w:tc>
+        <w:tc>
+          <w:tcPr>
+            <w:tcBorders>
+              <w:top w:val="single" w:space="0" w:color="D3D3D3"/>
+              <w:bottom w:val="single" w:space="0" w:color="D3D3D3"/>
+              <w:start w:val="single" w:space="0" w:color="D3D3D3"/>
+              <w:end w:val="single" w:space="0" w:color="D3D3D3"/>
+            </w:tcBorders>
+          </w:tcPr>
+          <w:p>
+            <w:pPr>
+              <w:spacing w:before="0" w:after="60"/>
+              <w:keepNext/>
+              <w:jc w:val="center"/>
+            </w:pPr>
+            <w:r>
+              <w:rPr>
+                <w:rFonts w:ascii="Calibri" w:hAnsi="Calibri"/>
+                <w:sz w:val="20"/>
+              </w:rPr>
+              <w:t xml:space="default">1,936, 2,709</w:t>
             </w:r>
           </w:p>
         </w:tc>
@@ -25100,31 +32024,31 @@
                 <w:rFonts w:ascii="Calibri" w:hAnsi="Calibri"/>
                 <w:sz w:val="20"/>
               </w:rPr>
-              <w:t xml:space="default">2,586</w:t>
-            </w:r>
-          </w:p>
-        </w:tc>
-        <w:tc>
-          <w:tcPr>
-            <w:tcBorders>
-              <w:top w:val="single" w:space="0" w:color="D3D3D3"/>
-              <w:bottom w:val="single" w:space="0" w:color="D3D3D3"/>
-              <w:start w:val="single" w:space="0" w:color="D3D3D3"/>
-              <w:end w:val="single" w:space="0" w:color="D3D3D3"/>
-            </w:tcBorders>
-          </w:tcPr>
-          <w:p>
-            <w:pPr>
-              <w:spacing w:before="0" w:after="60"/>
-              <w:keepNext/>
-              <w:jc w:val="center"/>
-            </w:pPr>
-            <w:r>
-              <w:rPr>
-                <w:rFonts w:ascii="Calibri" w:hAnsi="Calibri"/>
-                <w:sz w:val="20"/>
-              </w:rPr>
-              <w:t xml:space="default">1,795, 3,377</w:t>
+              <w:t xml:space="default">2,924</w:t>
+            </w:r>
+          </w:p>
+        </w:tc>
+        <w:tc>
+          <w:tcPr>
+            <w:tcBorders>
+              <w:top w:val="single" w:space="0" w:color="D3D3D3"/>
+              <w:bottom w:val="single" w:space="0" w:color="D3D3D3"/>
+              <w:start w:val="single" w:space="0" w:color="D3D3D3"/>
+              <w:end w:val="single" w:space="0" w:color="D3D3D3"/>
+            </w:tcBorders>
+          </w:tcPr>
+          <w:p>
+            <w:pPr>
+              <w:spacing w:before="0" w:after="60"/>
+              <w:keepNext/>
+              <w:jc w:val="center"/>
+            </w:pPr>
+            <w:r>
+              <w:rPr>
+                <w:rFonts w:ascii="Calibri" w:hAnsi="Calibri"/>
+                <w:sz w:val="20"/>
+              </w:rPr>
+              <w:t xml:space="default">2,030, 3,818</w:t>
             </w:r>
           </w:p>
         </w:tc>
@@ -25201,31 +32125,31 @@
                 <w:rFonts w:ascii="Calibri" w:hAnsi="Calibri"/>
                 <w:sz w:val="20"/>
               </w:rPr>
-              <w:t xml:space="default">10,248</w:t>
-            </w:r>
-          </w:p>
-        </w:tc>
-        <w:tc>
-          <w:tcPr>
-            <w:tcBorders>
-              <w:top w:val="single" w:space="0" w:color="D3D3D3"/>
-              <w:bottom w:val="single" w:space="0" w:color="D3D3D3"/>
-              <w:start w:val="single" w:space="0" w:color="D3D3D3"/>
-              <w:end w:val="single" w:space="0" w:color="D3D3D3"/>
-            </w:tcBorders>
-          </w:tcPr>
-          <w:p>
-            <w:pPr>
-              <w:spacing w:before="0" w:after="60"/>
-              <w:keepNext/>
-              <w:jc w:val="center"/>
-            </w:pPr>
-            <w:r>
-              <w:rPr>
-                <w:rFonts w:ascii="Calibri" w:hAnsi="Calibri"/>
-                <w:sz w:val="20"/>
-              </w:rPr>
-              <w:t xml:space="default">9,114, 11,382</w:t>
+              <w:t xml:space="default">11,588</w:t>
+            </w:r>
+          </w:p>
+        </w:tc>
+        <w:tc>
+          <w:tcPr>
+            <w:tcBorders>
+              <w:top w:val="single" w:space="0" w:color="D3D3D3"/>
+              <w:bottom w:val="single" w:space="0" w:color="D3D3D3"/>
+              <w:start w:val="single" w:space="0" w:color="D3D3D3"/>
+              <w:end w:val="single" w:space="0" w:color="D3D3D3"/>
+            </w:tcBorders>
+          </w:tcPr>
+          <w:p>
+            <w:pPr>
+              <w:spacing w:before="0" w:after="60"/>
+              <w:keepNext/>
+              <w:jc w:val="center"/>
+            </w:pPr>
+            <w:r>
+              <w:rPr>
+                <w:rFonts w:ascii="Calibri" w:hAnsi="Calibri"/>
+                <w:sz w:val="20"/>
+              </w:rPr>
+              <w:t xml:space="default">10,305, 12,870</w:t>
             </w:r>
           </w:p>
         </w:tc>
@@ -25302,31 +32226,31 @@
                 <w:rFonts w:ascii="Calibri" w:hAnsi="Calibri"/>
                 <w:sz w:val="20"/>
               </w:rPr>
-              <w:t xml:space="default">8,716</w:t>
-            </w:r>
-          </w:p>
-        </w:tc>
-        <w:tc>
-          <w:tcPr>
-            <w:tcBorders>
-              <w:top w:val="single" w:space="0" w:color="D3D3D3"/>
-              <w:bottom w:val="single" w:space="0" w:color="D3D3D3"/>
-              <w:start w:val="single" w:space="0" w:color="D3D3D3"/>
-              <w:end w:val="single" w:space="0" w:color="D3D3D3"/>
-            </w:tcBorders>
-          </w:tcPr>
-          <w:p>
-            <w:pPr>
-              <w:spacing w:before="0" w:after="60"/>
-              <w:keepNext/>
-              <w:jc w:val="center"/>
-            </w:pPr>
-            <w:r>
-              <w:rPr>
-                <w:rFonts w:ascii="Calibri" w:hAnsi="Calibri"/>
-                <w:sz w:val="20"/>
-              </w:rPr>
-              <w:t xml:space="default">7,250, 10,181</w:t>
+              <w:t xml:space="default">9,855</w:t>
+            </w:r>
+          </w:p>
+        </w:tc>
+        <w:tc>
+          <w:tcPr>
+            <w:tcBorders>
+              <w:top w:val="single" w:space="0" w:color="D3D3D3"/>
+              <w:bottom w:val="single" w:space="0" w:color="D3D3D3"/>
+              <w:start w:val="single" w:space="0" w:color="D3D3D3"/>
+              <w:end w:val="single" w:space="0" w:color="D3D3D3"/>
+            </w:tcBorders>
+          </w:tcPr>
+          <w:p>
+            <w:pPr>
+              <w:spacing w:before="0" w:after="60"/>
+              <w:keepNext/>
+              <w:jc w:val="center"/>
+            </w:pPr>
+            <w:r>
+              <w:rPr>
+                <w:rFonts w:ascii="Calibri" w:hAnsi="Calibri"/>
+                <w:sz w:val="20"/>
+              </w:rPr>
+              <w:t xml:space="default">8,198, 11,512</w:t>
             </w:r>
           </w:p>
         </w:tc>
@@ -25403,31 +32327,31 @@
                 <w:rFonts w:ascii="Calibri" w:hAnsi="Calibri"/>
                 <w:sz w:val="20"/>
               </w:rPr>
-              <w:t xml:space="default">-205</w:t>
-            </w:r>
-          </w:p>
-        </w:tc>
-        <w:tc>
-          <w:tcPr>
-            <w:tcBorders>
-              <w:top w:val="single" w:space="0" w:color="D3D3D3"/>
-              <w:bottom w:val="single" w:space="0" w:color="D3D3D3"/>
-              <w:start w:val="single" w:space="0" w:color="D3D3D3"/>
-              <w:end w:val="single" w:space="0" w:color="D3D3D3"/>
-            </w:tcBorders>
-          </w:tcPr>
-          <w:p>
-            <w:pPr>
-              <w:spacing w:before="0" w:after="60"/>
-              <w:keepNext/>
-              <w:jc w:val="center"/>
-            </w:pPr>
-            <w:r>
-              <w:rPr>
-                <w:rFonts w:ascii="Calibri" w:hAnsi="Calibri"/>
-                <w:sz w:val="20"/>
-              </w:rPr>
-              <w:t xml:space="default">-221, -188</w:t>
+              <w:t xml:space="default">-232</w:t>
+            </w:r>
+          </w:p>
+        </w:tc>
+        <w:tc>
+          <w:tcPr>
+            <w:tcBorders>
+              <w:top w:val="single" w:space="0" w:color="D3D3D3"/>
+              <w:bottom w:val="single" w:space="0" w:color="D3D3D3"/>
+              <w:start w:val="single" w:space="0" w:color="D3D3D3"/>
+              <w:end w:val="single" w:space="0" w:color="D3D3D3"/>
+            </w:tcBorders>
+          </w:tcPr>
+          <w:p>
+            <w:pPr>
+              <w:spacing w:before="0" w:after="60"/>
+              <w:keepNext/>
+              <w:jc w:val="center"/>
+            </w:pPr>
+            <w:r>
+              <w:rPr>
+                <w:rFonts w:ascii="Calibri" w:hAnsi="Calibri"/>
+                <w:sz w:val="20"/>
+              </w:rPr>
+              <w:t xml:space="default">-250, -213</w:t>
             </w:r>
           </w:p>
         </w:tc>
@@ -25706,31 +32630,31 @@
                 <w:rFonts w:ascii="Calibri" w:hAnsi="Calibri"/>
                 <w:sz w:val="20"/>
               </w:rPr>
-              <w:t xml:space="default">-431</w:t>
-            </w:r>
-          </w:p>
-        </w:tc>
-        <w:tc>
-          <w:tcPr>
-            <w:tcBorders>
-              <w:top w:val="single" w:space="0" w:color="D3D3D3"/>
-              <w:bottom w:val="single" w:space="0" w:color="D3D3D3"/>
-              <w:start w:val="single" w:space="0" w:color="D3D3D3"/>
-              <w:end w:val="single" w:space="0" w:color="D3D3D3"/>
-            </w:tcBorders>
-          </w:tcPr>
-          <w:p>
-            <w:pPr>
-              <w:spacing w:before="0" w:after="60"/>
-              <w:keepNext/>
-              <w:jc w:val="center"/>
-            </w:pPr>
-            <w:r>
-              <w:rPr>
-                <w:rFonts w:ascii="Calibri" w:hAnsi="Calibri"/>
-                <w:sz w:val="20"/>
-              </w:rPr>
-              <w:t xml:space="default">-1,005, 143</w:t>
+              <w:t xml:space="default">-487</w:t>
+            </w:r>
+          </w:p>
+        </w:tc>
+        <w:tc>
+          <w:tcPr>
+            <w:tcBorders>
+              <w:top w:val="single" w:space="0" w:color="D3D3D3"/>
+              <w:bottom w:val="single" w:space="0" w:color="D3D3D3"/>
+              <w:start w:val="single" w:space="0" w:color="D3D3D3"/>
+              <w:end w:val="single" w:space="0" w:color="D3D3D3"/>
+            </w:tcBorders>
+          </w:tcPr>
+          <w:p>
+            <w:pPr>
+              <w:spacing w:before="0" w:after="60"/>
+              <w:keepNext/>
+              <w:jc w:val="center"/>
+            </w:pPr>
+            <w:r>
+              <w:rPr>
+                <w:rFonts w:ascii="Calibri" w:hAnsi="Calibri"/>
+                <w:sz w:val="20"/>
+              </w:rPr>
+              <w:t xml:space="default">-1,137, 162</w:t>
             </w:r>
           </w:p>
         </w:tc>
@@ -25807,31 +32731,31 @@
                 <w:rFonts w:ascii="Calibri" w:hAnsi="Calibri"/>
                 <w:sz w:val="20"/>
               </w:rPr>
-              <w:t xml:space="default">-133</w:t>
-            </w:r>
-          </w:p>
-        </w:tc>
-        <w:tc>
-          <w:tcPr>
-            <w:tcBorders>
-              <w:top w:val="single" w:space="0" w:color="D3D3D3"/>
-              <w:bottom w:val="single" w:space="0" w:color="D3D3D3"/>
-              <w:start w:val="single" w:space="0" w:color="D3D3D3"/>
-              <w:end w:val="single" w:space="0" w:color="D3D3D3"/>
-            </w:tcBorders>
-          </w:tcPr>
-          <w:p>
-            <w:pPr>
-              <w:spacing w:before="0" w:after="60"/>
-              <w:keepNext/>
-              <w:jc w:val="center"/>
-            </w:pPr>
-            <w:r>
-              <w:rPr>
-                <w:rFonts w:ascii="Calibri" w:hAnsi="Calibri"/>
-                <w:sz w:val="20"/>
-              </w:rPr>
-              <w:t xml:space="default">-843, 576</w:t>
+              <w:t xml:space="default">-151</w:t>
+            </w:r>
+          </w:p>
+        </w:tc>
+        <w:tc>
+          <w:tcPr>
+            <w:tcBorders>
+              <w:top w:val="single" w:space="0" w:color="D3D3D3"/>
+              <w:bottom w:val="single" w:space="0" w:color="D3D3D3"/>
+              <w:start w:val="single" w:space="0" w:color="D3D3D3"/>
+              <w:end w:val="single" w:space="0" w:color="D3D3D3"/>
+            </w:tcBorders>
+          </w:tcPr>
+          <w:p>
+            <w:pPr>
+              <w:spacing w:before="0" w:after="60"/>
+              <w:keepNext/>
+              <w:jc w:val="center"/>
+            </w:pPr>
+            <w:r>
+              <w:rPr>
+                <w:rFonts w:ascii="Calibri" w:hAnsi="Calibri"/>
+                <w:sz w:val="20"/>
+              </w:rPr>
+              <w:t xml:space="default">-953, 652</w:t>
             </w:r>
           </w:p>
         </w:tc>
@@ -25908,31 +32832,31 @@
                 <w:rFonts w:ascii="Calibri" w:hAnsi="Calibri"/>
                 <w:sz w:val="20"/>
               </w:rPr>
-              <w:t xml:space="default">3,966</w:t>
-            </w:r>
-          </w:p>
-        </w:tc>
-        <w:tc>
-          <w:tcPr>
-            <w:tcBorders>
-              <w:top w:val="single" w:space="0" w:color="D3D3D3"/>
-              <w:bottom w:val="single" w:space="0" w:color="D3D3D3"/>
-              <w:start w:val="single" w:space="0" w:color="D3D3D3"/>
-              <w:end w:val="single" w:space="0" w:color="D3D3D3"/>
-            </w:tcBorders>
-          </w:tcPr>
-          <w:p>
-            <w:pPr>
-              <w:spacing w:before="0" w:after="60"/>
-              <w:keepNext/>
-              <w:jc w:val="center"/>
-            </w:pPr>
-            <w:r>
-              <w:rPr>
-                <w:rFonts w:ascii="Calibri" w:hAnsi="Calibri"/>
-                <w:sz w:val="20"/>
-              </w:rPr>
-              <w:t xml:space="default">2,922, 5,009</w:t>
+              <w:t xml:space="default">4,484</w:t>
+            </w:r>
+          </w:p>
+        </w:tc>
+        <w:tc>
+          <w:tcPr>
+            <w:tcBorders>
+              <w:top w:val="single" w:space="0" w:color="D3D3D3"/>
+              <w:bottom w:val="single" w:space="0" w:color="D3D3D3"/>
+              <w:start w:val="single" w:space="0" w:color="D3D3D3"/>
+              <w:end w:val="single" w:space="0" w:color="D3D3D3"/>
+            </w:tcBorders>
+          </w:tcPr>
+          <w:p>
+            <w:pPr>
+              <w:spacing w:before="0" w:after="60"/>
+              <w:keepNext/>
+              <w:jc w:val="center"/>
+            </w:pPr>
+            <w:r>
+              <w:rPr>
+                <w:rFonts w:ascii="Calibri" w:hAnsi="Calibri"/>
+                <w:sz w:val="20"/>
+              </w:rPr>
+              <w:t xml:space="default">3,305, 5,664</w:t>
             </w:r>
           </w:p>
         </w:tc>
@@ -26211,31 +33135,31 @@
                 <w:rFonts w:ascii="Calibri" w:hAnsi="Calibri"/>
                 <w:sz w:val="20"/>
               </w:rPr>
-              <w:t xml:space="default">2,017</w:t>
-            </w:r>
-          </w:p>
-        </w:tc>
-        <w:tc>
-          <w:tcPr>
-            <w:tcBorders>
-              <w:top w:val="single" w:space="0" w:color="D3D3D3"/>
-              <w:bottom w:val="single" w:space="0" w:color="D3D3D3"/>
-              <w:start w:val="single" w:space="0" w:color="D3D3D3"/>
-              <w:end w:val="single" w:space="0" w:color="D3D3D3"/>
-            </w:tcBorders>
-          </w:tcPr>
-          <w:p>
-            <w:pPr>
-              <w:spacing w:before="0" w:after="60"/>
-              <w:keepNext/>
-              <w:jc w:val="center"/>
-            </w:pPr>
-            <w:r>
-              <w:rPr>
-                <w:rFonts w:ascii="Calibri" w:hAnsi="Calibri"/>
-                <w:sz w:val="20"/>
-              </w:rPr>
-              <w:t xml:space="default">1,190, 2,843</w:t>
+              <w:t xml:space="default">2,280</w:t>
+            </w:r>
+          </w:p>
+        </w:tc>
+        <w:tc>
+          <w:tcPr>
+            <w:tcBorders>
+              <w:top w:val="single" w:space="0" w:color="D3D3D3"/>
+              <w:bottom w:val="single" w:space="0" w:color="D3D3D3"/>
+              <w:start w:val="single" w:space="0" w:color="D3D3D3"/>
+              <w:end w:val="single" w:space="0" w:color="D3D3D3"/>
+            </w:tcBorders>
+          </w:tcPr>
+          <w:p>
+            <w:pPr>
+              <w:spacing w:before="0" w:after="60"/>
+              <w:keepNext/>
+              <w:jc w:val="center"/>
+            </w:pPr>
+            <w:r>
+              <w:rPr>
+                <w:rFonts w:ascii="Calibri" w:hAnsi="Calibri"/>
+                <w:sz w:val="20"/>
+              </w:rPr>
+              <w:t xml:space="default">1,346, 3,215</w:t>
             </w:r>
           </w:p>
         </w:tc>
@@ -26312,31 +33236,31 @@
                 <w:rFonts w:ascii="Calibri" w:hAnsi="Calibri"/>
                 <w:sz w:val="20"/>
               </w:rPr>
-              <w:t xml:space="default">2,280</w:t>
-            </w:r>
-          </w:p>
-        </w:tc>
-        <w:tc>
-          <w:tcPr>
-            <w:tcBorders>
-              <w:top w:val="single" w:space="0" w:color="D3D3D3"/>
-              <w:bottom w:val="single" w:space="0" w:color="D3D3D3"/>
-              <w:start w:val="single" w:space="0" w:color="D3D3D3"/>
-              <w:end w:val="single" w:space="0" w:color="D3D3D3"/>
-            </w:tcBorders>
-          </w:tcPr>
-          <w:p>
-            <w:pPr>
-              <w:spacing w:before="0" w:after="60"/>
-              <w:keepNext/>
-              <w:jc w:val="center"/>
-            </w:pPr>
-            <w:r>
-              <w:rPr>
-                <w:rFonts w:ascii="Calibri" w:hAnsi="Calibri"/>
-                <w:sz w:val="20"/>
-              </w:rPr>
-              <w:t xml:space="default">1,707, 2,854</w:t>
+              <w:t xml:space="default">2,579</w:t>
+            </w:r>
+          </w:p>
+        </w:tc>
+        <w:tc>
+          <w:tcPr>
+            <w:tcBorders>
+              <w:top w:val="single" w:space="0" w:color="D3D3D3"/>
+              <w:bottom w:val="single" w:space="0" w:color="D3D3D3"/>
+              <w:start w:val="single" w:space="0" w:color="D3D3D3"/>
+              <w:end w:val="single" w:space="0" w:color="D3D3D3"/>
+            </w:tcBorders>
+          </w:tcPr>
+          <w:p>
+            <w:pPr>
+              <w:spacing w:before="0" w:after="60"/>
+              <w:keepNext/>
+              <w:jc w:val="center"/>
+            </w:pPr>
+            <w:r>
+              <w:rPr>
+                <w:rFonts w:ascii="Calibri" w:hAnsi="Calibri"/>
+                <w:sz w:val="20"/>
+              </w:rPr>
+              <w:t xml:space="default">1,930, 3,228</w:t>
             </w:r>
           </w:p>
         </w:tc>
@@ -26413,31 +33337,31 @@
                 <w:rFonts w:ascii="Calibri" w:hAnsi="Calibri"/>
                 <w:sz w:val="20"/>
               </w:rPr>
-              <w:t xml:space="default">1,271</w:t>
-            </w:r>
-          </w:p>
-        </w:tc>
-        <w:tc>
-          <w:tcPr>
-            <w:tcBorders>
-              <w:top w:val="single" w:space="0" w:color="D3D3D3"/>
-              <w:bottom w:val="single" w:space="0" w:color="D3D3D3"/>
-              <w:start w:val="single" w:space="0" w:color="D3D3D3"/>
-              <w:end w:val="single" w:space="0" w:color="D3D3D3"/>
-            </w:tcBorders>
-          </w:tcPr>
-          <w:p>
-            <w:pPr>
-              <w:spacing w:before="0" w:after="60"/>
-              <w:keepNext/>
-              <w:jc w:val="center"/>
-            </w:pPr>
-            <w:r>
-              <w:rPr>
-                <w:rFonts w:ascii="Calibri" w:hAnsi="Calibri"/>
-                <w:sz w:val="20"/>
-              </w:rPr>
-              <w:t xml:space="default">-82, 2,625</w:t>
+              <w:t xml:space="default">1,438</w:t>
+            </w:r>
+          </w:p>
+        </w:tc>
+        <w:tc>
+          <w:tcPr>
+            <w:tcBorders>
+              <w:top w:val="single" w:space="0" w:color="D3D3D3"/>
+              <w:bottom w:val="single" w:space="0" w:color="D3D3D3"/>
+              <w:start w:val="single" w:space="0" w:color="D3D3D3"/>
+              <w:end w:val="single" w:space="0" w:color="D3D3D3"/>
+            </w:tcBorders>
+          </w:tcPr>
+          <w:p>
+            <w:pPr>
+              <w:spacing w:before="0" w:after="60"/>
+              <w:keepNext/>
+              <w:jc w:val="center"/>
+            </w:pPr>
+            <w:r>
+              <w:rPr>
+                <w:rFonts w:ascii="Calibri" w:hAnsi="Calibri"/>
+                <w:sz w:val="20"/>
+              </w:rPr>
+              <w:t xml:space="default">-92, 2,968</w:t>
             </w:r>
           </w:p>
         </w:tc>
@@ -26716,31 +33640,31 @@
                 <w:rFonts w:ascii="Calibri" w:hAnsi="Calibri"/>
                 <w:sz w:val="20"/>
               </w:rPr>
-              <w:t xml:space="default">9,897</w:t>
-            </w:r>
-          </w:p>
-        </w:tc>
-        <w:tc>
-          <w:tcPr>
-            <w:tcBorders>
-              <w:top w:val="single" w:space="0" w:color="D3D3D3"/>
-              <w:bottom w:val="single" w:space="0" w:color="D3D3D3"/>
-              <w:start w:val="single" w:space="0" w:color="D3D3D3"/>
-              <w:end w:val="single" w:space="0" w:color="D3D3D3"/>
-            </w:tcBorders>
-          </w:tcPr>
-          <w:p>
-            <w:pPr>
-              <w:spacing w:before="0" w:after="60"/>
-              <w:keepNext/>
-              <w:jc w:val="center"/>
-            </w:pPr>
-            <w:r>
-              <w:rPr>
-                <w:rFonts w:ascii="Calibri" w:hAnsi="Calibri"/>
-                <w:sz w:val="20"/>
-              </w:rPr>
-              <w:t xml:space="default">8,458, 11,336</w:t>
+              <w:t xml:space="default">11,191</w:t>
+            </w:r>
+          </w:p>
+        </w:tc>
+        <w:tc>
+          <w:tcPr>
+            <w:tcBorders>
+              <w:top w:val="single" w:space="0" w:color="D3D3D3"/>
+              <w:bottom w:val="single" w:space="0" w:color="D3D3D3"/>
+              <w:start w:val="single" w:space="0" w:color="D3D3D3"/>
+              <w:end w:val="single" w:space="0" w:color="D3D3D3"/>
+            </w:tcBorders>
+          </w:tcPr>
+          <w:p>
+            <w:pPr>
+              <w:spacing w:before="0" w:after="60"/>
+              <w:keepNext/>
+              <w:jc w:val="center"/>
+            </w:pPr>
+            <w:r>
+              <w:rPr>
+                <w:rFonts w:ascii="Calibri" w:hAnsi="Calibri"/>
+                <w:sz w:val="20"/>
+              </w:rPr>
+              <w:t xml:space="default">9,564, 12,818</w:t>
             </w:r>
           </w:p>
         </w:tc>
@@ -26817,31 +33741,31 @@
                 <w:rFonts w:ascii="Calibri" w:hAnsi="Calibri"/>
                 <w:sz w:val="20"/>
               </w:rPr>
-              <w:t xml:space="default">9,287</w:t>
-            </w:r>
-          </w:p>
-        </w:tc>
-        <w:tc>
-          <w:tcPr>
-            <w:tcBorders>
-              <w:top w:val="single" w:space="0" w:color="D3D3D3"/>
-              <w:bottom w:val="single" w:space="0" w:color="D3D3D3"/>
-              <w:start w:val="single" w:space="0" w:color="D3D3D3"/>
-              <w:end w:val="single" w:space="0" w:color="D3D3D3"/>
-            </w:tcBorders>
-          </w:tcPr>
-          <w:p>
-            <w:pPr>
-              <w:spacing w:before="0" w:after="60"/>
-              <w:keepNext/>
-              <w:jc w:val="center"/>
-            </w:pPr>
-            <w:r>
-              <w:rPr>
-                <w:rFonts w:ascii="Calibri" w:hAnsi="Calibri"/>
-                <w:sz w:val="20"/>
-              </w:rPr>
-              <w:t xml:space="default">8,513, 10,060</w:t>
+              <w:t xml:space="default">10,501</w:t>
+            </w:r>
+          </w:p>
+        </w:tc>
+        <w:tc>
+          <w:tcPr>
+            <w:tcBorders>
+              <w:top w:val="single" w:space="0" w:color="D3D3D3"/>
+              <w:bottom w:val="single" w:space="0" w:color="D3D3D3"/>
+              <w:start w:val="single" w:space="0" w:color="D3D3D3"/>
+              <w:end w:val="single" w:space="0" w:color="D3D3D3"/>
+            </w:tcBorders>
+          </w:tcPr>
+          <w:p>
+            <w:pPr>
+              <w:spacing w:before="0" w:after="60"/>
+              <w:keepNext/>
+              <w:jc w:val="center"/>
+            </w:pPr>
+            <w:r>
+              <w:rPr>
+                <w:rFonts w:ascii="Calibri" w:hAnsi="Calibri"/>
+                <w:sz w:val="20"/>
+              </w:rPr>
+              <w:t xml:space="default">9,627, 11,376</w:t>
             </w:r>
           </w:p>
         </w:tc>
@@ -26918,31 +33842,31 @@
                 <w:rFonts w:ascii="Calibri" w:hAnsi="Calibri"/>
                 <w:sz w:val="20"/>
               </w:rPr>
-              <w:t xml:space="default">22,245</w:t>
-            </w:r>
-          </w:p>
-        </w:tc>
-        <w:tc>
-          <w:tcPr>
-            <w:tcBorders>
-              <w:top w:val="single" w:space="0" w:color="D3D3D3"/>
-              <w:bottom w:val="single" w:space="0" w:color="D3D3D3"/>
-              <w:start w:val="single" w:space="0" w:color="D3D3D3"/>
-              <w:end w:val="single" w:space="0" w:color="D3D3D3"/>
-            </w:tcBorders>
-          </w:tcPr>
-          <w:p>
-            <w:pPr>
-              <w:spacing w:before="0" w:after="60"/>
-              <w:keepNext/>
-              <w:jc w:val="center"/>
-            </w:pPr>
-            <w:r>
-              <w:rPr>
-                <w:rFonts w:ascii="Calibri" w:hAnsi="Calibri"/>
-                <w:sz w:val="20"/>
-              </w:rPr>
-              <w:t xml:space="default">21,020, 23,470</w:t>
+              <w:t xml:space="default">25,154</w:t>
+            </w:r>
+          </w:p>
+        </w:tc>
+        <w:tc>
+          <w:tcPr>
+            <w:tcBorders>
+              <w:top w:val="single" w:space="0" w:color="D3D3D3"/>
+              <w:bottom w:val="single" w:space="0" w:color="D3D3D3"/>
+              <w:start w:val="single" w:space="0" w:color="D3D3D3"/>
+              <w:end w:val="single" w:space="0" w:color="D3D3D3"/>
+            </w:tcBorders>
+          </w:tcPr>
+          <w:p>
+            <w:pPr>
+              <w:spacing w:before="0" w:after="60"/>
+              <w:keepNext/>
+              <w:jc w:val="center"/>
+            </w:pPr>
+            <w:r>
+              <w:rPr>
+                <w:rFonts w:ascii="Calibri" w:hAnsi="Calibri"/>
+                <w:sz w:val="20"/>
+              </w:rPr>
+              <w:t xml:space="default">23,769, 26,540</w:t>
             </w:r>
           </w:p>
         </w:tc>
@@ -27221,31 +34145,31 @@
                 <w:rFonts w:ascii="Calibri" w:hAnsi="Calibri"/>
                 <w:sz w:val="20"/>
               </w:rPr>
-              <w:t xml:space="default">-5,847</w:t>
-            </w:r>
-          </w:p>
-        </w:tc>
-        <w:tc>
-          <w:tcPr>
-            <w:tcBorders>
-              <w:top w:val="single" w:space="0" w:color="D3D3D3"/>
-              <w:bottom w:val="single" w:space="0" w:color="D3D3D3"/>
-              <w:start w:val="single" w:space="0" w:color="D3D3D3"/>
-              <w:end w:val="single" w:space="0" w:color="D3D3D3"/>
-            </w:tcBorders>
-          </w:tcPr>
-          <w:p>
-            <w:pPr>
-              <w:spacing w:before="0" w:after="60"/>
-              <w:keepNext/>
-              <w:jc w:val="center"/>
-            </w:pPr>
-            <w:r>
-              <w:rPr>
-                <w:rFonts w:ascii="Calibri" w:hAnsi="Calibri"/>
-                <w:sz w:val="20"/>
-              </w:rPr>
-              <w:t xml:space="default">-6,902, -4,792</w:t>
+              <w:t xml:space="default">-6,612</w:t>
+            </w:r>
+          </w:p>
+        </w:tc>
+        <w:tc>
+          <w:tcPr>
+            <w:tcBorders>
+              <w:top w:val="single" w:space="0" w:color="D3D3D3"/>
+              <w:bottom w:val="single" w:space="0" w:color="D3D3D3"/>
+              <w:start w:val="single" w:space="0" w:color="D3D3D3"/>
+              <w:end w:val="single" w:space="0" w:color="D3D3D3"/>
+            </w:tcBorders>
+          </w:tcPr>
+          <w:p>
+            <w:pPr>
+              <w:spacing w:before="0" w:after="60"/>
+              <w:keepNext/>
+              <w:jc w:val="center"/>
+            </w:pPr>
+            <w:r>
+              <w:rPr>
+                <w:rFonts w:ascii="Calibri" w:hAnsi="Calibri"/>
+                <w:sz w:val="20"/>
+              </w:rPr>
+              <w:t xml:space="default">-7,805, -5,419</w:t>
             </w:r>
           </w:p>
         </w:tc>
@@ -27322,31 +34246,31 @@
                 <w:rFonts w:ascii="Calibri" w:hAnsi="Calibri"/>
                 <w:sz w:val="20"/>
               </w:rPr>
-              <w:t xml:space="default">-11,474</w:t>
-            </w:r>
-          </w:p>
-        </w:tc>
-        <w:tc>
-          <w:tcPr>
-            <w:tcBorders>
-              <w:top w:val="single" w:space="0" w:color="D3D3D3"/>
-              <w:bottom w:val="single" w:space="0" w:color="D3D3D3"/>
-              <w:start w:val="single" w:space="0" w:color="D3D3D3"/>
-              <w:end w:val="single" w:space="0" w:color="D3D3D3"/>
-            </w:tcBorders>
-          </w:tcPr>
-          <w:p>
-            <w:pPr>
-              <w:spacing w:before="0" w:after="60"/>
-              <w:keepNext/>
-              <w:jc w:val="center"/>
-            </w:pPr>
-            <w:r>
-              <w:rPr>
-                <w:rFonts w:ascii="Calibri" w:hAnsi="Calibri"/>
-                <w:sz w:val="20"/>
-              </w:rPr>
-              <w:t xml:space="default">-12,411, -10,538</w:t>
+              <w:t xml:space="default">-12,975</w:t>
+            </w:r>
+          </w:p>
+        </w:tc>
+        <w:tc>
+          <w:tcPr>
+            <w:tcBorders>
+              <w:top w:val="single" w:space="0" w:color="D3D3D3"/>
+              <w:bottom w:val="single" w:space="0" w:color="D3D3D3"/>
+              <w:start w:val="single" w:space="0" w:color="D3D3D3"/>
+              <w:end w:val="single" w:space="0" w:color="D3D3D3"/>
+            </w:tcBorders>
+          </w:tcPr>
+          <w:p>
+            <w:pPr>
+              <w:spacing w:before="0" w:after="60"/>
+              <w:keepNext/>
+              <w:jc w:val="center"/>
+            </w:pPr>
+            <w:r>
+              <w:rPr>
+                <w:rFonts w:ascii="Calibri" w:hAnsi="Calibri"/>
+                <w:sz w:val="20"/>
+              </w:rPr>
+              <w:t xml:space="default">-14,034, -11,916</w:t>
             </w:r>
           </w:p>
         </w:tc>
@@ -27625,31 +34549,31 @@
                 <w:rFonts w:ascii="Calibri" w:hAnsi="Calibri"/>
                 <w:sz w:val="20"/>
               </w:rPr>
-              <w:t xml:space="default">16,218</w:t>
-            </w:r>
-          </w:p>
-        </w:tc>
-        <w:tc>
-          <w:tcPr>
-            <w:tcBorders>
-              <w:top w:val="single" w:space="0" w:color="D3D3D3"/>
-              <w:bottom w:val="single" w:space="0" w:color="D3D3D3"/>
-              <w:start w:val="single" w:space="0" w:color="D3D3D3"/>
-              <w:end w:val="single" w:space="0" w:color="D3D3D3"/>
-            </w:tcBorders>
-          </w:tcPr>
-          <w:p>
-            <w:pPr>
-              <w:spacing w:before="0" w:after="60"/>
-              <w:keepNext/>
-              <w:jc w:val="center"/>
-            </w:pPr>
-            <w:r>
-              <w:rPr>
-                <w:rFonts w:ascii="Calibri" w:hAnsi="Calibri"/>
-                <w:sz w:val="20"/>
-              </w:rPr>
-              <w:t xml:space="default">15,364, 17,073</w:t>
+              <w:t xml:space="default">18,339</w:t>
+            </w:r>
+          </w:p>
+        </w:tc>
+        <w:tc>
+          <w:tcPr>
+            <w:tcBorders>
+              <w:top w:val="single" w:space="0" w:color="D3D3D3"/>
+              <w:bottom w:val="single" w:space="0" w:color="D3D3D3"/>
+              <w:start w:val="single" w:space="0" w:color="D3D3D3"/>
+              <w:end w:val="single" w:space="0" w:color="D3D3D3"/>
+            </w:tcBorders>
+          </w:tcPr>
+          <w:p>
+            <w:pPr>
+              <w:spacing w:before="0" w:after="60"/>
+              <w:keepNext/>
+              <w:jc w:val="center"/>
+            </w:pPr>
+            <w:r>
+              <w:rPr>
+                <w:rFonts w:ascii="Calibri" w:hAnsi="Calibri"/>
+                <w:sz w:val="20"/>
+              </w:rPr>
+              <w:t xml:space="default">17,373, 19,305</w:t>
             </w:r>
           </w:p>
         </w:tc>
@@ -27726,31 +34650,31 @@
                 <w:rFonts w:ascii="Calibri" w:hAnsi="Calibri"/>
                 <w:sz w:val="20"/>
               </w:rPr>
-              <w:t xml:space="default">20,447</w:t>
-            </w:r>
-          </w:p>
-        </w:tc>
-        <w:tc>
-          <w:tcPr>
-            <w:tcBorders>
-              <w:top w:val="single" w:space="0" w:color="D3D3D3"/>
-              <w:bottom w:val="single" w:space="0" w:color="D3D3D3"/>
-              <w:start w:val="single" w:space="0" w:color="D3D3D3"/>
-              <w:end w:val="single" w:space="0" w:color="D3D3D3"/>
-            </w:tcBorders>
-          </w:tcPr>
-          <w:p>
-            <w:pPr>
-              <w:spacing w:before="0" w:after="60"/>
-              <w:keepNext/>
-              <w:jc w:val="center"/>
-            </w:pPr>
-            <w:r>
-              <w:rPr>
-                <w:rFonts w:ascii="Calibri" w:hAnsi="Calibri"/>
-                <w:sz w:val="20"/>
-              </w:rPr>
-              <w:t xml:space="default">19,639, 21,254</w:t>
+              <w:t xml:space="default">23,121</w:t>
+            </w:r>
+          </w:p>
+        </w:tc>
+        <w:tc>
+          <w:tcPr>
+            <w:tcBorders>
+              <w:top w:val="single" w:space="0" w:color="D3D3D3"/>
+              <w:bottom w:val="single" w:space="0" w:color="D3D3D3"/>
+              <w:start w:val="single" w:space="0" w:color="D3D3D3"/>
+              <w:end w:val="single" w:space="0" w:color="D3D3D3"/>
+            </w:tcBorders>
+          </w:tcPr>
+          <w:p>
+            <w:pPr>
+              <w:spacing w:before="0" w:after="60"/>
+              <w:keepNext/>
+              <w:jc w:val="center"/>
+            </w:pPr>
+            <w:r>
+              <w:rPr>
+                <w:rFonts w:ascii="Calibri" w:hAnsi="Calibri"/>
+                <w:sz w:val="20"/>
+              </w:rPr>
+              <w:t xml:space="default">22,208, 24,034</w:t>
             </w:r>
           </w:p>
         </w:tc>
@@ -28029,31 +34953,31 @@
                 <w:rFonts w:ascii="Calibri" w:hAnsi="Calibri"/>
                 <w:sz w:val="20"/>
               </w:rPr>
-              <w:t xml:space="default">-639</w:t>
-            </w:r>
-          </w:p>
-        </w:tc>
-        <w:tc>
-          <w:tcPr>
-            <w:tcBorders>
-              <w:top w:val="single" w:space="0" w:color="D3D3D3"/>
-              <w:bottom w:val="single" w:space="0" w:color="D3D3D3"/>
-              <w:start w:val="single" w:space="0" w:color="D3D3D3"/>
-              <w:end w:val="single" w:space="0" w:color="D3D3D3"/>
-            </w:tcBorders>
-          </w:tcPr>
-          <w:p>
-            <w:pPr>
-              <w:spacing w:before="0" w:after="60"/>
-              <w:keepNext/>
-              <w:jc w:val="center"/>
-            </w:pPr>
-            <w:r>
-              <w:rPr>
-                <w:rFonts w:ascii="Calibri" w:hAnsi="Calibri"/>
-                <w:sz w:val="20"/>
-              </w:rPr>
-              <w:t xml:space="default">-1,006, -271</w:t>
+              <w:t xml:space="default">-722</w:t>
+            </w:r>
+          </w:p>
+        </w:tc>
+        <w:tc>
+          <w:tcPr>
+            <w:tcBorders>
+              <w:top w:val="single" w:space="0" w:color="D3D3D3"/>
+              <w:bottom w:val="single" w:space="0" w:color="D3D3D3"/>
+              <w:start w:val="single" w:space="0" w:color="D3D3D3"/>
+              <w:end w:val="single" w:space="0" w:color="D3D3D3"/>
+            </w:tcBorders>
+          </w:tcPr>
+          <w:p>
+            <w:pPr>
+              <w:spacing w:before="0" w:after="60"/>
+              <w:keepNext/>
+              <w:jc w:val="center"/>
+            </w:pPr>
+            <w:r>
+              <w:rPr>
+                <w:rFonts w:ascii="Calibri" w:hAnsi="Calibri"/>
+                <w:sz w:val="20"/>
+              </w:rPr>
+              <w:t xml:space="default">-1,137, -307</w:t>
             </w:r>
           </w:p>
         </w:tc>
@@ -28332,31 +35256,31 @@
                 <w:rFonts w:ascii="Calibri" w:hAnsi="Calibri"/>
                 <w:sz w:val="20"/>
               </w:rPr>
-              <w:t xml:space="default">-1,797</w:t>
-            </w:r>
-          </w:p>
-        </w:tc>
-        <w:tc>
-          <w:tcPr>
-            <w:tcBorders>
-              <w:top w:val="single" w:space="0" w:color="D3D3D3"/>
-              <w:bottom w:val="single" w:space="0" w:color="D3D3D3"/>
-              <w:start w:val="single" w:space="0" w:color="D3D3D3"/>
-              <w:end w:val="single" w:space="0" w:color="D3D3D3"/>
-            </w:tcBorders>
-          </w:tcPr>
-          <w:p>
-            <w:pPr>
-              <w:spacing w:before="0" w:after="60"/>
-              <w:keepNext/>
-              <w:jc w:val="center"/>
-            </w:pPr>
-            <w:r>
-              <w:rPr>
-                <w:rFonts w:ascii="Calibri" w:hAnsi="Calibri"/>
-                <w:sz w:val="20"/>
-              </w:rPr>
-              <w:t xml:space="default">-2,942, -653</w:t>
+              <w:t xml:space="default">-2,032</w:t>
+            </w:r>
+          </w:p>
+        </w:tc>
+        <w:tc>
+          <w:tcPr>
+            <w:tcBorders>
+              <w:top w:val="single" w:space="0" w:color="D3D3D3"/>
+              <w:bottom w:val="single" w:space="0" w:color="D3D3D3"/>
+              <w:start w:val="single" w:space="0" w:color="D3D3D3"/>
+              <w:end w:val="single" w:space="0" w:color="D3D3D3"/>
+            </w:tcBorders>
+          </w:tcPr>
+          <w:p>
+            <w:pPr>
+              <w:spacing w:before="0" w:after="60"/>
+              <w:keepNext/>
+              <w:jc w:val="center"/>
+            </w:pPr>
+            <w:r>
+              <w:rPr>
+                <w:rFonts w:ascii="Calibri" w:hAnsi="Calibri"/>
+                <w:sz w:val="20"/>
+              </w:rPr>
+              <w:t xml:space="default">-3,326, -738</w:t>
             </w:r>
           </w:p>
         </w:tc>
@@ -28635,31 +35559,31 @@
                 <w:rFonts w:ascii="Calibri" w:hAnsi="Calibri"/>
                 <w:sz w:val="20"/>
               </w:rPr>
-              <w:t xml:space="default">3,248</w:t>
-            </w:r>
-          </w:p>
-        </w:tc>
-        <w:tc>
-          <w:tcPr>
-            <w:tcBorders>
-              <w:top w:val="single" w:space="0" w:color="D3D3D3"/>
-              <w:bottom w:val="single" w:space="0" w:color="D3D3D3"/>
-              <w:start w:val="single" w:space="0" w:color="D3D3D3"/>
-              <w:end w:val="single" w:space="0" w:color="D3D3D3"/>
-            </w:tcBorders>
-          </w:tcPr>
-          <w:p>
-            <w:pPr>
-              <w:spacing w:before="0" w:after="60"/>
-              <w:keepNext/>
-              <w:jc w:val="center"/>
-            </w:pPr>
-            <w:r>
-              <w:rPr>
-                <w:rFonts w:ascii="Calibri" w:hAnsi="Calibri"/>
-                <w:sz w:val="20"/>
-              </w:rPr>
-              <w:t xml:space="default">2,846, 3,650</w:t>
+              <w:t xml:space="default">3,673</w:t>
+            </w:r>
+          </w:p>
+        </w:tc>
+        <w:tc>
+          <w:tcPr>
+            <w:tcBorders>
+              <w:top w:val="single" w:space="0" w:color="D3D3D3"/>
+              <w:bottom w:val="single" w:space="0" w:color="D3D3D3"/>
+              <w:start w:val="single" w:space="0" w:color="D3D3D3"/>
+              <w:end w:val="single" w:space="0" w:color="D3D3D3"/>
+            </w:tcBorders>
+          </w:tcPr>
+          <w:p>
+            <w:pPr>
+              <w:spacing w:before="0" w:after="60"/>
+              <w:keepNext/>
+              <w:jc w:val="center"/>
+            </w:pPr>
+            <w:r>
+              <w:rPr>
+                <w:rFonts w:ascii="Calibri" w:hAnsi="Calibri"/>
+                <w:sz w:val="20"/>
+              </w:rPr>
+              <w:t xml:space="default">3,218, 4,127</w:t>
             </w:r>
           </w:p>
         </w:tc>
@@ -28938,31 +35862,31 @@
                 <w:rFonts w:ascii="Calibri" w:hAnsi="Calibri"/>
                 <w:sz w:val="20"/>
               </w:rPr>
-              <w:t xml:space="default">11,074</w:t>
-            </w:r>
-          </w:p>
-        </w:tc>
-        <w:tc>
-          <w:tcPr>
-            <w:tcBorders>
-              <w:top w:val="single" w:space="0" w:color="D3D3D3"/>
-              <w:bottom w:val="single" w:space="0" w:color="D3D3D3"/>
-              <w:start w:val="single" w:space="0" w:color="D3D3D3"/>
-              <w:end w:val="single" w:space="0" w:color="D3D3D3"/>
-            </w:tcBorders>
-          </w:tcPr>
-          <w:p>
-            <w:pPr>
-              <w:spacing w:before="0" w:after="60"/>
-              <w:keepNext/>
-              <w:jc w:val="center"/>
-            </w:pPr>
-            <w:r>
-              <w:rPr>
-                <w:rFonts w:ascii="Calibri" w:hAnsi="Calibri"/>
-                <w:sz w:val="20"/>
-              </w:rPr>
-              <w:t xml:space="default">10,618, 11,530</w:t>
+              <w:t xml:space="default">12,522</w:t>
+            </w:r>
+          </w:p>
+        </w:tc>
+        <w:tc>
+          <w:tcPr>
+            <w:tcBorders>
+              <w:top w:val="single" w:space="0" w:color="D3D3D3"/>
+              <w:bottom w:val="single" w:space="0" w:color="D3D3D3"/>
+              <w:start w:val="single" w:space="0" w:color="D3D3D3"/>
+              <w:end w:val="single" w:space="0" w:color="D3D3D3"/>
+            </w:tcBorders>
+          </w:tcPr>
+          <w:p>
+            <w:pPr>
+              <w:spacing w:before="0" w:after="60"/>
+              <w:keepNext/>
+              <w:jc w:val="center"/>
+            </w:pPr>
+            <w:r>
+              <w:rPr>
+                <w:rFonts w:ascii="Calibri" w:hAnsi="Calibri"/>
+                <w:sz w:val="20"/>
+              </w:rPr>
+              <w:t xml:space="default">12,006, 13,038</w:t>
             </w:r>
           </w:p>
         </w:tc>
@@ -29241,31 +36165,31 @@
                 <w:rFonts w:ascii="Calibri" w:hAnsi="Calibri"/>
                 <w:sz w:val="20"/>
               </w:rPr>
-              <w:t xml:space="default">4,233</w:t>
-            </w:r>
-          </w:p>
-        </w:tc>
-        <w:tc>
-          <w:tcPr>
-            <w:tcBorders>
-              <w:top w:val="single" w:space="0" w:color="D3D3D3"/>
-              <w:bottom w:val="single" w:space="0" w:color="D3D3D3"/>
-              <w:start w:val="single" w:space="0" w:color="D3D3D3"/>
-              <w:end w:val="single" w:space="0" w:color="D3D3D3"/>
-            </w:tcBorders>
-          </w:tcPr>
-          <w:p>
-            <w:pPr>
-              <w:spacing w:before="0" w:after="60"/>
-              <w:keepNext/>
-              <w:jc w:val="center"/>
-            </w:pPr>
-            <w:r>
-              <w:rPr>
-                <w:rFonts w:ascii="Calibri" w:hAnsi="Calibri"/>
-                <w:sz w:val="20"/>
-              </w:rPr>
-              <w:t xml:space="default">3,767, 4,698</w:t>
+              <w:t xml:space="default">4,786</w:t>
+            </w:r>
+          </w:p>
+        </w:tc>
+        <w:tc>
+          <w:tcPr>
+            <w:tcBorders>
+              <w:top w:val="single" w:space="0" w:color="D3D3D3"/>
+              <w:bottom w:val="single" w:space="0" w:color="D3D3D3"/>
+              <w:start w:val="single" w:space="0" w:color="D3D3D3"/>
+              <w:end w:val="single" w:space="0" w:color="D3D3D3"/>
+            </w:tcBorders>
+          </w:tcPr>
+          <w:p>
+            <w:pPr>
+              <w:spacing w:before="0" w:after="60"/>
+              <w:keepNext/>
+              <w:jc w:val="center"/>
+            </w:pPr>
+            <w:r>
+              <w:rPr>
+                <w:rFonts w:ascii="Calibri" w:hAnsi="Calibri"/>
+                <w:sz w:val="20"/>
+              </w:rPr>
+              <w:t xml:space="default">4,259, 5,313</w:t>
             </w:r>
           </w:p>
         </w:tc>
@@ -29544,31 +36468,31 @@
                 <w:rFonts w:ascii="Calibri" w:hAnsi="Calibri"/>
                 <w:sz w:val="20"/>
               </w:rPr>
-              <w:t xml:space="default">3,197</w:t>
-            </w:r>
-          </w:p>
-        </w:tc>
-        <w:tc>
-          <w:tcPr>
-            <w:tcBorders>
-              <w:top w:val="single" w:space="0" w:color="D3D3D3"/>
-              <w:bottom w:val="single" w:space="0" w:color="D3D3D3"/>
-              <w:start w:val="single" w:space="0" w:color="D3D3D3"/>
-              <w:end w:val="single" w:space="0" w:color="D3D3D3"/>
-            </w:tcBorders>
-          </w:tcPr>
-          <w:p>
-            <w:pPr>
-              <w:spacing w:before="0" w:after="60"/>
-              <w:keepNext/>
-              <w:jc w:val="center"/>
-            </w:pPr>
-            <w:r>
-              <w:rPr>
-                <w:rFonts w:ascii="Calibri" w:hAnsi="Calibri"/>
-                <w:sz w:val="20"/>
-              </w:rPr>
-              <w:t xml:space="default">2,678, 3,715</w:t>
+              <w:t xml:space="default">3,615</w:t>
+            </w:r>
+          </w:p>
+        </w:tc>
+        <w:tc>
+          <w:tcPr>
+            <w:tcBorders>
+              <w:top w:val="single" w:space="0" w:color="D3D3D3"/>
+              <w:bottom w:val="single" w:space="0" w:color="D3D3D3"/>
+              <w:start w:val="single" w:space="0" w:color="D3D3D3"/>
+              <w:end w:val="single" w:space="0" w:color="D3D3D3"/>
+            </w:tcBorders>
+          </w:tcPr>
+          <w:p>
+            <w:pPr>
+              <w:spacing w:before="0" w:after="60"/>
+              <w:keepNext/>
+              <w:jc w:val="center"/>
+            </w:pPr>
+            <w:r>
+              <w:rPr>
+                <w:rFonts w:ascii="Calibri" w:hAnsi="Calibri"/>
+                <w:sz w:val="20"/>
+              </w:rPr>
+              <w:t xml:space="default">3,028, 4,201</w:t>
             </w:r>
           </w:p>
         </w:tc>
@@ -29847,31 +36771,31 @@
                 <w:rFonts w:ascii="Calibri" w:hAnsi="Calibri"/>
                 <w:sz w:val="20"/>
               </w:rPr>
-              <w:t xml:space="default">-927</w:t>
-            </w:r>
-          </w:p>
-        </w:tc>
-        <w:tc>
-          <w:tcPr>
-            <w:tcBorders>
-              <w:top w:val="single" w:space="0" w:color="D3D3D3"/>
-              <w:bottom w:val="single" w:space="0" w:color="D3D3D3"/>
-              <w:start w:val="single" w:space="0" w:color="D3D3D3"/>
-              <w:end w:val="single" w:space="0" w:color="D3D3D3"/>
-            </w:tcBorders>
-          </w:tcPr>
-          <w:p>
-            <w:pPr>
-              <w:spacing w:before="0" w:after="60"/>
-              <w:keepNext/>
-              <w:jc w:val="center"/>
-            </w:pPr>
-            <w:r>
-              <w:rPr>
-                <w:rFonts w:ascii="Calibri" w:hAnsi="Calibri"/>
-                <w:sz w:val="20"/>
-              </w:rPr>
-              <w:t xml:space="default">-1,323, -531</w:t>
+              <w:t xml:space="default">-1,048</w:t>
+            </w:r>
+          </w:p>
+        </w:tc>
+        <w:tc>
+          <w:tcPr>
+            <w:tcBorders>
+              <w:top w:val="single" w:space="0" w:color="D3D3D3"/>
+              <w:bottom w:val="single" w:space="0" w:color="D3D3D3"/>
+              <w:start w:val="single" w:space="0" w:color="D3D3D3"/>
+              <w:end w:val="single" w:space="0" w:color="D3D3D3"/>
+            </w:tcBorders>
+          </w:tcPr>
+          <w:p>
+            <w:pPr>
+              <w:spacing w:before="0" w:after="60"/>
+              <w:keepNext/>
+              <w:jc w:val="center"/>
+            </w:pPr>
+            <w:r>
+              <w:rPr>
+                <w:rFonts w:ascii="Calibri" w:hAnsi="Calibri"/>
+                <w:sz w:val="20"/>
+              </w:rPr>
+              <w:t xml:space="default">-1,496, -600</w:t>
             </w:r>
           </w:p>
         </w:tc>
@@ -30150,31 +37074,31 @@
                 <w:rFonts w:ascii="Calibri" w:hAnsi="Calibri"/>
                 <w:sz w:val="20"/>
               </w:rPr>
-              <w:t xml:space="default">8,231</w:t>
-            </w:r>
-          </w:p>
-        </w:tc>
-        <w:tc>
-          <w:tcPr>
-            <w:tcBorders>
-              <w:top w:val="single" w:space="0" w:color="D3D3D3"/>
-              <w:bottom w:val="single" w:space="0" w:color="D3D3D3"/>
-              <w:start w:val="single" w:space="0" w:color="D3D3D3"/>
-              <w:end w:val="single" w:space="0" w:color="D3D3D3"/>
-            </w:tcBorders>
-          </w:tcPr>
-          <w:p>
-            <w:pPr>
-              <w:spacing w:before="0" w:after="60"/>
-              <w:keepNext/>
-              <w:jc w:val="center"/>
-            </w:pPr>
-            <w:r>
-              <w:rPr>
-                <w:rFonts w:ascii="Calibri" w:hAnsi="Calibri"/>
-                <w:sz w:val="20"/>
-              </w:rPr>
-              <w:t xml:space="default">7,812, 8,651</w:t>
+              <w:t xml:space="default">9,308</w:t>
+            </w:r>
+          </w:p>
+        </w:tc>
+        <w:tc>
+          <w:tcPr>
+            <w:tcBorders>
+              <w:top w:val="single" w:space="0" w:color="D3D3D3"/>
+              <w:bottom w:val="single" w:space="0" w:color="D3D3D3"/>
+              <w:start w:val="single" w:space="0" w:color="D3D3D3"/>
+              <w:end w:val="single" w:space="0" w:color="D3D3D3"/>
+            </w:tcBorders>
+          </w:tcPr>
+          <w:p>
+            <w:pPr>
+              <w:spacing w:before="0" w:after="60"/>
+              <w:keepNext/>
+              <w:jc w:val="center"/>
+            </w:pPr>
+            <w:r>
+              <w:rPr>
+                <w:rFonts w:ascii="Calibri" w:hAnsi="Calibri"/>
+                <w:sz w:val="20"/>
+              </w:rPr>
+              <w:t xml:space="default">8,834, 9,782</w:t>
             </w:r>
           </w:p>
         </w:tc>
@@ -30453,31 +37377,31 @@
                 <w:rFonts w:ascii="Calibri" w:hAnsi="Calibri"/>
                 <w:sz w:val="20"/>
               </w:rPr>
-              <w:t xml:space="default">651</w:t>
-            </w:r>
-          </w:p>
-        </w:tc>
-        <w:tc>
-          <w:tcPr>
-            <w:tcBorders>
-              <w:top w:val="single" w:space="0" w:color="D3D3D3"/>
-              <w:bottom w:val="single" w:space="0" w:color="D3D3D3"/>
-              <w:start w:val="single" w:space="0" w:color="D3D3D3"/>
-              <w:end w:val="single" w:space="0" w:color="D3D3D3"/>
-            </w:tcBorders>
-          </w:tcPr>
-          <w:p>
-            <w:pPr>
-              <w:spacing w:before="0" w:after="60"/>
-              <w:keepNext/>
-              <w:jc w:val="center"/>
-            </w:pPr>
-            <w:r>
-              <w:rPr>
-                <w:rFonts w:ascii="Calibri" w:hAnsi="Calibri"/>
-                <w:sz w:val="20"/>
-              </w:rPr>
-              <w:t xml:space="default">-128, 1,431</w:t>
+              <w:t xml:space="default">737</w:t>
+            </w:r>
+          </w:p>
+        </w:tc>
+        <w:tc>
+          <w:tcPr>
+            <w:tcBorders>
+              <w:top w:val="single" w:space="0" w:color="D3D3D3"/>
+              <w:bottom w:val="single" w:space="0" w:color="D3D3D3"/>
+              <w:start w:val="single" w:space="0" w:color="D3D3D3"/>
+              <w:end w:val="single" w:space="0" w:color="D3D3D3"/>
+            </w:tcBorders>
+          </w:tcPr>
+          <w:p>
+            <w:pPr>
+              <w:spacing w:before="0" w:after="60"/>
+              <w:keepNext/>
+              <w:jc w:val="center"/>
+            </w:pPr>
+            <w:r>
+              <w:rPr>
+                <w:rFonts w:ascii="Calibri" w:hAnsi="Calibri"/>
+                <w:sz w:val="20"/>
+              </w:rPr>
+              <w:t xml:space="default">-145, 1,619</w:t>
             </w:r>
           </w:p>
         </w:tc>
@@ -30756,31 +37680,31 @@
                 <w:rFonts w:ascii="Calibri" w:hAnsi="Calibri"/>
                 <w:sz w:val="20"/>
               </w:rPr>
-              <w:t xml:space="default">10,643</w:t>
-            </w:r>
-          </w:p>
-        </w:tc>
-        <w:tc>
-          <w:tcPr>
-            <w:tcBorders>
-              <w:top w:val="single" w:space="0" w:color="D3D3D3"/>
-              <w:bottom w:val="single" w:space="0" w:color="D3D3D3"/>
-              <w:start w:val="single" w:space="0" w:color="D3D3D3"/>
-              <w:end w:val="single" w:space="0" w:color="D3D3D3"/>
-            </w:tcBorders>
-          </w:tcPr>
-          <w:p>
-            <w:pPr>
-              <w:spacing w:before="0" w:after="60"/>
-              <w:keepNext/>
-              <w:jc w:val="center"/>
-            </w:pPr>
-            <w:r>
-              <w:rPr>
-                <w:rFonts w:ascii="Calibri" w:hAnsi="Calibri"/>
-                <w:sz w:val="20"/>
-              </w:rPr>
-              <w:t xml:space="default">9,703, 11,583</w:t>
+              <w:t xml:space="default">12,035</w:t>
+            </w:r>
+          </w:p>
+        </w:tc>
+        <w:tc>
+          <w:tcPr>
+            <w:tcBorders>
+              <w:top w:val="single" w:space="0" w:color="D3D3D3"/>
+              <w:bottom w:val="single" w:space="0" w:color="D3D3D3"/>
+              <w:start w:val="single" w:space="0" w:color="D3D3D3"/>
+              <w:end w:val="single" w:space="0" w:color="D3D3D3"/>
+            </w:tcBorders>
+          </w:tcPr>
+          <w:p>
+            <w:pPr>
+              <w:spacing w:before="0" w:after="60"/>
+              <w:keepNext/>
+              <w:jc w:val="center"/>
+            </w:pPr>
+            <w:r>
+              <w:rPr>
+                <w:rFonts w:ascii="Calibri" w:hAnsi="Calibri"/>
+                <w:sz w:val="20"/>
+              </w:rPr>
+              <w:t xml:space="default">10,972, 13,097</w:t>
             </w:r>
           </w:p>
         </w:tc>
@@ -31059,31 +37983,31 @@
                 <w:rFonts w:ascii="Calibri" w:hAnsi="Calibri"/>
                 <w:sz w:val="20"/>
               </w:rPr>
-              <w:t xml:space="default">-7,548</w:t>
-            </w:r>
-          </w:p>
-        </w:tc>
-        <w:tc>
-          <w:tcPr>
-            <w:tcBorders>
-              <w:top w:val="single" w:space="0" w:color="D3D3D3"/>
-              <w:bottom w:val="single" w:space="0" w:color="D3D3D3"/>
-              <w:start w:val="single" w:space="0" w:color="D3D3D3"/>
-              <w:end w:val="single" w:space="0" w:color="D3D3D3"/>
-            </w:tcBorders>
-          </w:tcPr>
-          <w:p>
-            <w:pPr>
-              <w:spacing w:before="0" w:after="60"/>
-              <w:keepNext/>
-              <w:jc w:val="center"/>
-            </w:pPr>
-            <w:r>
-              <w:rPr>
-                <w:rFonts w:ascii="Calibri" w:hAnsi="Calibri"/>
-                <w:sz w:val="20"/>
-              </w:rPr>
-              <w:t xml:space="default">-7,962, -7,133</w:t>
+              <w:t xml:space="default">-8,535</w:t>
+            </w:r>
+          </w:p>
+        </w:tc>
+        <w:tc>
+          <w:tcPr>
+            <w:tcBorders>
+              <w:top w:val="single" w:space="0" w:color="D3D3D3"/>
+              <w:bottom w:val="single" w:space="0" w:color="D3D3D3"/>
+              <w:start w:val="single" w:space="0" w:color="D3D3D3"/>
+              <w:end w:val="single" w:space="0" w:color="D3D3D3"/>
+            </w:tcBorders>
+          </w:tcPr>
+          <w:p>
+            <w:pPr>
+              <w:spacing w:before="0" w:after="60"/>
+              <w:keepNext/>
+              <w:jc w:val="center"/>
+            </w:pPr>
+            <w:r>
+              <w:rPr>
+                <w:rFonts w:ascii="Calibri" w:hAnsi="Calibri"/>
+                <w:sz w:val="20"/>
+              </w:rPr>
+              <w:t xml:space="default">-9,003, -8,066</w:t>
             </w:r>
           </w:p>
         </w:tc>
@@ -31362,31 +38286,31 @@
                 <w:rFonts w:ascii="Calibri" w:hAnsi="Calibri"/>
                 <w:sz w:val="20"/>
               </w:rPr>
-              <w:t xml:space="default">-9,333</w:t>
-            </w:r>
-          </w:p>
-        </w:tc>
-        <w:tc>
-          <w:tcPr>
-            <w:tcBorders>
-              <w:top w:val="single" w:space="0" w:color="D3D3D3"/>
-              <w:bottom w:val="single" w:space="0" w:color="D3D3D3"/>
-              <w:start w:val="single" w:space="0" w:color="D3D3D3"/>
-              <w:end w:val="single" w:space="0" w:color="D3D3D3"/>
-            </w:tcBorders>
-          </w:tcPr>
-          <w:p>
-            <w:pPr>
-              <w:spacing w:before="0" w:after="60"/>
-              <w:keepNext/>
-              <w:jc w:val="center"/>
-            </w:pPr>
-            <w:r>
-              <w:rPr>
-                <w:rFonts w:ascii="Calibri" w:hAnsi="Calibri"/>
-                <w:sz w:val="20"/>
-              </w:rPr>
-              <w:t xml:space="default">-9,980, -8,686</w:t>
+              <w:t xml:space="default">-10,553</w:t>
+            </w:r>
+          </w:p>
+        </w:tc>
+        <w:tc>
+          <w:tcPr>
+            <w:tcBorders>
+              <w:top w:val="single" w:space="0" w:color="D3D3D3"/>
+              <w:bottom w:val="single" w:space="0" w:color="D3D3D3"/>
+              <w:start w:val="single" w:space="0" w:color="D3D3D3"/>
+              <w:end w:val="single" w:space="0" w:color="D3D3D3"/>
+            </w:tcBorders>
+          </w:tcPr>
+          <w:p>
+            <w:pPr>
+              <w:spacing w:before="0" w:after="60"/>
+              <w:keepNext/>
+              <w:jc w:val="center"/>
+            </w:pPr>
+            <w:r>
+              <w:rPr>
+                <w:rFonts w:ascii="Calibri" w:hAnsi="Calibri"/>
+                <w:sz w:val="20"/>
+              </w:rPr>
+              <w:t xml:space="default">-11,285, -9,822</w:t>
             </w:r>
           </w:p>
         </w:tc>
@@ -31665,31 +38589,31 @@
                 <w:rFonts w:ascii="Calibri" w:hAnsi="Calibri"/>
                 <w:sz w:val="20"/>
               </w:rPr>
-              <w:t xml:space="default">12,622</w:t>
-            </w:r>
-          </w:p>
-        </w:tc>
-        <w:tc>
-          <w:tcPr>
-            <w:tcBorders>
-              <w:top w:val="single" w:space="0" w:color="D3D3D3"/>
-              <w:bottom w:val="single" w:space="0" w:color="D3D3D3"/>
-              <w:start w:val="single" w:space="0" w:color="D3D3D3"/>
-              <w:end w:val="single" w:space="0" w:color="D3D3D3"/>
-            </w:tcBorders>
-          </w:tcPr>
-          <w:p>
-            <w:pPr>
-              <w:spacing w:before="0" w:after="60"/>
-              <w:keepNext/>
-              <w:jc w:val="center"/>
-            </w:pPr>
-            <w:r>
-              <w:rPr>
-                <w:rFonts w:ascii="Calibri" w:hAnsi="Calibri"/>
-                <w:sz w:val="20"/>
-              </w:rPr>
-              <w:t xml:space="default">11,739, 13,505</w:t>
+              <w:t xml:space="default">14,273</w:t>
+            </w:r>
+          </w:p>
+        </w:tc>
+        <w:tc>
+          <w:tcPr>
+            <w:tcBorders>
+              <w:top w:val="single" w:space="0" w:color="D3D3D3"/>
+              <w:bottom w:val="single" w:space="0" w:color="D3D3D3"/>
+              <w:start w:val="single" w:space="0" w:color="D3D3D3"/>
+              <w:end w:val="single" w:space="0" w:color="D3D3D3"/>
+            </w:tcBorders>
+          </w:tcPr>
+          <w:p>
+            <w:pPr>
+              <w:spacing w:before="0" w:after="60"/>
+              <w:keepNext/>
+              <w:jc w:val="center"/>
+            </w:pPr>
+            <w:r>
+              <w:rPr>
+                <w:rFonts w:ascii="Calibri" w:hAnsi="Calibri"/>
+                <w:sz w:val="20"/>
+              </w:rPr>
+              <w:t xml:space="default">13,275, 15,271</w:t>
             </w:r>
           </w:p>
         </w:tc>
